--- a/downloads/student/ai-1-week-02.docx
+++ b/downloads/student/ai-1-week-02.docx
@@ -1849,6 +1849,16 @@
     <w:p>
       <w:r>
         <w:t>The two-colour assumption matters. Extra colours would prevent inferring blue from total and red alone.</w:t>
+      </w:r>
+    </w:p>
+    <w:p>
+      <w:r>
+        <w:t>Read the labelled picture: Use the richer record to find blue pencils in Box B. Explain why total alone was insufficient.</w:t>
+      </w:r>
+    </w:p>
+    <w:p>
+      <w:r>
+        <w:t>Change one thing: Store red count alongside total. Predict the result before checking the explanation. What remains the same?</w:t>
       </w:r>
     </w:p>
     <w:p>
@@ -3595,6 +3605,187 @@
     <w:p>
       <w:r>
         <w:t>Attempt the independent case before hints. Record whether you worked alone, used a hint or followed a model. After feedback, fix the first unsupported step and explain why it changed. A later check uses a changed case, not a copied answer.</w:t>
+      </w:r>
+    </w:p>
+    <w:p>
+      <w:pPr>
+        <w:pStyle w:val="Heading1"/>
+      </w:pPr>
+      <w:r>
+        <w:t>15. Your lesson route</w:t>
+      </w:r>
+    </w:p>
+    <w:p>
+      <w:r>
+        <w:t>Start with this question: A fictional classroom cupboard records coloured pencils, then reports just a total.</w:t>
+      </w:r>
+    </w:p>
+    <w:tbl>
+      <w:tblPr>
+        <w:tblStyle w:val="LightShading-Accent1"/>
+        <w:tblW w:type="auto" w:w="0"/>
+        <w:tblLook w:firstColumn="1" w:firstRow="1" w:lastColumn="0" w:lastRow="0" w:noHBand="0" w:noVBand="1" w:val="04A0"/>
+      </w:tblPr>
+      <w:tblGrid>
+        <w:gridCol w:w="5112"/>
+        <w:gridCol w:w="5112"/>
+      </w:tblGrid>
+      <w:tr>
+        <w:trPr>
+          <w:tblHeader/>
+        </w:trPr>
+        <w:tc>
+          <w:tcPr>
+            <w:tcW w:type="dxa" w:w="5112"/>
+          </w:tcPr>
+          <w:p>
+            <w:r>
+              <w:t>By the end, I can</w:t>
+            </w:r>
+          </w:p>
+        </w:tc>
+        <w:tc>
+          <w:tcPr>
+            <w:tcW w:type="dxa" w:w="5112"/>
+          </w:tcPr>
+          <w:p>
+            <w:r>
+              <w:t>How I will show it</w:t>
+            </w:r>
+          </w:p>
+        </w:tc>
+      </w:tr>
+      <w:tr>
+        <w:tc>
+          <w:tcPr>
+            <w:tcW w:type="dxa" w:w="5112"/>
+          </w:tcPr>
+          <w:p>
+            <w:r>
+              <w:t>Trace information through a system without confusing information with a physical action</w:t>
+            </w:r>
+          </w:p>
+        </w:tc>
+        <w:tc>
+          <w:tcPr>
+            <w:tcW w:type="dxa" w:w="5112"/>
+          </w:tcPr>
+          <w:p>
+            <w:r>
+              <w:t>Explain the deciding step, show a trace or test, and state one limit.</w:t>
+            </w:r>
+          </w:p>
+        </w:tc>
+      </w:tr>
+      <w:tr>
+        <w:tc>
+          <w:tcPr>
+            <w:tcW w:type="dxa" w:w="5112"/>
+          </w:tcPr>
+          <w:p>
+            <w:r>
+              <w:t>Explain which details a representation preserves or discards</w:t>
+            </w:r>
+          </w:p>
+        </w:tc>
+        <w:tc>
+          <w:tcPr>
+            <w:tcW w:type="dxa" w:w="5112"/>
+          </w:tcPr>
+          <w:p>
+            <w:r>
+              <w:t>Explain the deciding step, show a trace or test, and state one limit.</w:t>
+            </w:r>
+          </w:p>
+        </w:tc>
+      </w:tr>
+      <w:tr>
+        <w:tc>
+          <w:tcPr>
+            <w:tcW w:type="dxa" w:w="5112"/>
+          </w:tcPr>
+          <w:p>
+            <w:r>
+              <w:t>Locate the earliest stage at which an incorrect result could have arisen</w:t>
+            </w:r>
+          </w:p>
+        </w:tc>
+        <w:tc>
+          <w:tcPr>
+            <w:tcW w:type="dxa" w:w="5112"/>
+          </w:tcPr>
+          <w:p>
+            <w:r>
+              <w:t>Explain the deciding step, show a trace or test, and state one limit.</w:t>
+            </w:r>
+          </w:p>
+        </w:tc>
+      </w:tr>
+    </w:tbl>
+    <w:p>
+      <w:r>
+        <w:t>Remember → watch and explain → try with help → investigate → try independently → keep project evidence. Your teacher may spread this lesson across several classes.</w:t>
+      </w:r>
+    </w:p>
+    <w:p>
+      <w:r>
+        <w:t>Keep your first prediction. Compare it with what the evidence shows and explain any change.</w:t>
+      </w:r>
+    </w:p>
+    <w:p>
+      <w:pPr>
+        <w:pStyle w:val="Heading1"/>
+      </w:pPr>
+      <w:r>
+        <w:t>16. Finish and return</w:t>
+      </w:r>
+    </w:p>
+    <w:p>
+      <w:r>
+        <w:t>Close your notes. Explain this goal in your own words: Trace information through a system without confusing information with a physical action</w:t>
+      </w:r>
+    </w:p>
+    <w:p>
+      <w:pPr>
+        <w:pStyle w:val="Heading3"/>
+      </w:pPr>
+      <w:r>
+        <w:t>My deciding step, evidence and one remaining question</w:t>
+      </w:r>
+    </w:p>
+    <w:p>
+      <w:r>
+        <w:t>________________________________________________________________</w:t>
+      </w:r>
+    </w:p>
+    <w:p>
+      <w:r>
+        <w:t>________________________________________________________________</w:t>
+      </w:r>
+    </w:p>
+    <w:p>
+      <w:r>
+        <w:t>________________________________________________________________</w:t>
+      </w:r>
+    </w:p>
+    <w:p>
+      <w:r>
+        <w:t>________________________________________________________________</w:t>
+      </w:r>
+    </w:p>
+    <w:p>
+      <w:r>
+        <w:t>________________________________________________________________</w:t>
+      </w:r>
+    </w:p>
+    <w:p>
+      <w:r>
+        <w:t>If you are unsure, return to the worked picture and explain one arrow. If you are ready, change an input or assumption and justify your prediction.</w:t>
+      </w:r>
+    </w:p>
+    <w:p>
+      <w:r>
+        <w:t>Save your workbook evidence. At the next review, try a different case before opening your old answer.</w:t>
       </w:r>
     </w:p>
     <w:sectPr>

--- a/downloads/student/ai-1-week-02.docx
+++ b/downloads/student/ai-1-week-02.docx
@@ -3786,6 +3786,197 @@
     <w:p>
       <w:r>
         <w:t>Save your workbook evidence. At the next review, try a different case before opening your old answer.</w:t>
+      </w:r>
+    </w:p>
+    <w:p>
+      <w:pPr>
+        <w:pStyle w:val="Heading1"/>
+      </w:pPr>
+      <w:r>
+        <w:t>17. Supported practice, repair and portfolio</w:t>
+      </w:r>
+    </w:p>
+    <w:p>
+      <w:r>
+        <w:t>Use this supported practice once, in the browser or on paper. Keep the reserved independent assessment for a separate first attempt before teacher feedback.</w:t>
+      </w:r>
+    </w:p>
+    <w:p>
+      <w:r>
+        <w:t>A fictional classroom cupboard records coloured pencils, then reports just a total.</w:t>
+      </w:r>
+    </w:p>
+    <w:p>
+      <w:pPr>
+        <w:pStyle w:val="Heading3"/>
+      </w:pPr>
+      <w:r>
+        <w:t>Practice 1: explain the deciding evidence</w:t>
+      </w:r>
+    </w:p>
+    <w:p>
+      <w:r>
+        <w:t>Which labelled step matches this detail? The saved totals cannot tell which box has more red pencils.</w:t>
+      </w:r>
+    </w:p>
+    <w:p>
+      <w:r>
+        <w:t>1. Add counts</w:t>
+      </w:r>
+    </w:p>
+    <w:p>
+      <w:r>
+        <w:t>2. Read colours</w:t>
+      </w:r>
+    </w:p>
+    <w:p>
+      <w:r>
+        <w:t>3. Ask a new question</w:t>
+      </w:r>
+    </w:p>
+    <w:p>
+      <w:r>
+        <w:t>4. Store total</w:t>
+      </w:r>
+    </w:p>
+    <w:p>
+      <w:pPr>
+        <w:pStyle w:val="Heading3"/>
+      </w:pPr>
+      <w:r>
+        <w:t>My selected conclusion, deciding fact and explanation</w:t>
+      </w:r>
+    </w:p>
+    <w:p>
+      <w:r>
+        <w:t>________________________________________________________________</w:t>
+      </w:r>
+    </w:p>
+    <w:p>
+      <w:r>
+        <w:t>________________________________________________________________</w:t>
+      </w:r>
+    </w:p>
+    <w:p>
+      <w:r>
+        <w:t>________________________________________________________________</w:t>
+      </w:r>
+    </w:p>
+    <w:p>
+      <w:r>
+        <w:t>________________________________________________________________</w:t>
+      </w:r>
+    </w:p>
+    <w:p>
+      <w:r>
+        <w:t>________________________________________________________________</w:t>
+      </w:r>
+    </w:p>
+    <w:p>
+      <w:r>
+        <w:t>Hint if needed: Read the steps in the pictorial case. Match the supplied detail to the stage that performs or records it.</w:t>
+      </w:r>
+    </w:p>
+    <w:p>
+      <w:r>
+        <w:t>After your attempt, compare with the supported explanation: Ask a new question The saved totals cannot tell which box has more red pencils. Adding preserves the number of pencils but discards how that number was divided between colours. Both distinct inputs lead to the same stored output. Working backwards from 6 therefore has several possible answers; it is not an instruction to divide equally.</w:t>
+      </w:r>
+    </w:p>
+    <w:p>
+      <w:pPr>
+        <w:pStyle w:val="Heading3"/>
+      </w:pPr>
+      <w:r>
+        <w:t>Practice 2: explain the deciding evidence</w:t>
+      </w:r>
+    </w:p>
+    <w:p>
+      <w:r>
+        <w:t>Changed-case practice: Store red count alongside total. Which conclusion is supported by the supplied facts?</w:t>
+      </w:r>
+    </w:p>
+    <w:p>
+      <w:r>
+        <w:t>1. The records become (6,2) and (6,5).</w:t>
+      </w:r>
+    </w:p>
+    <w:p>
+      <w:r>
+        <w:t>2. This one example guarantees correct results for every future input.</w:t>
+      </w:r>
+    </w:p>
+    <w:p>
+      <w:r>
+        <w:t>3. We can decide the result without examining the changed input or the procedure.</w:t>
+      </w:r>
+    </w:p>
+    <w:p>
+      <w:pPr>
+        <w:pStyle w:val="Heading3"/>
+      </w:pPr>
+      <w:r>
+        <w:t>My selected conclusion, deciding fact and explanation</w:t>
+      </w:r>
+    </w:p>
+    <w:p>
+      <w:r>
+        <w:t>________________________________________________________________</w:t>
+      </w:r>
+    </w:p>
+    <w:p>
+      <w:r>
+        <w:t>________________________________________________________________</w:t>
+      </w:r>
+    </w:p>
+    <w:p>
+      <w:r>
+        <w:t>________________________________________________________________</w:t>
+      </w:r>
+    </w:p>
+    <w:p>
+      <w:r>
+        <w:t>________________________________________________________________</w:t>
+      </w:r>
+    </w:p>
+    <w:p>
+      <w:r>
+        <w:t>________________________________________________________________</w:t>
+      </w:r>
+    </w:p>
+    <w:p>
+      <w:r>
+        <w:t>Hint if needed: Use the changed condition and the deciding step in the pictorial trace. The answer must say what follows from those facts.</w:t>
+      </w:r>
+    </w:p>
+    <w:p>
+      <w:r>
+        <w:t>After your attempt, compare with the supported explanation: The records become (6,2) and (6,5). Blue count can now be recovered by total minus red, assuming these are the only colours.</w:t>
+      </w:r>
+    </w:p>
+    <w:p>
+      <w:pPr>
+        <w:pStyle w:val="Heading3"/>
+      </w:pPr>
+      <w:r>
+        <w:t>Repair a missing building block</w:t>
+      </w:r>
+    </w:p>
+    <w:p>
+      <w:r>
+        <w:t>Review AI or Not? (ai-1/1). Goal: Distinguish an observed result from an explanation of how it was produced. Short practice: Point to the learned stage. Does the changed display prove the weather forecast changed?. Return to this week and explain what you changed.</w:t>
+      </w:r>
+    </w:p>
+    <w:p>
+      <w:pPr>
+        <w:pStyle w:val="Heading3"/>
+      </w:pPr>
+      <w:r>
+        <w:t>Keep your completed work</w:t>
+      </w:r>
+    </w:p>
+    <w:p>
+      <w:r>
+        <w:t>Use Download completed work in the hosted lesson to export your answers, reflections, practice feedback and code-run evidence. Open the HTML copy to read or print it. Drafts stay in this browser when storage is available; clear drafts on a shared device.</w:t>
       </w:r>
     </w:p>
     <w:sectPr>

--- a/downloads/student/ai-1-week-02.docx
+++ b/downloads/student/ai-1-week-02.docx
@@ -42,6 +42,11 @@
       </w:r>
     </w:p>
     <w:p>
+      <w:r>
+        <w:t>Start with the target: Trace information through a system without confusing information with a physical action. Try the recall before opening notes.</w:t>
+      </w:r>
+    </w:p>
+    <w:p>
       <w:pPr>
         <w:pStyle w:val="Heading3"/>
       </w:pPr>
@@ -50,17 +55,59 @@
       </w:r>
     </w:p>
     <w:p>
-      <w:r>
-        <w:t>I can trace information through a system without confusing information with a physical action.</w:t>
-      </w:r>
-    </w:p>
-    <w:p>
-      <w:r>
-        <w:t>I can explain which details a representation preserves or discards.</w:t>
-      </w:r>
-    </w:p>
-    <w:p>
-      <w:r>
+      <w:pPr>
+        <w:spacing w:line="336" w:lineRule="auto" w:after="180"/>
+      </w:pPr>
+      <w:r>
+        <w:rPr>
+          <w:b w:val="0"/>
+        </w:rPr>
+        <w:t xml:space="preserve">I can </w:t>
+      </w:r>
+      <w:r>
+        <w:rPr>
+          <w:b/>
+        </w:rPr>
+        <w:t>trace</w:t>
+      </w:r>
+      <w:r>
+        <w:rPr>
+          <w:b w:val="0"/>
+        </w:rPr>
+        <w:t xml:space="preserve"> information through a system without confusing information with a physical action.</w:t>
+      </w:r>
+    </w:p>
+    <w:p>
+      <w:pPr>
+        <w:spacing w:line="336" w:lineRule="auto" w:after="180"/>
+      </w:pPr>
+      <w:r>
+        <w:rPr>
+          <w:b w:val="0"/>
+        </w:rPr>
+        <w:t xml:space="preserve">I can explain which details a </w:t>
+      </w:r>
+      <w:r>
+        <w:rPr>
+          <w:b/>
+        </w:rPr>
+        <w:t>representation</w:t>
+      </w:r>
+      <w:r>
+        <w:rPr>
+          <w:b w:val="0"/>
+        </w:rPr>
+        <w:t xml:space="preserve"> preserves or discards.</w:t>
+      </w:r>
+    </w:p>
+    <w:p>
+      <w:pPr>
+        <w:spacing w:line="336" w:lineRule="auto" w:after="180"/>
+      </w:pPr>
+      <w:r>
+        <w:rPr>
+          <w:b w:val="0"/>
+        </w:rPr>
         <w:t>I can locate the earliest stage at which an incorrect result could have arisen.</w:t>
       </w:r>
     </w:p>
@@ -73,22 +120,58 @@
       </w:r>
     </w:p>
     <w:p>
-      <w:r>
+      <w:pPr>
+        <w:spacing w:line="336" w:lineRule="auto" w:after="180"/>
+      </w:pPr>
+      <w:r>
+        <w:rPr>
+          <w:b w:val="0"/>
+        </w:rPr>
         <w:t>Close your notes first. A rough first answer helps us choose the right starting point; it is not a score for your ability.</w:t>
       </w:r>
     </w:p>
     <w:p>
-      <w:r>
+      <w:pPr>
+        <w:spacing w:line="336" w:lineRule="auto" w:after="180"/>
+      </w:pPr>
+      <w:r>
+        <w:rPr>
+          <w:b w:val="0"/>
+        </w:rPr>
         <w:t>Without opening the old lesson, explain one key idea from AI or Not?. Give an example and a mistake that the idea helps you avoid.</w:t>
       </w:r>
     </w:p>
     <w:p>
-      <w:r>
-        <w:t>After trying, check the relevant lesson or ask your teacher. Change the part of your explanation that the evidence shows was wrong.</w:t>
-      </w:r>
-    </w:p>
-    <w:p>
-      <w:r>
+      <w:pPr>
+        <w:spacing w:line="336" w:lineRule="auto" w:after="180"/>
+      </w:pPr>
+      <w:r>
+        <w:rPr>
+          <w:b w:val="0"/>
+        </w:rPr>
+        <w:t xml:space="preserve">After trying, check the relevant lesson or ask your teacher. Change the part of your explanation that the </w:t>
+      </w:r>
+      <w:r>
+        <w:rPr>
+          <w:b/>
+        </w:rPr>
+        <w:t>evidence</w:t>
+      </w:r>
+      <w:r>
+        <w:rPr>
+          <w:b w:val="0"/>
+        </w:rPr>
+        <w:t xml:space="preserve"> shows was wrong.</w:t>
+      </w:r>
+    </w:p>
+    <w:p>
+      <w:pPr>
+        <w:spacing w:line="336" w:lineRule="auto" w:after="180"/>
+      </w:pPr>
+      <w:r>
+        <w:rPr>
+          <w:b w:val="0"/>
+        </w:rPr>
         <w:t>A system transforms information; it does not simply 'know.'</w:t>
       </w:r>
     </w:p>
@@ -129,12 +212,45 @@
       </w:r>
     </w:p>
     <w:p>
-      <w:r>
-        <w:t>LEARNING TARGET  A library kiosk receives 'mystery', filters a catalogue by genre and displays three titles. No speaker is attached. Draw its information path. A visitor says it read three books aloud. Which stage contradicts that claim?</w:t>
-      </w:r>
-    </w:p>
-    <w:p>
-      <w:r>
+      <w:pPr>
+        <w:pStyle w:val="Heading3"/>
+      </w:pPr>
+      <w:r>
+        <w:t>Your target</w:t>
+      </w:r>
+    </w:p>
+    <w:p>
+      <w:pPr>
+        <w:spacing w:line="336" w:lineRule="auto" w:after="180"/>
+        <w:shd w:fill="EDF7F3"/>
+      </w:pPr>
+      <w:r>
+        <w:rPr>
+          <w:b w:val="0"/>
+        </w:rPr>
+        <w:t>LEARNING TARGET  A library kiosk receives 'mystery', filters a catalogue by genre and displays three titles. No speaker is attached. Draw its information path. A visitor says it read three books aloud.</w:t>
+      </w:r>
+    </w:p>
+    <w:p>
+      <w:pPr>
+        <w:spacing w:line="336" w:lineRule="auto" w:after="180"/>
+        <w:shd w:fill="EDF7F3"/>
+      </w:pPr>
+      <w:r>
+        <w:rPr>
+          <w:b w:val="0"/>
+        </w:rPr>
+        <w:t>Which stage contradicts that claim?</w:t>
+      </w:r>
+    </w:p>
+    <w:p>
+      <w:pPr>
+        <w:spacing w:line="336" w:lineRule="auto" w:after="180"/>
+      </w:pPr>
+      <w:r>
+        <w:rPr>
+          <w:b w:val="0"/>
+        </w:rPr>
         <w:t>Learner name:</w:t>
       </w:r>
     </w:p>
@@ -147,8 +263,27 @@
       </w:r>
     </w:p>
     <w:p>
-      <w:r>
-        <w:t>In last week's bus case, the forecast number and the display colour came from different decisions. Which decision produced each output?</w:t>
+      <w:pPr>
+        <w:spacing w:line="336" w:lineRule="auto" w:after="180"/>
+        <w:shd w:fill="F5F1FB"/>
+      </w:pPr>
+      <w:r>
+        <w:rPr>
+          <w:b w:val="0"/>
+        </w:rPr>
+        <w:t xml:space="preserve">In last week's bus case, the forecast number and the display colour came from different decisions. Which decision produced each </w:t>
+      </w:r>
+      <w:r>
+        <w:rPr>
+          <w:b/>
+        </w:rPr>
+        <w:t>output</w:t>
+      </w:r>
+      <w:r>
+        <w:rPr>
+          <w:b w:val="0"/>
+        </w:rPr>
+        <w:t>?</w:t>
       </w:r>
     </w:p>
     <w:p>
@@ -160,8 +295,26 @@
       </w:r>
     </w:p>
     <w:p>
-      <w:r>
-        <w:t>By the end, I can trace an information path and name what a summary loses.</w:t>
+      <w:pPr>
+        <w:spacing w:line="336" w:lineRule="auto" w:after="180"/>
+      </w:pPr>
+      <w:r>
+        <w:rPr>
+          <w:b w:val="0"/>
+        </w:rPr>
+        <w:t xml:space="preserve">By the end, I can </w:t>
+      </w:r>
+      <w:r>
+        <w:rPr>
+          <w:b/>
+        </w:rPr>
+        <w:t>trace</w:t>
+      </w:r>
+      <w:r>
+        <w:rPr>
+          <w:b w:val="0"/>
+        </w:rPr>
+        <w:t xml:space="preserve"> an information path and name what a summary loses.</w:t>
       </w:r>
     </w:p>
     <w:p>
@@ -174,6 +327,17 @@
     </w:p>
     <w:p>
       <w:r>
+        <w:t>Investigate the supplied Input, Process, Output case. Separate observations, given facts and assumptions before choosing an explanation.</w:t>
+      </w:r>
+    </w:p>
+    <w:p>
+      <w:pPr>
+        <w:spacing w:line="336" w:lineRule="auto" w:after="180"/>
+      </w:pPr>
+      <w:r>
+        <w:rPr>
+          <w:b/>
+        </w:rPr>
         <w:t>PICTURE STORY</w:t>
       </w:r>
     </w:p>
@@ -186,8 +350,26 @@
       </w:r>
     </w:p>
     <w:p>
-      <w:r>
-        <w:t>Pictures give clues; evidence tells us what the clues mean.</w:t>
+      <w:pPr>
+        <w:spacing w:line="336" w:lineRule="auto" w:after="180"/>
+      </w:pPr>
+      <w:r>
+        <w:rPr>
+          <w:b w:val="0"/>
+        </w:rPr>
+        <w:t xml:space="preserve">Pictures give clues; </w:t>
+      </w:r>
+      <w:r>
+        <w:rPr>
+          <w:b/>
+        </w:rPr>
+        <w:t>evidence</w:t>
+      </w:r>
+      <w:r>
+        <w:rPr>
+          <w:b w:val="0"/>
+        </w:rPr>
+        <w:t xml:space="preserve"> tells us what the clues mean.</w:t>
       </w:r>
     </w:p>
     <w:p>
@@ -227,46 +409,146 @@
       </w:r>
     </w:p>
     <w:p>
-      <w:r>
-        <w:t>MYSTERY  A music helper receives listening choices, compares them with a ranking process, and suggests a song. The suggestion appears only after information has moved through the system.</w:t>
-      </w:r>
-    </w:p>
-    <w:p>
       <w:pPr>
         <w:pStyle w:val="Heading3"/>
       </w:pPr>
       <w:r>
+        <w:t>Start with this puzzle</w:t>
+      </w:r>
+    </w:p>
+    <w:p>
+      <w:pPr>
+        <w:spacing w:line="336" w:lineRule="auto" w:after="180"/>
+        <w:shd w:fill="F1F6FC"/>
+      </w:pPr>
+      <w:r>
+        <w:rPr>
+          <w:b w:val="0"/>
+        </w:rPr>
+        <w:t xml:space="preserve">MYSTERY  A music helper receives listening choices, compares them with a ranking </w:t>
+      </w:r>
+      <w:r>
+        <w:rPr>
+          <w:b/>
+        </w:rPr>
+        <w:t>process</w:t>
+      </w:r>
+      <w:r>
+        <w:rPr>
+          <w:b w:val="0"/>
+        </w:rPr>
+        <w:t>, and suggests a song. The suggestion appears only after information has moved through the system.</w:t>
+      </w:r>
+    </w:p>
+    <w:p>
+      <w:pPr>
+        <w:pStyle w:val="Heading3"/>
+      </w:pPr>
+      <w:r>
         <w:t>What do you notice?</w:t>
       </w:r>
     </w:p>
     <w:p>
-      <w:r>
+      <w:pPr>
+        <w:spacing w:line="336" w:lineRule="auto" w:after="180"/>
+      </w:pPr>
+      <w:r>
+        <w:rPr>
+          <w:b w:val="0"/>
+        </w:rPr>
         <w:t>Name three visible details without explaining them yet.</w:t>
       </w:r>
     </w:p>
     <w:p>
-      <w:r>
+      <w:pPr>
+        <w:spacing w:line="336" w:lineRule="auto" w:after="180"/>
+      </w:pPr>
+      <w:r>
+        <w:rPr>
+          <w:b w:val="0"/>
+        </w:rPr>
         <w:t>Circle the detail most connected to the system's decision.</w:t>
       </w:r>
     </w:p>
     <w:p>
-      <w:r>
+      <w:pPr>
+        <w:spacing w:line="336" w:lineRule="auto" w:after="180"/>
+      </w:pPr>
+      <w:r>
+        <w:rPr>
+          <w:b w:val="0"/>
+        </w:rPr>
         <w:t>Name one detail that may be decoration or distraction.</w:t>
       </w:r>
     </w:p>
     <w:p>
-      <w:r>
-        <w:t>Make a first prediction and state the clue that supports it.</w:t>
-      </w:r>
-    </w:p>
-    <w:p>
-      <w:r>
-        <w:t>My observations, prediction, and evidence:</w:t>
-      </w:r>
-    </w:p>
-    <w:p>
-      <w:r>
-        <w:t>GOOD THINKING  A prediction can change when stronger evidence appears.</w:t>
+      <w:pPr>
+        <w:spacing w:line="336" w:lineRule="auto" w:after="180"/>
+      </w:pPr>
+      <w:r>
+        <w:rPr>
+          <w:b w:val="0"/>
+        </w:rPr>
+        <w:t xml:space="preserve">Make a first </w:t>
+      </w:r>
+      <w:r>
+        <w:rPr>
+          <w:b/>
+        </w:rPr>
+        <w:t>prediction</w:t>
+      </w:r>
+      <w:r>
+        <w:rPr>
+          <w:b w:val="0"/>
+        </w:rPr>
+        <w:t xml:space="preserve"> and state the clue that supports it.</w:t>
+      </w:r>
+    </w:p>
+    <w:p>
+      <w:pPr>
+        <w:spacing w:line="336" w:lineRule="auto" w:after="180"/>
+      </w:pPr>
+      <w:r>
+        <w:rPr>
+          <w:b w:val="0"/>
+        </w:rPr>
+        <w:t xml:space="preserve">My </w:t>
+      </w:r>
+      <w:r>
+        <w:rPr>
+          <w:b/>
+        </w:rPr>
+        <w:t>observation</w:t>
+      </w:r>
+      <w:r>
+        <w:rPr>
+          <w:b w:val="0"/>
+        </w:rPr>
+        <w:t xml:space="preserve">s, </w:t>
+      </w:r>
+      <w:r>
+        <w:rPr>
+          <w:b/>
+        </w:rPr>
+        <w:t>prediction</w:t>
+      </w:r>
+      <w:r>
+        <w:rPr>
+          <w:b w:val="0"/>
+        </w:rPr>
+        <w:t xml:space="preserve">, and </w:t>
+      </w:r>
+      <w:r>
+        <w:rPr>
+          <w:b/>
+        </w:rPr>
+        <w:t>evidence</w:t>
+      </w:r>
+      <w:r>
+        <w:rPr>
+          <w:b w:val="0"/>
+        </w:rPr>
+        <w:t>:</w:t>
       </w:r>
     </w:p>
     <w:p>
@@ -274,22 +556,225 @@
         <w:pStyle w:val="Heading3"/>
       </w:pPr>
       <w:r>
+        <w:t>Thinking habit</w:t>
+      </w:r>
+    </w:p>
+    <w:p>
+      <w:pPr>
+        <w:spacing w:line="336" w:lineRule="auto" w:after="180"/>
+        <w:shd w:fill="EDF7F3"/>
+      </w:pPr>
+      <w:r>
+        <w:rPr>
+          <w:b w:val="0"/>
+        </w:rPr>
+        <w:t xml:space="preserve">GOOD THINKING  A </w:t>
+      </w:r>
+      <w:r>
+        <w:rPr>
+          <w:b/>
+        </w:rPr>
+        <w:t>prediction</w:t>
+      </w:r>
+      <w:r>
+        <w:rPr>
+          <w:b w:val="0"/>
+        </w:rPr>
+        <w:t xml:space="preserve"> can change when stronger </w:t>
+      </w:r>
+      <w:r>
+        <w:rPr>
+          <w:b/>
+        </w:rPr>
+        <w:t>evidence</w:t>
+      </w:r>
+      <w:r>
+        <w:rPr>
+          <w:b w:val="0"/>
+        </w:rPr>
+        <w:t xml:space="preserve"> appears.</w:t>
+      </w:r>
+    </w:p>
+    <w:p>
+      <w:pPr>
+        <w:pStyle w:val="Heading3"/>
+      </w:pPr>
+      <w:r>
         <w:t>A closer explanation</w:t>
       </w:r>
     </w:p>
     <w:p>
-      <w:r>
-        <w:t>A library kiosk asks Sam for a genre. Sam selects mystery. The kiosk compares that preference with catalogue tags and displays three book titles. Sam says the kiosk has read three books aloud. That conclusion adds an action that the description never supplied: displaying a title is different from producing spoken audio.</w:t>
-      </w:r>
-    </w:p>
-    <w:p>
-      <w:r>
-        <w:t>An information path names what enters each stage, what happens there and what leaves it. Treat input and output as roles relative to a stage. A list of titles is the output of the search, but it could become the input to a separate text-to-speech stage. A component can therefore receive the output of another component without doing the same job.</w:t>
-      </w:r>
-    </w:p>
-    <w:p>
-      <w:r>
-        <w:t>The kiosk's genre-matching operation can be implemented with a written rule. Nothing in this description establishes that a model was trained. This connects to Week 1: tracing information tells us what a process needs to do, while mechanism evidence tells us how it does it.</w:t>
+      <w:pPr>
+        <w:spacing w:line="336" w:lineRule="auto" w:after="180"/>
+      </w:pPr>
+      <w:r>
+        <w:rPr>
+          <w:b w:val="0"/>
+        </w:rPr>
+        <w:t>A library kiosk asks Sam for a genre. Sam selects mystery. The kiosk compares that preference with catalogue tags and displays three book titles. Sam says the kiosk has read three books aloud.</w:t>
+      </w:r>
+    </w:p>
+    <w:p>
+      <w:pPr>
+        <w:spacing w:line="336" w:lineRule="auto" w:after="180"/>
+      </w:pPr>
+      <w:r>
+        <w:rPr>
+          <w:b w:val="0"/>
+        </w:rPr>
+        <w:t>That conclusion adds an action that the description never supplied: displaying a title is different from producing spoken audio.</w:t>
+      </w:r>
+    </w:p>
+    <w:p>
+      <w:pPr>
+        <w:spacing w:line="336" w:lineRule="auto" w:after="180"/>
+      </w:pPr>
+      <w:r>
+        <w:rPr>
+          <w:b w:val="0"/>
+        </w:rPr>
+        <w:t xml:space="preserve">An information path names what enters each stage, what happens there and what leaves it. Treat </w:t>
+      </w:r>
+      <w:r>
+        <w:rPr>
+          <w:b/>
+        </w:rPr>
+        <w:t>input</w:t>
+      </w:r>
+      <w:r>
+        <w:rPr>
+          <w:b w:val="0"/>
+        </w:rPr>
+        <w:t xml:space="preserve"> and </w:t>
+      </w:r>
+      <w:r>
+        <w:rPr>
+          <w:b/>
+        </w:rPr>
+        <w:t>output</w:t>
+      </w:r>
+      <w:r>
+        <w:rPr>
+          <w:b w:val="0"/>
+        </w:rPr>
+        <w:t xml:space="preserve"> as roles relative to a stage.</w:t>
+      </w:r>
+    </w:p>
+    <w:p>
+      <w:pPr>
+        <w:spacing w:line="336" w:lineRule="auto" w:after="180"/>
+      </w:pPr>
+      <w:r>
+        <w:rPr>
+          <w:b w:val="0"/>
+        </w:rPr>
+        <w:t xml:space="preserve">A list of titles is the </w:t>
+      </w:r>
+      <w:r>
+        <w:rPr>
+          <w:b/>
+        </w:rPr>
+        <w:t>output</w:t>
+      </w:r>
+      <w:r>
+        <w:rPr>
+          <w:b w:val="0"/>
+        </w:rPr>
+        <w:t xml:space="preserve"> of the search, but it could become the </w:t>
+      </w:r>
+      <w:r>
+        <w:rPr>
+          <w:b/>
+        </w:rPr>
+        <w:t>input</w:t>
+      </w:r>
+      <w:r>
+        <w:rPr>
+          <w:b w:val="0"/>
+        </w:rPr>
+        <w:t xml:space="preserve"> to a separate text-to-speech stage. A component can therefore receive the </w:t>
+      </w:r>
+      <w:r>
+        <w:rPr>
+          <w:b/>
+        </w:rPr>
+        <w:t>output</w:t>
+      </w:r>
+      <w:r>
+        <w:rPr>
+          <w:b w:val="0"/>
+        </w:rPr>
+        <w:t xml:space="preserve"> of another component without doing the same job.</w:t>
+      </w:r>
+    </w:p>
+    <w:p>
+      <w:pPr>
+        <w:spacing w:line="336" w:lineRule="auto" w:after="180"/>
+      </w:pPr>
+      <w:r>
+        <w:rPr>
+          <w:b w:val="0"/>
+        </w:rPr>
+        <w:t xml:space="preserve">The kiosk's genre-matching operation can be implemented with a </w:t>
+      </w:r>
+      <w:r>
+        <w:rPr>
+          <w:b/>
+        </w:rPr>
+        <w:t>written rule</w:t>
+      </w:r>
+      <w:r>
+        <w:rPr>
+          <w:b w:val="0"/>
+        </w:rPr>
+        <w:t>. Nothing in this description establishes that a model was trained.</w:t>
+      </w:r>
+    </w:p>
+    <w:p>
+      <w:pPr>
+        <w:spacing w:line="336" w:lineRule="auto" w:after="180"/>
+      </w:pPr>
+      <w:r>
+        <w:rPr>
+          <w:b w:val="0"/>
+        </w:rPr>
+        <w:t xml:space="preserve">This connects to Week 1: tracing information tells us what a </w:t>
+      </w:r>
+      <w:r>
+        <w:rPr>
+          <w:b/>
+        </w:rPr>
+        <w:t>process</w:t>
+      </w:r>
+      <w:r>
+        <w:rPr>
+          <w:b w:val="0"/>
+        </w:rPr>
+        <w:t xml:space="preserve"> needs to do, while </w:t>
+      </w:r>
+      <w:r>
+        <w:rPr>
+          <w:b/>
+        </w:rPr>
+        <w:t>mechanism</w:t>
+      </w:r>
+      <w:r>
+        <w:rPr>
+          <w:b w:val="0"/>
+        </w:rPr>
+        <w:t xml:space="preserve"> </w:t>
+      </w:r>
+      <w:r>
+        <w:rPr>
+          <w:b/>
+        </w:rPr>
+        <w:t>evidence</w:t>
+      </w:r>
+      <w:r>
+        <w:rPr>
+          <w:b w:val="0"/>
+        </w:rPr>
+        <w:t xml:space="preserve"> tells us how it does it.</w:t>
       </w:r>
     </w:p>
     <w:p>
@@ -302,7 +787,24 @@
     </w:p>
     <w:p>
       <w:r>
-        <w:t>VISUAL MECHANISM</w:t>
+        <w:t>Follow the mechanism for Input, Process, Output. Connect each labelled input, deciding step and result.</w:t>
+      </w:r>
+    </w:p>
+    <w:p>
+      <w:pPr>
+        <w:spacing w:line="336" w:lineRule="auto" w:after="180"/>
+      </w:pPr>
+      <w:r>
+        <w:rPr>
+          <w:b/>
+        </w:rPr>
+        <w:t xml:space="preserve">VISUAL </w:t>
+      </w:r>
+      <w:r>
+        <w:rPr>
+          <w:b/>
+        </w:rPr>
+        <w:t>MECHANISM</w:t>
       </w:r>
     </w:p>
     <w:p>
@@ -314,7 +816,13 @@
       </w:r>
     </w:p>
     <w:p>
-      <w:r>
+      <w:pPr>
+        <w:spacing w:line="336" w:lineRule="auto" w:after="180"/>
+      </w:pPr>
+      <w:r>
+        <w:rPr>
+          <w:b w:val="0"/>
+        </w:rPr>
         <w:t>Follow the information instead of imagining magic inside the machine.</w:t>
       </w:r>
     </w:p>
@@ -427,32 +935,176 @@
       </w:r>
     </w:p>
     <w:p>
-      <w:r>
-        <w:t>INPUT  songs played, liked, or skipped</w:t>
-      </w:r>
-    </w:p>
-    <w:p>
-      <w:r>
-        <w:t>PROCESS  compare clues and rank possible songs</w:t>
-      </w:r>
-    </w:p>
-    <w:p>
-      <w:r>
-        <w:t>OUTPUT  a suggested song or a not-sure result</w:t>
-      </w:r>
-    </w:p>
-    <w:p>
-      <w:r>
+      <w:pPr>
+        <w:spacing w:line="336" w:lineRule="auto" w:after="180"/>
+      </w:pPr>
+      <w:r>
+        <w:rPr>
+          <w:b/>
+        </w:rPr>
+        <w:t>INPUT</w:t>
+      </w:r>
+      <w:r>
+        <w:rPr>
+          <w:b w:val="0"/>
+        </w:rPr>
+        <w:t xml:space="preserve">  songs played, liked, or skipped</w:t>
+      </w:r>
+    </w:p>
+    <w:p>
+      <w:pPr>
+        <w:spacing w:line="336" w:lineRule="auto" w:after="180"/>
+      </w:pPr>
+      <w:r>
+        <w:rPr>
+          <w:b/>
+        </w:rPr>
+        <w:t>PROCESS</w:t>
+      </w:r>
+      <w:r>
+        <w:rPr>
+          <w:b w:val="0"/>
+        </w:rPr>
+        <w:t xml:space="preserve">  compare clues and rank possible songs</w:t>
+      </w:r>
+    </w:p>
+    <w:p>
+      <w:pPr>
+        <w:spacing w:line="336" w:lineRule="auto" w:after="180"/>
+      </w:pPr>
+      <w:r>
+        <w:rPr>
+          <w:b/>
+        </w:rPr>
+        <w:t>OUTPUT</w:t>
+      </w:r>
+      <w:r>
+        <w:rPr>
+          <w:b w:val="0"/>
+        </w:rPr>
+        <w:t xml:space="preserve">  a suggested song or a not-sure result</w:t>
+      </w:r>
+    </w:p>
+    <w:p>
+      <w:pPr>
+        <w:pStyle w:val="Heading3"/>
+      </w:pPr>
+      <w:r>
+        <w:t>Key idea</w:t>
+      </w:r>
+    </w:p>
+    <w:p>
+      <w:pPr>
+        <w:spacing w:line="336" w:lineRule="auto" w:after="180"/>
+        <w:shd w:fill="EDF7F3"/>
+      </w:pPr>
+      <w:r>
+        <w:rPr>
+          <w:b w:val="0"/>
+        </w:rPr>
         <w:t>CORE IDEA  A system transforms information; it does not simply 'know.'</w:t>
       </w:r>
     </w:p>
     <w:p>
-      <w:r>
-        <w:t>UNDER THE HOOD  Input, process, and output are functional roles. The process may contain human choices, fixed rules, calculations, retrieval, or a learned model. Naming the three stages prevents magical explanations of computer behavior.</w:t>
-      </w:r>
-    </w:p>
-    <w:p>
-      <w:r>
+      <w:pPr>
+        <w:pStyle w:val="Heading3"/>
+      </w:pPr>
+      <w:r>
+        <w:t>How the mechanism works</w:t>
+      </w:r>
+    </w:p>
+    <w:p>
+      <w:pPr>
+        <w:spacing w:line="336" w:lineRule="auto" w:after="180"/>
+        <w:shd w:fill="F1F6F8"/>
+      </w:pPr>
+      <w:r>
+        <w:rPr>
+          <w:b w:val="0"/>
+        </w:rPr>
+        <w:t xml:space="preserve">UNDER THE HOOD  </w:t>
+      </w:r>
+      <w:r>
+        <w:rPr>
+          <w:b/>
+        </w:rPr>
+        <w:t>Input</w:t>
+      </w:r>
+      <w:r>
+        <w:rPr>
+          <w:b w:val="0"/>
+        </w:rPr>
+        <w:t xml:space="preserve">, </w:t>
+      </w:r>
+      <w:r>
+        <w:rPr>
+          <w:b/>
+        </w:rPr>
+        <w:t>process</w:t>
+      </w:r>
+      <w:r>
+        <w:rPr>
+          <w:b w:val="0"/>
+        </w:rPr>
+        <w:t xml:space="preserve">, and </w:t>
+      </w:r>
+      <w:r>
+        <w:rPr>
+          <w:b/>
+        </w:rPr>
+        <w:t>output</w:t>
+      </w:r>
+      <w:r>
+        <w:rPr>
+          <w:b w:val="0"/>
+        </w:rPr>
+        <w:t xml:space="preserve"> are functional roles. The </w:t>
+      </w:r>
+      <w:r>
+        <w:rPr>
+          <w:b/>
+        </w:rPr>
+        <w:t>process</w:t>
+      </w:r>
+      <w:r>
+        <w:rPr>
+          <w:b w:val="0"/>
+        </w:rPr>
+        <w:t xml:space="preserve"> may contain human choices, fixed rules, calculations, retrieval, or a </w:t>
+      </w:r>
+      <w:r>
+        <w:rPr>
+          <w:b/>
+        </w:rPr>
+        <w:t>learned model</w:t>
+      </w:r>
+      <w:r>
+        <w:rPr>
+          <w:b w:val="0"/>
+        </w:rPr>
+        <w:t>.</w:t>
+      </w:r>
+    </w:p>
+    <w:p>
+      <w:pPr>
+        <w:spacing w:line="336" w:lineRule="auto" w:after="180"/>
+        <w:shd w:fill="F1F6F8"/>
+      </w:pPr>
+      <w:r>
+        <w:rPr>
+          <w:b w:val="0"/>
+        </w:rPr>
+        <w:t>Naming the three stages prevents magical explanations of computer behavior.</w:t>
+      </w:r>
+    </w:p>
+    <w:p>
+      <w:pPr>
+        <w:spacing w:line="336" w:lineRule="auto" w:after="180"/>
+      </w:pPr>
+      <w:r>
+        <w:rPr>
+          <w:b w:val="0"/>
+        </w:rPr>
         <w:t>Draw a fresh example with all three stages:</w:t>
       </w:r>
     </w:p>
@@ -621,13 +1273,59 @@
       </w:r>
     </w:p>
     <w:p>
-      <w:r>
-        <w:t>Notice the difference between a title, a description and an entire book. All three can be text, but they represent different amounts of information. Even a speech stage receiving three titles can speak only those supplied titles; it has not thereby read the full books. Always identify the content of an input, not just its data type.</w:t>
-      </w:r>
-    </w:p>
-    <w:p>
-      <w:r>
-        <w:t>A recommendation is also different from a loan. Selecting a title does not reserve a copy unless an authorised reservation step exists. Keeping these distinctions clear prevents us from crediting a system with actions it did not take.</w:t>
+      <w:pPr>
+        <w:spacing w:line="336" w:lineRule="auto" w:after="180"/>
+      </w:pPr>
+      <w:r>
+        <w:rPr>
+          <w:b w:val="0"/>
+        </w:rPr>
+        <w:t>Notice the difference between a title, a description and an entire book. All three can be text, but they represent different amounts of information.</w:t>
+      </w:r>
+    </w:p>
+    <w:p>
+      <w:pPr>
+        <w:spacing w:line="336" w:lineRule="auto" w:after="180"/>
+      </w:pPr>
+      <w:r>
+        <w:rPr>
+          <w:b w:val="0"/>
+        </w:rPr>
+        <w:t xml:space="preserve">Even a speech stage receiving three titles can speak only those supplied titles; it has not thereby read the full books. Always identify the content of an </w:t>
+      </w:r>
+      <w:r>
+        <w:rPr>
+          <w:b/>
+        </w:rPr>
+        <w:t>input</w:t>
+      </w:r>
+      <w:r>
+        <w:rPr>
+          <w:b w:val="0"/>
+        </w:rPr>
+        <w:t>, not just its data type.</w:t>
+      </w:r>
+    </w:p>
+    <w:p>
+      <w:pPr>
+        <w:spacing w:line="336" w:lineRule="auto" w:after="180"/>
+      </w:pPr>
+      <w:r>
+        <w:rPr>
+          <w:b w:val="0"/>
+        </w:rPr>
+        <w:t>A recommendation is also different from a loan. Selecting a title does not reserve a copy unless an authorised reservation step exists.</w:t>
+      </w:r>
+    </w:p>
+    <w:p>
+      <w:pPr>
+        <w:spacing w:line="336" w:lineRule="auto" w:after="180"/>
+      </w:pPr>
+      <w:r>
+        <w:rPr>
+          <w:b w:val="0"/>
+        </w:rPr>
+        <w:t>Keeping these distinctions clear prevents us from crediting a system with actions it did not take.</w:t>
       </w:r>
     </w:p>
     <w:p>
@@ -639,8 +1337,26 @@
       </w:r>
     </w:p>
     <w:p>
-      <w:r>
-        <w:t>Point to the input, the deciding step and the result in this week’s visual. Explain the same step in ordinary words. A picture helps when you can say what each part represents.</w:t>
+      <w:pPr>
+        <w:spacing w:line="336" w:lineRule="auto" w:after="180"/>
+      </w:pPr>
+      <w:r>
+        <w:rPr>
+          <w:b w:val="0"/>
+        </w:rPr>
+        <w:t xml:space="preserve">Point to the </w:t>
+      </w:r>
+      <w:r>
+        <w:rPr>
+          <w:b/>
+        </w:rPr>
+        <w:t>input</w:t>
+      </w:r>
+      <w:r>
+        <w:rPr>
+          <w:b w:val="0"/>
+        </w:rPr>
+        <w:t>, the deciding step and the result in this week’s visual. Explain the same step in ordinary words. A picture helps when you can say what each part represents.</w:t>
       </w:r>
     </w:p>
     <w:p>
@@ -653,6 +1369,17 @@
     </w:p>
     <w:p>
       <w:r>
+        <w:t>Compare the supplied cases for Input, Process, Output. Identify the detail that changes the conclusion.</w:t>
+      </w:r>
+    </w:p>
+    <w:p>
+      <w:pPr>
+        <w:spacing w:line="336" w:lineRule="auto" w:after="180"/>
+      </w:pPr>
+      <w:r>
+        <w:rPr>
+          <w:b/>
+        </w:rPr>
         <w:t>PICTURE GALLERY</w:t>
       </w:r>
     </w:p>
@@ -665,8 +1392,26 @@
       </w:r>
     </w:p>
     <w:p>
-      <w:r>
-        <w:t>Use the visual cue, then read the evidence carefully.</w:t>
+      <w:pPr>
+        <w:spacing w:line="336" w:lineRule="auto" w:after="180"/>
+      </w:pPr>
+      <w:r>
+        <w:rPr>
+          <w:b w:val="0"/>
+        </w:rPr>
+        <w:t xml:space="preserve">Use the visual cue, then read the </w:t>
+      </w:r>
+      <w:r>
+        <w:rPr>
+          <w:b/>
+        </w:rPr>
+        <w:t>evidence</w:t>
+      </w:r>
+      <w:r>
+        <w:rPr>
+          <w:b w:val="0"/>
+        </w:rPr>
+        <w:t xml:space="preserve"> carefully.</w:t>
       </w:r>
     </w:p>
     <w:p>
@@ -814,55 +1559,272 @@
       </w:r>
     </w:p>
     <w:p>
-      <w:r>
-        <w:t>CASE 1 — Camera app  Clue: photo enters before any result. Meaning: input.</w:t>
-      </w:r>
-    </w:p>
-    <w:p>
-      <w:r>
-        <w:t>CASE 2 — Music ranking  Clue: choices are compared and scored. Meaning: process.</w:t>
-      </w:r>
-    </w:p>
-    <w:p>
-      <w:r>
-        <w:t>CASE 3 — Song suggestion  Clue: a result is shown to the user. Meaning: output.</w:t>
-      </w:r>
-    </w:p>
-    <w:p>
-      <w:r>
-        <w:t>CASE 4 — No listening history  Clue: important input is missing. Meaning: not-sure case.</w:t>
-      </w:r>
-    </w:p>
-    <w:p>
-      <w:r>
-        <w:t>BOUNDARY  The output is not proof that the system understood the input as a person would.</w:t>
-      </w:r>
-    </w:p>
-    <w:p>
-      <w:r>
-        <w:t>Which two pictures are easiest to confuse? What evidence separates them?</w:t>
-      </w:r>
-    </w:p>
-    <w:p>
       <w:pPr>
         <w:pStyle w:val="Heading3"/>
       </w:pPr>
       <w:r>
+        <w:t>The case to investigate</w:t>
+      </w:r>
+    </w:p>
+    <w:p>
+      <w:pPr>
+        <w:spacing w:line="336" w:lineRule="auto" w:after="180"/>
+        <w:shd w:fill="F1F6FC"/>
+      </w:pPr>
+      <w:r>
+        <w:rPr>
+          <w:b w:val="0"/>
+        </w:rPr>
+        <w:t xml:space="preserve">CASE 1 — Camera app  Clue: photo enters before any result. Meaning: </w:t>
+      </w:r>
+      <w:r>
+        <w:rPr>
+          <w:b/>
+        </w:rPr>
+        <w:t>input</w:t>
+      </w:r>
+      <w:r>
+        <w:rPr>
+          <w:b w:val="0"/>
+        </w:rPr>
+        <w:t>.</w:t>
+      </w:r>
+    </w:p>
+    <w:p>
+      <w:pPr>
+        <w:pStyle w:val="Heading3"/>
+      </w:pPr>
+      <w:r>
+        <w:t>The case to investigate</w:t>
+      </w:r>
+    </w:p>
+    <w:p>
+      <w:pPr>
+        <w:spacing w:line="336" w:lineRule="auto" w:after="180"/>
+        <w:shd w:fill="F1F6FC"/>
+      </w:pPr>
+      <w:r>
+        <w:rPr>
+          <w:b w:val="0"/>
+        </w:rPr>
+        <w:t xml:space="preserve">CASE 2 — Music ranking  Clue: choices are compared and scored. Meaning: </w:t>
+      </w:r>
+      <w:r>
+        <w:rPr>
+          <w:b/>
+        </w:rPr>
+        <w:t>process</w:t>
+      </w:r>
+      <w:r>
+        <w:rPr>
+          <w:b w:val="0"/>
+        </w:rPr>
+        <w:t>.</w:t>
+      </w:r>
+    </w:p>
+    <w:p>
+      <w:pPr>
+        <w:pStyle w:val="Heading3"/>
+      </w:pPr>
+      <w:r>
+        <w:t>The case to investigate</w:t>
+      </w:r>
+    </w:p>
+    <w:p>
+      <w:pPr>
+        <w:spacing w:line="336" w:lineRule="auto" w:after="180"/>
+        <w:shd w:fill="F1F6FC"/>
+      </w:pPr>
+      <w:r>
+        <w:rPr>
+          <w:b w:val="0"/>
+        </w:rPr>
+        <w:t xml:space="preserve">CASE 3 — Song suggestion  Clue: a result is shown to the user. Meaning: </w:t>
+      </w:r>
+      <w:r>
+        <w:rPr>
+          <w:b/>
+        </w:rPr>
+        <w:t>output</w:t>
+      </w:r>
+      <w:r>
+        <w:rPr>
+          <w:b w:val="0"/>
+        </w:rPr>
+        <w:t>.</w:t>
+      </w:r>
+    </w:p>
+    <w:p>
+      <w:pPr>
+        <w:pStyle w:val="Heading3"/>
+      </w:pPr>
+      <w:r>
+        <w:t>The case to investigate</w:t>
+      </w:r>
+    </w:p>
+    <w:p>
+      <w:pPr>
+        <w:spacing w:line="336" w:lineRule="auto" w:after="180"/>
+        <w:shd w:fill="F1F6FC"/>
+      </w:pPr>
+      <w:r>
+        <w:rPr>
+          <w:b w:val="0"/>
+        </w:rPr>
+        <w:t xml:space="preserve">CASE 4 — No listening history  Clue: important </w:t>
+      </w:r>
+      <w:r>
+        <w:rPr>
+          <w:b/>
+        </w:rPr>
+        <w:t>input</w:t>
+      </w:r>
+      <w:r>
+        <w:rPr>
+          <w:b w:val="0"/>
+        </w:rPr>
+        <w:t xml:space="preserve"> is missing. Meaning: not-sure case.</w:t>
+      </w:r>
+    </w:p>
+    <w:p>
+      <w:pPr>
+        <w:pStyle w:val="Heading3"/>
+      </w:pPr>
+      <w:r>
+        <w:t>Keep this boundary clear</w:t>
+      </w:r>
+    </w:p>
+    <w:p>
+      <w:pPr>
+        <w:spacing w:line="336" w:lineRule="auto" w:after="180"/>
+        <w:shd w:fill="FFF5E6"/>
+      </w:pPr>
+      <w:r>
+        <w:rPr>
+          <w:b w:val="0"/>
+        </w:rPr>
+        <w:t xml:space="preserve">BOUNDARY  The </w:t>
+      </w:r>
+      <w:r>
+        <w:rPr>
+          <w:b/>
+        </w:rPr>
+        <w:t>output</w:t>
+      </w:r>
+      <w:r>
+        <w:rPr>
+          <w:b w:val="0"/>
+        </w:rPr>
+        <w:t xml:space="preserve"> is not proof that the system understood the </w:t>
+      </w:r>
+      <w:r>
+        <w:rPr>
+          <w:b/>
+        </w:rPr>
+        <w:t>input</w:t>
+      </w:r>
+      <w:r>
+        <w:rPr>
+          <w:b w:val="0"/>
+        </w:rPr>
+        <w:t xml:space="preserve"> as a person would.</w:t>
+      </w:r>
+    </w:p>
+    <w:p>
+      <w:pPr>
+        <w:spacing w:line="336" w:lineRule="auto" w:after="180"/>
+        <w:shd w:fill="F5F1FB"/>
+      </w:pPr>
+      <w:r>
+        <w:rPr>
+          <w:b w:val="0"/>
+        </w:rPr>
+        <w:t xml:space="preserve">Which two pictures are easiest to confuse? What </w:t>
+      </w:r>
+      <w:r>
+        <w:rPr>
+          <w:b/>
+        </w:rPr>
+        <w:t>evidence</w:t>
+      </w:r>
+      <w:r>
+        <w:rPr>
+          <w:b w:val="0"/>
+        </w:rPr>
+        <w:t xml:space="preserve"> separates them?</w:t>
+      </w:r>
+    </w:p>
+    <w:p>
+      <w:pPr>
+        <w:pStyle w:val="Heading3"/>
+      </w:pPr>
+      <w:r>
         <w:t>Change one thing in the pictured case</w:t>
       </w:r>
     </w:p>
     <w:p>
-      <w:r>
+      <w:pPr>
+        <w:pStyle w:val="Heading3"/>
+      </w:pPr>
+      <w:r>
+        <w:t>Change one thing</w:t>
+      </w:r>
+    </w:p>
+    <w:p>
+      <w:pPr>
+        <w:spacing w:line="336" w:lineRule="auto" w:after="180"/>
+        <w:shd w:fill="F5F1FB"/>
+      </w:pPr>
+      <w:r>
+        <w:rPr>
+          <w:b w:val="0"/>
+        </w:rPr>
         <w:t>Change: Store red count alongside total.</w:t>
       </w:r>
     </w:p>
     <w:p>
-      <w:r>
-        <w:t>Prediction: The records become (6,2) and (6,5).</w:t>
-      </w:r>
-    </w:p>
-    <w:p>
-      <w:r>
+      <w:pPr>
+        <w:pStyle w:val="Heading3"/>
+      </w:pPr>
+      <w:r>
+        <w:t>Predicted result</w:t>
+      </w:r>
+    </w:p>
+    <w:p>
+      <w:pPr>
+        <w:spacing w:line="336" w:lineRule="auto" w:after="180"/>
+        <w:shd w:fill="F1F6FC"/>
+      </w:pPr>
+      <w:r>
+        <w:rPr>
+          <w:b/>
+        </w:rPr>
+        <w:t>Prediction</w:t>
+      </w:r>
+      <w:r>
+        <w:rPr>
+          <w:b w:val="0"/>
+        </w:rPr>
+        <w:t>: The records become (6,2) and (6,5).</w:t>
+      </w:r>
+    </w:p>
+    <w:p>
+      <w:pPr>
+        <w:pStyle w:val="Heading3"/>
+      </w:pPr>
+      <w:r>
+        <w:t>Why the result follows</w:t>
+      </w:r>
+    </w:p>
+    <w:p>
+      <w:pPr>
+        <w:spacing w:line="336" w:lineRule="auto" w:after="180"/>
+        <w:shd w:fill="F1F6FC"/>
+      </w:pPr>
+      <w:r>
+        <w:rPr>
+          <w:b w:val="0"/>
+        </w:rPr>
         <w:t>Reason: Blue count can now be recovered by total minus red, assuming these are the only colours.</w:t>
       </w:r>
     </w:p>
@@ -876,6 +1838,17 @@
     </w:p>
     <w:p>
       <w:r>
+        <w:t>Use the vocabulary of Input, Process, Output to explain a concrete decision, rather than only memorising definitions.</w:t>
+      </w:r>
+    </w:p>
+    <w:p>
+      <w:pPr>
+        <w:spacing w:line="336" w:lineRule="auto" w:after="180"/>
+      </w:pPr>
+      <w:r>
+        <w:rPr>
+          <w:b/>
+        </w:rPr>
         <w:t>VOCABULARY</w:t>
       </w:r>
     </w:p>
@@ -888,7 +1861,13 @@
       </w:r>
     </w:p>
     <w:p>
-      <w:r>
+      <w:pPr>
+        <w:spacing w:line="336" w:lineRule="auto" w:after="180"/>
+      </w:pPr>
+      <w:r>
+        <w:rPr>
+          <w:b w:val="0"/>
+        </w:rPr>
         <w:t>The badge is a memory cue; the definition does the real thinking work.</w:t>
       </w:r>
     </w:p>
@@ -1212,17 +2191,69 @@
       </w:r>
     </w:p>
     <w:p>
-      <w:r>
-        <w:t>CLAIM TO REPAIR  The computer already knows the answer before it receives input.</w:t>
-      </w:r>
-    </w:p>
-    <w:p>
-      <w:r>
-        <w:t>Use one vocabulary word and one piece of evidence to repair it:</w:t>
-      </w:r>
-    </w:p>
-    <w:p>
-      <w:r>
+      <w:pPr>
+        <w:pStyle w:val="Heading3"/>
+      </w:pPr>
+      <w:r>
+        <w:t>Find the unsupported claim</w:t>
+      </w:r>
+    </w:p>
+    <w:p>
+      <w:pPr>
+        <w:spacing w:line="336" w:lineRule="auto" w:after="180"/>
+        <w:shd w:fill="F5F1FB"/>
+      </w:pPr>
+      <w:r>
+        <w:rPr>
+          <w:b w:val="0"/>
+        </w:rPr>
+        <w:t xml:space="preserve">CLAIM TO REPAIR  The computer already knows the answer before it receives </w:t>
+      </w:r>
+      <w:r>
+        <w:rPr>
+          <w:b/>
+        </w:rPr>
+        <w:t>input</w:t>
+      </w:r>
+      <w:r>
+        <w:rPr>
+          <w:b w:val="0"/>
+        </w:rPr>
+        <w:t>.</w:t>
+      </w:r>
+    </w:p>
+    <w:p>
+      <w:pPr>
+        <w:spacing w:line="336" w:lineRule="auto" w:after="180"/>
+      </w:pPr>
+      <w:r>
+        <w:rPr>
+          <w:b w:val="0"/>
+        </w:rPr>
+        <w:t xml:space="preserve">Use one vocabulary word and one piece of </w:t>
+      </w:r>
+      <w:r>
+        <w:rPr>
+          <w:b/>
+        </w:rPr>
+        <w:t>evidence</w:t>
+      </w:r>
+      <w:r>
+        <w:rPr>
+          <w:b w:val="0"/>
+        </w:rPr>
+        <w:t xml:space="preserve"> to repair it:</w:t>
+      </w:r>
+    </w:p>
+    <w:p>
+      <w:pPr>
+        <w:spacing w:line="336" w:lineRule="auto" w:after="180"/>
+        <w:shd w:fill="EDF7F3"/>
+      </w:pPr>
+      <w:r>
+        <w:rPr>
+          <w:b w:val="0"/>
+        </w:rPr>
         <w:t>WORD POWER  A strong definition helps you decide something in a new case.</w:t>
       </w:r>
     </w:p>
@@ -1324,6 +2355,17 @@
     </w:p>
     <w:p>
       <w:r>
+        <w:t>Follow the worked trace for Input, Process, Output, predict a step, then compare with its explanation.</w:t>
+      </w:r>
+    </w:p>
+    <w:p>
+      <w:pPr>
+        <w:spacing w:line="336" w:lineRule="auto" w:after="180"/>
+      </w:pPr>
+      <w:r>
+        <w:rPr>
+          <w:b/>
+        </w:rPr>
         <w:t>WORKED EXAMPLE</w:t>
       </w:r>
     </w:p>
@@ -1336,8 +2378,26 @@
       </w:r>
     </w:p>
     <w:p>
-      <w:r>
-        <w:t>Every step connects a claim to observable evidence.</w:t>
+      <w:pPr>
+        <w:spacing w:line="336" w:lineRule="auto" w:after="180"/>
+      </w:pPr>
+      <w:r>
+        <w:rPr>
+          <w:b w:val="0"/>
+        </w:rPr>
+        <w:t xml:space="preserve">Every step connects a claim to observable </w:t>
+      </w:r>
+      <w:r>
+        <w:rPr>
+          <w:b/>
+        </w:rPr>
+        <w:t>evidence</w:t>
+      </w:r>
+      <w:r>
+        <w:rPr>
+          <w:b w:val="0"/>
+        </w:rPr>
+        <w:t>.</w:t>
       </w:r>
     </w:p>
     <w:p>
@@ -1377,51 +2437,271 @@
       </w:r>
     </w:p>
     <w:p>
-      <w:r>
-        <w:t>CASE  A music helper receives listening choices, compares them with a ranking process, and suggests a song. The suggestion appears only after information has moved through the system.</w:t>
-      </w:r>
-    </w:p>
-    <w:p>
-      <w:r>
+      <w:pPr>
+        <w:pStyle w:val="Heading3"/>
+      </w:pPr>
+      <w:r>
+        <w:t>The case to investigate</w:t>
+      </w:r>
+    </w:p>
+    <w:p>
+      <w:pPr>
+        <w:spacing w:line="336" w:lineRule="auto" w:after="180"/>
+        <w:shd w:fill="F1F6FC"/>
+      </w:pPr>
+      <w:r>
+        <w:rPr>
+          <w:b w:val="0"/>
+        </w:rPr>
+        <w:t xml:space="preserve">CASE  A music helper receives listening choices, compares them with a ranking </w:t>
+      </w:r>
+      <w:r>
+        <w:rPr>
+          <w:b/>
+        </w:rPr>
+        <w:t>process</w:t>
+      </w:r>
+      <w:r>
+        <w:rPr>
+          <w:b w:val="0"/>
+        </w:rPr>
+        <w:t>, and suggests a song. The suggestion appears only after information has moved through the system.</w:t>
+      </w:r>
+    </w:p>
+    <w:p>
+      <w:pPr>
+        <w:pStyle w:val="Heading3"/>
+      </w:pPr>
+      <w:r>
+        <w:t>Step 1</w:t>
+      </w:r>
+    </w:p>
+    <w:p>
+      <w:pPr>
+        <w:spacing w:line="336" w:lineRule="auto" w:after="180"/>
+        <w:shd w:fill="F4F9FC"/>
+      </w:pPr>
+      <w:r>
+        <w:rPr>
+          <w:b w:val="0"/>
+        </w:rPr>
         <w:t>STEP 1 — OBSERVE  songs played, liked, or skipped</w:t>
       </w:r>
     </w:p>
     <w:p>
-      <w:r>
-        <w:t>STEP 2 — TRACE  compare clues and rank possible songs</w:t>
-      </w:r>
-    </w:p>
-    <w:p>
-      <w:r>
+      <w:pPr>
+        <w:pStyle w:val="Heading3"/>
+      </w:pPr>
+      <w:r>
+        <w:t>Step 2</w:t>
+      </w:r>
+    </w:p>
+    <w:p>
+      <w:pPr>
+        <w:spacing w:line="336" w:lineRule="auto" w:after="180"/>
+        <w:shd w:fill="F4F9FC"/>
+      </w:pPr>
+      <w:r>
+        <w:rPr>
+          <w:b w:val="0"/>
+        </w:rPr>
+        <w:t xml:space="preserve">STEP 2 — </w:t>
+      </w:r>
+      <w:r>
+        <w:rPr>
+          <w:b/>
+        </w:rPr>
+        <w:t>TRACE</w:t>
+      </w:r>
+      <w:r>
+        <w:rPr>
+          <w:b w:val="0"/>
+        </w:rPr>
+        <w:t xml:space="preserve">  compare clues and rank possible songs</w:t>
+      </w:r>
+    </w:p>
+    <w:p>
+      <w:pPr>
+        <w:pStyle w:val="Heading3"/>
+      </w:pPr>
+      <w:r>
+        <w:t>Step 3</w:t>
+      </w:r>
+    </w:p>
+    <w:p>
+      <w:pPr>
+        <w:spacing w:line="336" w:lineRule="auto" w:after="180"/>
+        <w:shd w:fill="F4F9FC"/>
+      </w:pPr>
+      <w:r>
+        <w:rPr>
+          <w:b w:val="0"/>
+        </w:rPr>
         <w:t>STEP 3 — CONCLUDE  a suggested song or a not-sure result</w:t>
       </w:r>
     </w:p>
     <w:p>
-      <w:r>
-        <w:t>MODEL REASONING  Start with what enters, name the actual transformation rather than saying the system thinks, and identify the result. If the process is unknown, state what evidence is missing instead of inventing a mechanism.</w:t>
-      </w:r>
-    </w:p>
-    <w:p>
-      <w:r>
-        <w:t>DO NOT OVERCLAIM  The output is not proof that the system understood the input as a person would.</w:t>
-      </w:r>
-    </w:p>
-    <w:p>
-      <w:r>
-        <w:t>What new evidence could change this answer?</w:t>
-      </w:r>
-    </w:p>
-    <w:p>
       <w:pPr>
         <w:pStyle w:val="Heading3"/>
       </w:pPr>
       <w:r>
+        <w:t>Model answer</w:t>
+      </w:r>
+    </w:p>
+    <w:p>
+      <w:pPr>
+        <w:spacing w:line="336" w:lineRule="auto" w:after="180"/>
+        <w:shd w:fill="F1F6FC"/>
+      </w:pPr>
+      <w:r>
+        <w:rPr>
+          <w:b w:val="0"/>
+        </w:rPr>
+        <w:t xml:space="preserve">MODEL REASONING  Start with what enters, name the actual transformation rather than saying the system thinks, and identify the result. If the </w:t>
+      </w:r>
+      <w:r>
+        <w:rPr>
+          <w:b/>
+        </w:rPr>
+        <w:t>process</w:t>
+      </w:r>
+      <w:r>
+        <w:rPr>
+          <w:b w:val="0"/>
+        </w:rPr>
+        <w:t xml:space="preserve"> is unknown, state what </w:t>
+      </w:r>
+      <w:r>
+        <w:rPr>
+          <w:b/>
+        </w:rPr>
+        <w:t>evidence</w:t>
+      </w:r>
+      <w:r>
+        <w:rPr>
+          <w:b w:val="0"/>
+        </w:rPr>
+        <w:t xml:space="preserve"> is missing instead of inventing a </w:t>
+      </w:r>
+      <w:r>
+        <w:rPr>
+          <w:b/>
+        </w:rPr>
+        <w:t>mechanism</w:t>
+      </w:r>
+      <w:r>
+        <w:rPr>
+          <w:b w:val="0"/>
+        </w:rPr>
+        <w:t>.</w:t>
+      </w:r>
+    </w:p>
+    <w:p>
+      <w:pPr>
+        <w:pStyle w:val="Heading3"/>
+      </w:pPr>
+      <w:r>
+        <w:t>A claim to avoid</w:t>
+      </w:r>
+    </w:p>
+    <w:p>
+      <w:pPr>
+        <w:spacing w:line="336" w:lineRule="auto" w:after="180"/>
+        <w:shd w:fill="FFF5E6"/>
+      </w:pPr>
+      <w:r>
+        <w:rPr>
+          <w:b w:val="0"/>
+        </w:rPr>
+        <w:t xml:space="preserve">DO NOT OVERCLAIM  The </w:t>
+      </w:r>
+      <w:r>
+        <w:rPr>
+          <w:b/>
+        </w:rPr>
+        <w:t>output</w:t>
+      </w:r>
+      <w:r>
+        <w:rPr>
+          <w:b w:val="0"/>
+        </w:rPr>
+        <w:t xml:space="preserve"> is not proof that the system understood the </w:t>
+      </w:r>
+      <w:r>
+        <w:rPr>
+          <w:b/>
+        </w:rPr>
+        <w:t>input</w:t>
+      </w:r>
+      <w:r>
+        <w:rPr>
+          <w:b w:val="0"/>
+        </w:rPr>
+        <w:t xml:space="preserve"> as a person would.</w:t>
+      </w:r>
+    </w:p>
+    <w:p>
+      <w:pPr>
+        <w:spacing w:line="336" w:lineRule="auto" w:after="180"/>
+        <w:shd w:fill="F5F1FB"/>
+      </w:pPr>
+      <w:r>
+        <w:rPr>
+          <w:b w:val="0"/>
+        </w:rPr>
+        <w:t xml:space="preserve">What new </w:t>
+      </w:r>
+      <w:r>
+        <w:rPr>
+          <w:b/>
+        </w:rPr>
+        <w:t>evidence</w:t>
+      </w:r>
+      <w:r>
+        <w:rPr>
+          <w:b w:val="0"/>
+        </w:rPr>
+        <w:t xml:space="preserve"> could change this answer?</w:t>
+      </w:r>
+    </w:p>
+    <w:p>
+      <w:pPr>
+        <w:pStyle w:val="Heading3"/>
+      </w:pPr>
+      <w:r>
         <w:t>A closer explanation</w:t>
       </w:r>
     </w:p>
     <w:p>
-      <w:r>
-        <w:t>Consider two catalogue records. Book A has 90 pages and is about a child solving a seaside mystery. Book B has 90 pages and is about a lost spaceship. If we keep only page count, both become the number 90. The number is useful for a length limit, but it cannot tell us which story is a mystery. Information that was never retained cannot be recovered just by calculating harder.</w:t>
+      <w:pPr>
+        <w:pStyle w:val="Heading3"/>
+      </w:pPr>
+      <w:r>
+        <w:t>Worked explanation · Input, Process, Output</w:t>
+      </w:r>
+    </w:p>
+    <w:p>
+      <w:pPr>
+        <w:spacing w:line="336" w:lineRule="auto" w:after="180"/>
+        <w:shd w:fill="F1F6FC"/>
+      </w:pPr>
+      <w:r>
+        <w:rPr>
+          <w:b w:val="0"/>
+        </w:rPr>
+        <w:t>Consider two catalogue records. Book A has 90 pages and is about a child solving a seaside mystery. Book B has 90 pages and is about a lost spaceship. If we keep only page count, both become the number 90.</w:t>
+      </w:r>
+    </w:p>
+    <w:p>
+      <w:pPr>
+        <w:spacing w:line="336" w:lineRule="auto" w:after="180"/>
+        <w:shd w:fill="F1F6FC"/>
+      </w:pPr>
+      <w:r>
+        <w:rPr>
+          <w:b w:val="0"/>
+        </w:rPr>
+        <w:t>The number is useful for a length limit, but it cannot tell us which story is a mystery. Information that was never retained cannot be recovered just by calculating harder.</w:t>
       </w:r>
     </w:p>
     <w:tbl>
@@ -1568,20 +2848,65 @@
       </w:tr>
     </w:tbl>
     <w:p>
-      <w:r>
-        <w:t>The phrase cannot settle alone matters. A genre tag might be inaccurate, and a reader might enjoy an unfamiliar genre. A representation is useful only in relation to a question and its limits. More detail is not automatically better: unnecessary personal information can add risk without helping the task.</w:t>
-      </w:r>
-    </w:p>
-    <w:p>
       <w:pPr>
         <w:pStyle w:val="Heading3"/>
       </w:pPr>
       <w:r>
+        <w:t>Worked explanation · Input, Process, Output</w:t>
+      </w:r>
+    </w:p>
+    <w:p>
+      <w:pPr>
+        <w:spacing w:line="336" w:lineRule="auto" w:after="180"/>
+        <w:shd w:fill="F1F6FC"/>
+      </w:pPr>
+      <w:r>
+        <w:rPr>
+          <w:b w:val="0"/>
+        </w:rPr>
+        <w:t xml:space="preserve">The phrase cannot settle alone matters. A genre tag might be inaccurate, and a reader might enjoy an unfamiliar genre. A </w:t>
+      </w:r>
+      <w:r>
+        <w:rPr>
+          <w:b/>
+        </w:rPr>
+        <w:t>representation</w:t>
+      </w:r>
+      <w:r>
+        <w:rPr>
+          <w:b w:val="0"/>
+        </w:rPr>
+        <w:t xml:space="preserve"> is useful only in relation to a question and its limits.</w:t>
+      </w:r>
+    </w:p>
+    <w:p>
+      <w:pPr>
+        <w:spacing w:line="336" w:lineRule="auto" w:after="180"/>
+        <w:shd w:fill="F1F6FC"/>
+      </w:pPr>
+      <w:r>
+        <w:rPr>
+          <w:b w:val="0"/>
+        </w:rPr>
+        <w:t>More detail is not automatically better: unnecessary personal information can add risk without helping the task.</w:t>
+      </w:r>
+    </w:p>
+    <w:p>
+      <w:pPr>
+        <w:pStyle w:val="Heading3"/>
+      </w:pPr>
+      <w:r>
         <w:t>Learn from the worked case</w:t>
       </w:r>
     </w:p>
     <w:p>
-      <w:r>
+      <w:pPr>
+        <w:spacing w:line="336" w:lineRule="auto" w:after="180"/>
+      </w:pPr>
+      <w:r>
+        <w:rPr>
+          <w:b w:val="0"/>
+        </w:rPr>
         <w:t>Cover the result before checking it. Say what is given, choose the procedure, and follow one step at a time. Then uncover the result and explain your first mismatch. Ask why a step is allowed, not only what number it produces.</w:t>
       </w:r>
     </w:p>
@@ -1594,7 +2919,13 @@
       </w:r>
     </w:p>
     <w:p>
-      <w:r>
+      <w:pPr>
+        <w:spacing w:line="336" w:lineRule="auto" w:after="180"/>
+      </w:pPr>
+      <w:r>
+        <w:rPr>
+          <w:b w:val="0"/>
+        </w:rPr>
         <w:t>A fictional classroom cupboard records coloured pencils, then reports just a total.</w:t>
       </w:r>
     </w:p>
@@ -1607,13 +2938,55 @@
       </w:r>
     </w:p>
     <w:p>
-      <w:r>
+      <w:pPr>
+        <w:pStyle w:val="Heading3"/>
+      </w:pPr>
+      <w:r>
+        <w:t>Supplied facts</w:t>
+      </w:r>
+    </w:p>
+    <w:p>
+      <w:pPr>
+        <w:spacing w:line="336" w:lineRule="auto" w:after="180"/>
+        <w:shd w:fill="F1F6FC"/>
+      </w:pPr>
+      <w:r>
+        <w:rPr>
+          <w:b w:val="0"/>
+        </w:rPr>
         <w:t>Box A has 2 red and 4 blue pencils. Box B has 5 red and 1 blue.</w:t>
       </w:r>
     </w:p>
     <w:p>
-      <w:r>
-        <w:t>The process adds colour counts and stores only the total, not the two counts.</w:t>
+      <w:pPr>
+        <w:pStyle w:val="Heading3"/>
+      </w:pPr>
+      <w:r>
+        <w:t>Supplied facts</w:t>
+      </w:r>
+    </w:p>
+    <w:p>
+      <w:pPr>
+        <w:spacing w:line="336" w:lineRule="auto" w:after="180"/>
+        <w:shd w:fill="F1F6FC"/>
+      </w:pPr>
+      <w:r>
+        <w:rPr>
+          <w:b w:val="0"/>
+        </w:rPr>
+        <w:t xml:space="preserve">The </w:t>
+      </w:r>
+      <w:r>
+        <w:rPr>
+          <w:b/>
+        </w:rPr>
+        <w:t>process</w:t>
+      </w:r>
+      <w:r>
+        <w:rPr>
+          <w:b w:val="0"/>
+        </w:rPr>
+        <w:t xml:space="preserve"> adds colour counts and stores only the total, not the two counts.</w:t>
       </w:r>
     </w:p>
     <w:p>
@@ -1834,30 +3207,126 @@
       </w:r>
     </w:p>
     <w:p>
-      <w:r>
-        <w:t>Adding preserves the number of pencils but discards how that number was divided between colours. Both distinct inputs lead to the same stored output. Working backwards from 6 therefore has several possible answers; it is not an instruction to divide equally.</w:t>
-      </w:r>
-    </w:p>
-    <w:p>
       <w:pPr>
         <w:pStyle w:val="Heading3"/>
       </w:pPr>
       <w:r>
+        <w:t>Why the result follows</w:t>
+      </w:r>
+    </w:p>
+    <w:p>
+      <w:pPr>
+        <w:spacing w:line="336" w:lineRule="auto" w:after="180"/>
+        <w:shd w:fill="F1F6FC"/>
+      </w:pPr>
+      <w:r>
+        <w:rPr>
+          <w:b w:val="0"/>
+        </w:rPr>
+        <w:t xml:space="preserve">Adding preserves the number of pencils but discards how that number was divided between colours. Both distinct </w:t>
+      </w:r>
+      <w:r>
+        <w:rPr>
+          <w:b/>
+        </w:rPr>
+        <w:t>input</w:t>
+      </w:r>
+      <w:r>
+        <w:rPr>
+          <w:b w:val="0"/>
+        </w:rPr>
+        <w:t xml:space="preserve">s lead to the same stored </w:t>
+      </w:r>
+      <w:r>
+        <w:rPr>
+          <w:b/>
+        </w:rPr>
+        <w:t>output</w:t>
+      </w:r>
+      <w:r>
+        <w:rPr>
+          <w:b w:val="0"/>
+        </w:rPr>
+        <w:t>.</w:t>
+      </w:r>
+    </w:p>
+    <w:p>
+      <w:pPr>
+        <w:spacing w:line="336" w:lineRule="auto" w:after="180"/>
+        <w:shd w:fill="F1F6FC"/>
+      </w:pPr>
+      <w:r>
+        <w:rPr>
+          <w:b w:val="0"/>
+        </w:rPr>
+        <w:t>Working backwards from 6 therefore has several possible answers; it is not an instruction to divide equally.</w:t>
+      </w:r>
+    </w:p>
+    <w:p>
+      <w:pPr>
+        <w:pStyle w:val="Heading3"/>
+      </w:pPr>
+      <w:r>
         <w:t>What this example does not establish</w:t>
       </w:r>
     </w:p>
     <w:p>
-      <w:r>
+      <w:pPr>
+        <w:pStyle w:val="Heading3"/>
+      </w:pPr>
+      <w:r>
+        <w:t>Keep the stated limit</w:t>
+      </w:r>
+    </w:p>
+    <w:p>
+      <w:pPr>
+        <w:spacing w:line="336" w:lineRule="auto" w:after="180"/>
+        <w:shd w:fill="FFF5E6"/>
+      </w:pPr>
+      <w:r>
+        <w:rPr>
+          <w:b w:val="0"/>
+        </w:rPr>
         <w:t>The two-colour assumption matters. Extra colours would prevent inferring blue from total and red alone.</w:t>
       </w:r>
     </w:p>
     <w:p>
-      <w:r>
+      <w:pPr>
+        <w:pStyle w:val="Heading3"/>
+      </w:pPr>
+      <w:r>
+        <w:t>Keep the stated limit</w:t>
+      </w:r>
+    </w:p>
+    <w:p>
+      <w:pPr>
+        <w:spacing w:line="336" w:lineRule="auto" w:after="180"/>
+        <w:shd w:fill="FFF5E6"/>
+      </w:pPr>
+      <w:r>
+        <w:rPr>
+          <w:b w:val="0"/>
+        </w:rPr>
         <w:t>Read the labelled picture: Use the richer record to find blue pencils in Box B. Explain why total alone was insufficient.</w:t>
       </w:r>
     </w:p>
     <w:p>
-      <w:r>
+      <w:pPr>
+        <w:pStyle w:val="Heading3"/>
+      </w:pPr>
+      <w:r>
+        <w:t>Keep the stated limit</w:t>
+      </w:r>
+    </w:p>
+    <w:p>
+      <w:pPr>
+        <w:spacing w:line="336" w:lineRule="auto" w:after="180"/>
+        <w:shd w:fill="FFF5E6"/>
+      </w:pPr>
+      <w:r>
+        <w:rPr>
+          <w:b w:val="0"/>
+        </w:rPr>
         <w:t>Change one thing: Store red count alongside total. Predict the result before checking the explanation. What remains the same?</w:t>
       </w:r>
     </w:p>
@@ -1871,6 +3340,17 @@
     </w:p>
     <w:p>
       <w:r>
+        <w:t>Find the unsupported step in the Input, Process, Output claim and explain a repair using the supplied evidence.</w:t>
+      </w:r>
+    </w:p>
+    <w:p>
+      <w:pPr>
+        <w:spacing w:line="336" w:lineRule="auto" w:after="180"/>
+      </w:pPr>
+      <w:r>
+        <w:rPr>
+          <w:b/>
+        </w:rPr>
         <w:t>COMPARE</w:t>
       </w:r>
     </w:p>
@@ -1883,7 +3363,13 @@
       </w:r>
     </w:p>
     <w:p>
-      <w:r>
+      <w:pPr>
+        <w:spacing w:line="336" w:lineRule="auto" w:after="180"/>
+      </w:pPr>
+      <w:r>
+        <w:rPr>
+          <w:b w:val="0"/>
+        </w:rPr>
         <w:t>A comparison helps reveal the true concept boundary.</w:t>
       </w:r>
     </w:p>
@@ -2071,53 +3557,202 @@
       </w:r>
     </w:p>
     <w:p>
-      <w:r>
-        <w:t>CLAIM A  The computer already knows the answer before it receives input.</w:t>
-      </w:r>
-    </w:p>
-    <w:p>
-      <w:r>
+      <w:pPr>
+        <w:pStyle w:val="Heading3"/>
+      </w:pPr>
+      <w:r>
+        <w:t>Challenge claim A</w:t>
+      </w:r>
+    </w:p>
+    <w:p>
+      <w:pPr>
+        <w:spacing w:line="336" w:lineRule="auto" w:after="180"/>
+        <w:shd w:fill="F5F1FB"/>
+      </w:pPr>
+      <w:r>
+        <w:rPr>
+          <w:b w:val="0"/>
+        </w:rPr>
+        <w:t xml:space="preserve">CLAIM A  The computer already knows the answer before it receives </w:t>
+      </w:r>
+      <w:r>
+        <w:rPr>
+          <w:b/>
+        </w:rPr>
+        <w:t>input</w:t>
+      </w:r>
+      <w:r>
+        <w:rPr>
+          <w:b w:val="0"/>
+        </w:rPr>
+        <w:t>.</w:t>
+      </w:r>
+    </w:p>
+    <w:p>
+      <w:pPr>
+        <w:spacing w:line="336" w:lineRule="auto" w:after="180"/>
+      </w:pPr>
+      <w:r>
+        <w:rPr>
+          <w:b w:val="0"/>
+        </w:rPr>
         <w:t>Repair:</w:t>
       </w:r>
     </w:p>
     <w:p>
-      <w:r>
-        <w:t>CLAIM B  The screen is the process because that is where the result appears.</w:t>
-      </w:r>
-    </w:p>
-    <w:p>
-      <w:r>
+      <w:pPr>
+        <w:pStyle w:val="Heading3"/>
+      </w:pPr>
+      <w:r>
+        <w:t>Challenge claim B</w:t>
+      </w:r>
+    </w:p>
+    <w:p>
+      <w:pPr>
+        <w:spacing w:line="336" w:lineRule="auto" w:after="180"/>
+        <w:shd w:fill="F5F1FB"/>
+      </w:pPr>
+      <w:r>
+        <w:rPr>
+          <w:b w:val="0"/>
+        </w:rPr>
+        <w:t xml:space="preserve">CLAIM B  The screen is the </w:t>
+      </w:r>
+      <w:r>
+        <w:rPr>
+          <w:b/>
+        </w:rPr>
+        <w:t>process</w:t>
+      </w:r>
+      <w:r>
+        <w:rPr>
+          <w:b w:val="0"/>
+        </w:rPr>
+        <w:t xml:space="preserve"> because that is where the result appears.</w:t>
+      </w:r>
+    </w:p>
+    <w:p>
+      <w:pPr>
+        <w:spacing w:line="336" w:lineRule="auto" w:after="180"/>
+      </w:pPr>
+      <w:r>
+        <w:rPr>
+          <w:b w:val="0"/>
+        </w:rPr>
         <w:t>Repair:</w:t>
       </w:r>
     </w:p>
     <w:p>
-      <w:r>
-        <w:t>STRONG ANSWER FRAME  I claim ______ because the evidence shows ______. The process is ______. One limit is ______.</w:t>
-      </w:r>
-    </w:p>
-    <w:p>
       <w:pPr>
         <w:pStyle w:val="Heading3"/>
       </w:pPr>
       <w:r>
+        <w:t>A frame for explaining</w:t>
+      </w:r>
+    </w:p>
+    <w:p>
+      <w:pPr>
+        <w:spacing w:line="336" w:lineRule="auto" w:after="180"/>
+        <w:shd w:fill="F1F6FC"/>
+      </w:pPr>
+      <w:r>
+        <w:rPr>
+          <w:b w:val="0"/>
+        </w:rPr>
+        <w:t xml:space="preserve">STRONG ANSWER FRAME  I claim ______ because the </w:t>
+      </w:r>
+      <w:r>
+        <w:rPr>
+          <w:b/>
+        </w:rPr>
+        <w:t>evidence</w:t>
+      </w:r>
+      <w:r>
+        <w:rPr>
+          <w:b w:val="0"/>
+        </w:rPr>
+        <w:t xml:space="preserve"> shows ______. The </w:t>
+      </w:r>
+      <w:r>
+        <w:rPr>
+          <w:b/>
+        </w:rPr>
+        <w:t>process</w:t>
+      </w:r>
+      <w:r>
+        <w:rPr>
+          <w:b w:val="0"/>
+        </w:rPr>
+        <w:t xml:space="preserve"> is ______. One limit is ______.</w:t>
+      </w:r>
+    </w:p>
+    <w:p>
+      <w:pPr>
+        <w:pStyle w:val="Heading3"/>
+      </w:pPr>
+      <w:r>
         <w:t>A closer explanation</w:t>
       </w:r>
     </w:p>
     <w:p>
-      <w:r>
-        <w:t>The kiosk is asked for mystery books under 100 pages but displays a 140-page mystery. Before changing everything, inspect the intermediate records. Was the maximum entered as 100? Did the catalogue say 140? Did filtering preserve the wrong record? Did the display show a title different from the filtered result? The first mismatch between the intended and actual path helps locate the problem.</w:t>
-      </w:r>
-    </w:p>
-    <w:p>
-      <w:r>
-        <w:t>A correct-looking final screen can hide an earlier error. A calculator can correctly multiply a number that was transcribed incorrectly, and a warning rule can correctly use an incorrect forecast. Write down intermediate values so you can test each connection.</w:t>
-      </w:r>
-    </w:p>
-    <w:p>
       <w:pPr>
         <w:pStyle w:val="Heading3"/>
       </w:pPr>
       <w:r>
+        <w:t>Check the claim against the facts</w:t>
+      </w:r>
+    </w:p>
+    <w:p>
+      <w:pPr>
+        <w:spacing w:line="336" w:lineRule="auto" w:after="180"/>
+        <w:shd w:fill="FFF5E6"/>
+      </w:pPr>
+      <w:r>
+        <w:rPr>
+          <w:b w:val="0"/>
+        </w:rPr>
+        <w:t>The kiosk is asked for mystery books under 100 pages but displays a 140-page mystery. Before changing everything, inspect the intermediate records. Was the maximum entered as 100? Did the catalogue say 140?</w:t>
+      </w:r>
+    </w:p>
+    <w:p>
+      <w:pPr>
+        <w:spacing w:line="336" w:lineRule="auto" w:after="180"/>
+        <w:shd w:fill="FFF5E6"/>
+      </w:pPr>
+      <w:r>
+        <w:rPr>
+          <w:b w:val="0"/>
+        </w:rPr>
+        <w:t>Did filtering preserve the wrong record? Did the display show a title different from the filtered result? The first mismatch between the intended and actual path helps locate the problem.</w:t>
+      </w:r>
+    </w:p>
+    <w:p>
+      <w:pPr>
+        <w:spacing w:line="336" w:lineRule="auto" w:after="180"/>
+      </w:pPr>
+      <w:r>
+        <w:rPr>
+          <w:b w:val="0"/>
+        </w:rPr>
+        <w:t>A correct-looking final screen can hide an earlier error. A calculator can correctly multiply a number that was transcribed incorrectly, and a warning rule can correctly use an incorrect forecast.</w:t>
+      </w:r>
+    </w:p>
+    <w:p>
+      <w:pPr>
+        <w:spacing w:line="336" w:lineRule="auto" w:after="180"/>
+      </w:pPr>
+      <w:r>
+        <w:rPr>
+          <w:b w:val="0"/>
+        </w:rPr>
+        <w:t>Write down intermediate values so you can test each connection.</w:t>
+      </w:r>
+    </w:p>
+    <w:p>
+      <w:pPr>
+        <w:pStyle w:val="Heading3"/>
+      </w:pPr>
+      <w:r>
         <w:t>Explain why a system that displays a book title has not necessarily spoken, reserved or read the book</w:t>
       </w:r>
     </w:p>
@@ -2151,6 +3786,17 @@
     </w:p>
     <w:p>
       <w:r>
+        <w:t>Practise Input, Process, Output with support, then explain the deciding step in your own words.</w:t>
+      </w:r>
+    </w:p>
+    <w:p>
+      <w:pPr>
+        <w:spacing w:line="336" w:lineRule="auto" w:after="180"/>
+      </w:pPr>
+      <w:r>
+        <w:rPr>
+          <w:b/>
+        </w:rPr>
         <w:t>GUIDED PRACTICE</w:t>
       </w:r>
     </w:p>
@@ -2163,7 +3809,13 @@
       </w:r>
     </w:p>
     <w:p>
-      <w:r>
+      <w:pPr>
+        <w:spacing w:line="336" w:lineRule="auto" w:after="180"/>
+      </w:pPr>
+      <w:r>
+        <w:rPr>
+          <w:b w:val="0"/>
+        </w:rPr>
         <w:t>Use support now so you can succeed independently later.</w:t>
       </w:r>
     </w:p>
@@ -2204,51 +3856,208 @@
       </w:r>
     </w:p>
     <w:p>
-      <w:r>
+      <w:pPr>
+        <w:spacing w:line="336" w:lineRule="auto" w:after="180"/>
+      </w:pPr>
+      <w:r>
+        <w:rPr>
+          <w:b w:val="0"/>
+        </w:rPr>
         <w:t>Explain how the picture story demonstrates this idea: A system transforms information; it does not simply 'know.'</w:t>
       </w:r>
     </w:p>
     <w:p>
-      <w:r>
-        <w:t>Use a fresh example to explain input.</w:t>
-      </w:r>
-    </w:p>
-    <w:p>
-      <w:r>
-        <w:t>Trace a new input → process → output example.</w:t>
-      </w:r>
-    </w:p>
-    <w:p>
-      <w:r>
-        <w:t>Find and repair the error in: The screen is the process because that is where the result appears.</w:t>
-      </w:r>
-    </w:p>
-    <w:p>
-      <w:r>
+      <w:pPr>
+        <w:spacing w:line="336" w:lineRule="auto" w:after="180"/>
+      </w:pPr>
+      <w:r>
+        <w:rPr>
+          <w:b w:val="0"/>
+        </w:rPr>
+        <w:t xml:space="preserve">Use a fresh example to explain </w:t>
+      </w:r>
+      <w:r>
+        <w:rPr>
+          <w:b/>
+        </w:rPr>
+        <w:t>input</w:t>
+      </w:r>
+      <w:r>
+        <w:rPr>
+          <w:b w:val="0"/>
+        </w:rPr>
+        <w:t>.</w:t>
+      </w:r>
+    </w:p>
+    <w:p>
+      <w:pPr>
+        <w:spacing w:line="336" w:lineRule="auto" w:after="180"/>
+      </w:pPr>
+      <w:r>
+        <w:rPr>
+          <w:b/>
+        </w:rPr>
+        <w:t>Trace</w:t>
+      </w:r>
+      <w:r>
+        <w:rPr>
+          <w:b w:val="0"/>
+        </w:rPr>
+        <w:t xml:space="preserve"> a new </w:t>
+      </w:r>
+      <w:r>
+        <w:rPr>
+          <w:b/>
+        </w:rPr>
+        <w:t>input</w:t>
+      </w:r>
+      <w:r>
+        <w:rPr>
+          <w:b w:val="0"/>
+        </w:rPr>
+        <w:t xml:space="preserve"> → </w:t>
+      </w:r>
+      <w:r>
+        <w:rPr>
+          <w:b/>
+        </w:rPr>
+        <w:t>process</w:t>
+      </w:r>
+      <w:r>
+        <w:rPr>
+          <w:b w:val="0"/>
+        </w:rPr>
+        <w:t xml:space="preserve"> → </w:t>
+      </w:r>
+      <w:r>
+        <w:rPr>
+          <w:b/>
+        </w:rPr>
+        <w:t>output</w:t>
+      </w:r>
+      <w:r>
+        <w:rPr>
+          <w:b w:val="0"/>
+        </w:rPr>
+        <w:t xml:space="preserve"> example.</w:t>
+      </w:r>
+    </w:p>
+    <w:p>
+      <w:pPr>
+        <w:spacing w:line="336" w:lineRule="auto" w:after="180"/>
+      </w:pPr>
+      <w:r>
+        <w:rPr>
+          <w:b w:val="0"/>
+        </w:rPr>
+        <w:t xml:space="preserve">Find and repair the error in: The screen is the </w:t>
+      </w:r>
+      <w:r>
+        <w:rPr>
+          <w:b/>
+        </w:rPr>
+        <w:t>process</w:t>
+      </w:r>
+      <w:r>
+        <w:rPr>
+          <w:b w:val="0"/>
+        </w:rPr>
+        <w:t xml:space="preserve"> because that is where the result appears.</w:t>
+      </w:r>
+    </w:p>
+    <w:p>
+      <w:pPr>
+        <w:spacing w:line="336" w:lineRule="auto" w:after="180"/>
+      </w:pPr>
+      <w:r>
+        <w:rPr>
+          <w:b w:val="0"/>
+        </w:rPr>
         <w:t>Invent one edge case and name the safe response.</w:t>
       </w:r>
     </w:p>
     <w:p>
-      <w:r>
-        <w:t>PARTNER CHECK  Point to the evidence. Do not accept an answer that only repeats the vocabulary word.</w:t>
-      </w:r>
-    </w:p>
-    <w:p>
       <w:pPr>
         <w:pStyle w:val="Heading3"/>
       </w:pPr>
       <w:r>
+        <w:t>Check with a partner</w:t>
+      </w:r>
+    </w:p>
+    <w:p>
+      <w:pPr>
+        <w:spacing w:line="336" w:lineRule="auto" w:after="180"/>
+        <w:shd w:fill="F5F1FB"/>
+      </w:pPr>
+      <w:r>
+        <w:rPr>
+          <w:b w:val="0"/>
+        </w:rPr>
+        <w:t xml:space="preserve">PARTNER CHECK  Point to the </w:t>
+      </w:r>
+      <w:r>
+        <w:rPr>
+          <w:b/>
+        </w:rPr>
+        <w:t>evidence</w:t>
+      </w:r>
+      <w:r>
+        <w:rPr>
+          <w:b w:val="0"/>
+        </w:rPr>
+        <w:t>. Do not accept an answer that only repeats the vocabulary word.</w:t>
+      </w:r>
+    </w:p>
+    <w:p>
+      <w:pPr>
+        <w:pStyle w:val="Heading3"/>
+      </w:pPr>
+      <w:r>
         <w:t>A closer explanation</w:t>
       </w:r>
     </w:p>
     <w:p>
-      <w:r>
-        <w:t>A greenhouse records morning temperatures of 18, 22 and 26 degrees C, then retains only the largest value, 26. Can the stored value prove that the temperature rose steadily? No. The sequence 22, 18, 26 has the same largest value but includes a decrease. These two sequences form a counterexample to the claim that the largest value determines the order.</w:t>
-      </w:r>
-    </w:p>
-    <w:p>
-      <w:r>
-        <w:t>To solve this, first state exactly what was kept: one maximum. Then ask what the claim requires: the order of several readings. Finally construct two possible originals that share the retained value but give different answers to the claim. If both originals fit the record, the record alone cannot decide between them.</w:t>
+      <w:pPr>
+        <w:spacing w:line="336" w:lineRule="auto" w:after="180"/>
+      </w:pPr>
+      <w:r>
+        <w:rPr>
+          <w:b w:val="0"/>
+        </w:rPr>
+        <w:t>A greenhouse records morning temperatures of 18, 22 and 26 degrees C, then retains only the largest value, 26. Can the stored value prove that the temperature rose steadily? No.</w:t>
+      </w:r>
+    </w:p>
+    <w:p>
+      <w:pPr>
+        <w:spacing w:line="336" w:lineRule="auto" w:after="180"/>
+      </w:pPr>
+      <w:r>
+        <w:rPr>
+          <w:b w:val="0"/>
+        </w:rPr>
+        <w:t>The sequence 22, 18, 26 has the same largest value but includes a decrease. These two sequences form a counterexample to the claim that the largest value determines the order.</w:t>
+      </w:r>
+    </w:p>
+    <w:p>
+      <w:pPr>
+        <w:spacing w:line="336" w:lineRule="auto" w:after="180"/>
+      </w:pPr>
+      <w:r>
+        <w:rPr>
+          <w:b w:val="0"/>
+        </w:rPr>
+        <w:t>To solve this, first state exactly what was kept: one maximum. Then ask what the claim requires: the order of several readings.</w:t>
+      </w:r>
+    </w:p>
+    <w:p>
+      <w:pPr>
+        <w:spacing w:line="336" w:lineRule="auto" w:after="180"/>
+      </w:pPr>
+      <w:r>
+        <w:rPr>
+          <w:b w:val="0"/>
+        </w:rPr>
+        <w:t>Finally construct two possible originals that share the retained value but give different answers to the claim. If both originals fit the record, the record alone cannot decide between them.</w:t>
       </w:r>
     </w:p>
     <w:p>
@@ -2293,8 +4102,38 @@
       </w:r>
     </w:p>
     <w:p>
-      <w:r>
-        <w:t>Use workbook W2 for the connected example “Representations and information paths”. First fill the input and rule boxes. Try the middle steps before asking for a hint. After a hint, try the next step yourself.</w:t>
+      <w:pPr>
+        <w:spacing w:line="336" w:lineRule="auto" w:after="180"/>
+      </w:pPr>
+      <w:r>
+        <w:rPr>
+          <w:b w:val="0"/>
+        </w:rPr>
+        <w:t>Use workbook W2 for the connected example “</w:t>
+      </w:r>
+      <w:r>
+        <w:rPr>
+          <w:b/>
+        </w:rPr>
+        <w:t>Representation</w:t>
+      </w:r>
+      <w:r>
+        <w:rPr>
+          <w:b w:val="0"/>
+        </w:rPr>
+        <w:t xml:space="preserve">s and information paths”. First fill the </w:t>
+      </w:r>
+      <w:r>
+        <w:rPr>
+          <w:b/>
+        </w:rPr>
+        <w:t>input</w:t>
+      </w:r>
+      <w:r>
+        <w:rPr>
+          <w:b w:val="0"/>
+        </w:rPr>
+        <w:t xml:space="preserve"> and rule boxes. Try the middle steps before asking for a hint. After a hint, try the next step yourself.</w:t>
       </w:r>
     </w:p>
     <w:tbl>
@@ -2377,8 +4216,26 @@
       </w:tr>
     </w:tbl>
     <w:p>
-      <w:r>
-        <w:t>Explain your trace to a partner. Your partner points to one step to check. Swap roles on the next case. Each person writes their own explanation.</w:t>
+      <w:pPr>
+        <w:spacing w:line="336" w:lineRule="auto" w:after="180"/>
+      </w:pPr>
+      <w:r>
+        <w:rPr>
+          <w:b w:val="0"/>
+        </w:rPr>
+        <w:t xml:space="preserve">Explain your </w:t>
+      </w:r>
+      <w:r>
+        <w:rPr>
+          <w:b/>
+        </w:rPr>
+        <w:t>trace</w:t>
+      </w:r>
+      <w:r>
+        <w:rPr>
+          <w:b w:val="0"/>
+        </w:rPr>
+        <w:t xml:space="preserve"> to a partner. Your partner points to one step to check. Swap roles on the next case. Each person writes their own explanation.</w:t>
       </w:r>
     </w:p>
     <w:p>
@@ -2390,12 +4247,59 @@
       </w:r>
     </w:p>
     <w:p>
-      <w:r>
-        <w:t>Use the worked case for Representations and information paths. Proposed explanation: “Every output is the final action”. Decide whether this explanation is supported. Point to the step or supplied fact that decides; explain your repair if needed.</w:t>
-      </w:r>
-    </w:p>
-    <w:p>
-      <w:r>
+      <w:pPr>
+        <w:spacing w:line="336" w:lineRule="auto" w:after="180"/>
+      </w:pPr>
+      <w:r>
+        <w:rPr>
+          <w:b w:val="0"/>
+        </w:rPr>
+        <w:t xml:space="preserve">Use the worked case for </w:t>
+      </w:r>
+      <w:r>
+        <w:rPr>
+          <w:b/>
+        </w:rPr>
+        <w:t>Representation</w:t>
+      </w:r>
+      <w:r>
+        <w:rPr>
+          <w:b w:val="0"/>
+        </w:rPr>
+        <w:t xml:space="preserve">s and information paths. Proposed explanation: “Every </w:t>
+      </w:r>
+      <w:r>
+        <w:rPr>
+          <w:b/>
+        </w:rPr>
+        <w:t>output</w:t>
+      </w:r>
+      <w:r>
+        <w:rPr>
+          <w:b w:val="0"/>
+        </w:rPr>
+        <w:t xml:space="preserve"> is the final action”. Decide whether this explanation is supported.</w:t>
+      </w:r>
+    </w:p>
+    <w:p>
+      <w:pPr>
+        <w:spacing w:line="336" w:lineRule="auto" w:after="180"/>
+      </w:pPr>
+      <w:r>
+        <w:rPr>
+          <w:b w:val="0"/>
+        </w:rPr>
+        <w:t>Point to the step or supplied fact that decides; explain your repair if needed.</w:t>
+      </w:r>
+    </w:p>
+    <w:p>
+      <w:pPr>
+        <w:spacing w:line="336" w:lineRule="auto" w:after="180"/>
+      </w:pPr>
+      <w:r>
+        <w:rPr>
+          <w:b w:val="0"/>
+        </w:rPr>
         <w:t>Answer on your own before discussion. If you are unsure, say which step you need help with.</w:t>
       </w:r>
     </w:p>
@@ -2408,7 +4312,13 @@
       </w:r>
     </w:p>
     <w:p>
-      <w:r>
+      <w:pPr>
+        <w:spacing w:line="336" w:lineRule="auto" w:after="180"/>
+      </w:pPr>
+      <w:r>
+        <w:rPr>
+          <w:b w:val="0"/>
+        </w:rPr>
         <w:t>Use the richer record to find blue pencils in Box B. Explain why total alone was insufficient.</w:t>
       </w:r>
     </w:p>
@@ -2441,7 +4351,13 @@
       </w:r>
     </w:p>
     <w:p>
-      <w:r>
+      <w:pPr>
+        <w:spacing w:line="336" w:lineRule="auto" w:after="180"/>
+      </w:pPr>
+      <w:r>
+        <w:rPr>
+          <w:b w:val="0"/>
+        </w:rPr>
         <w:t>This is supported practice. Keep the separately named independent case for an attempt before feedback.</w:t>
       </w:r>
     </w:p>
@@ -2455,6 +4371,17 @@
     </w:p>
     <w:p>
       <w:r>
+        <w:t>Investigate Input, Process, Output. Record the prediction, actual observation or labelled paper trace, explanation and next test separately.</w:t>
+      </w:r>
+    </w:p>
+    <w:p>
+      <w:pPr>
+        <w:spacing w:line="336" w:lineRule="auto" w:after="180"/>
+      </w:pPr>
+      <w:r>
+        <w:rPr>
+          <w:b/>
+        </w:rPr>
         <w:t>EXPLORER LAB</w:t>
       </w:r>
     </w:p>
@@ -2467,8 +4394,26 @@
       </w:r>
     </w:p>
     <w:p>
-      <w:r>
-        <w:t>Predict first, test honestly, and explain what the evidence means.</w:t>
+      <w:pPr>
+        <w:spacing w:line="336" w:lineRule="auto" w:after="180"/>
+      </w:pPr>
+      <w:r>
+        <w:rPr>
+          <w:b w:val="0"/>
+        </w:rPr>
+        <w:t xml:space="preserve">Predict first, test honestly, and explain what the </w:t>
+      </w:r>
+      <w:r>
+        <w:rPr>
+          <w:b/>
+        </w:rPr>
+        <w:t>evidence</w:t>
+      </w:r>
+      <w:r>
+        <w:rPr>
+          <w:b w:val="0"/>
+        </w:rPr>
+        <w:t xml:space="preserve"> means.</w:t>
       </w:r>
     </w:p>
     <w:p>
@@ -2508,27 +4453,138 @@
       </w:r>
     </w:p>
     <w:p>
-      <w:r>
-        <w:t>State your prediction before the result is known.</w:t>
-      </w:r>
-    </w:p>
-    <w:p>
-      <w:r>
-        <w:t>Complete the task: Trace a music recommender and draw all three stages.</w:t>
-      </w:r>
-    </w:p>
-    <w:p>
-      <w:r>
+      <w:pPr>
+        <w:pStyle w:val="Heading3"/>
+      </w:pPr>
+      <w:r>
+        <w:t>1. Predict</w:t>
+      </w:r>
+    </w:p>
+    <w:p>
+      <w:pPr>
+        <w:spacing w:line="336" w:lineRule="auto" w:after="180"/>
+        <w:shd w:fill="F4F9FC"/>
+      </w:pPr>
+      <w:r>
+        <w:rPr>
+          <w:b w:val="0"/>
+        </w:rPr>
+        <w:t xml:space="preserve">State your </w:t>
+      </w:r>
+      <w:r>
+        <w:rPr>
+          <w:b/>
+        </w:rPr>
+        <w:t>prediction</w:t>
+      </w:r>
+      <w:r>
+        <w:rPr>
+          <w:b w:val="0"/>
+        </w:rPr>
+        <w:t xml:space="preserve"> before the result is known.</w:t>
+      </w:r>
+    </w:p>
+    <w:p>
+      <w:pPr>
+        <w:pStyle w:val="Heading3"/>
+      </w:pPr>
+      <w:r>
+        <w:t>2. Investigate</w:t>
+      </w:r>
+    </w:p>
+    <w:p>
+      <w:pPr>
+        <w:spacing w:line="336" w:lineRule="auto" w:after="180"/>
+        <w:shd w:fill="F4F9FC"/>
+      </w:pPr>
+      <w:r>
+        <w:rPr>
+          <w:b w:val="0"/>
+        </w:rPr>
+        <w:t xml:space="preserve">Complete the task: </w:t>
+      </w:r>
+      <w:r>
+        <w:rPr>
+          <w:b/>
+        </w:rPr>
+        <w:t>Trace</w:t>
+      </w:r>
+      <w:r>
+        <w:rPr>
+          <w:b w:val="0"/>
+        </w:rPr>
+        <w:t xml:space="preserve"> a music recommender and draw all three stages.</w:t>
+      </w:r>
+    </w:p>
+    <w:p>
+      <w:pPr>
+        <w:pStyle w:val="Heading3"/>
+      </w:pPr>
+      <w:r>
+        <w:t>3. Compare cases</w:t>
+      </w:r>
+    </w:p>
+    <w:p>
+      <w:pPr>
+        <w:spacing w:line="336" w:lineRule="auto" w:after="180"/>
+        <w:shd w:fill="F4F9FC"/>
+      </w:pPr>
+      <w:r>
+        <w:rPr>
+          <w:b w:val="0"/>
+        </w:rPr>
         <w:t>Keep a normal case and an edge case clearly separated.</w:t>
       </w:r>
     </w:p>
     <w:p>
-      <w:r>
-        <w:t>Record what happened—even when it does not match your prediction.</w:t>
-      </w:r>
-    </w:p>
-    <w:p>
-      <w:r>
+      <w:pPr>
+        <w:pStyle w:val="Heading3"/>
+      </w:pPr>
+      <w:r>
+        <w:t>4. Record honestly</w:t>
+      </w:r>
+    </w:p>
+    <w:p>
+      <w:pPr>
+        <w:spacing w:line="336" w:lineRule="auto" w:after="180"/>
+        <w:shd w:fill="F4F9FC"/>
+      </w:pPr>
+      <w:r>
+        <w:rPr>
+          <w:b w:val="0"/>
+        </w:rPr>
+        <w:t xml:space="preserve">Record what happened—even when it does not match your </w:t>
+      </w:r>
+      <w:r>
+        <w:rPr>
+          <w:b/>
+        </w:rPr>
+        <w:t>prediction</w:t>
+      </w:r>
+      <w:r>
+        <w:rPr>
+          <w:b w:val="0"/>
+        </w:rPr>
+        <w:t>.</w:t>
+      </w:r>
+    </w:p>
+    <w:p>
+      <w:pPr>
+        <w:pStyle w:val="Heading3"/>
+      </w:pPr>
+      <w:r>
+        <w:t>5. Explain and plan the next test</w:t>
+      </w:r>
+    </w:p>
+    <w:p>
+      <w:pPr>
+        <w:spacing w:line="336" w:lineRule="auto" w:after="180"/>
+        <w:shd w:fill="F4F9FC"/>
+      </w:pPr>
+      <w:r>
+        <w:rPr>
+          <w:b w:val="0"/>
+        </w:rPr>
         <w:t>Explain the result, one limitation, and the next useful test.</w:t>
       </w:r>
     </w:p>
@@ -2663,7 +4719,22 @@
       </w:tr>
     </w:tbl>
     <w:p>
-      <w:r>
+      <w:pPr>
+        <w:pStyle w:val="Heading3"/>
+      </w:pPr>
+      <w:r>
+        <w:t>Use a fresh case after support</w:t>
+      </w:r>
+    </w:p>
+    <w:p>
+      <w:pPr>
+        <w:spacing w:line="336" w:lineRule="auto" w:after="180"/>
+        <w:shd w:fill="FFF5E6"/>
+      </w:pPr>
+      <w:r>
+        <w:rPr>
+          <w:b w:val="0"/>
+        </w:rPr>
         <w:t>INDEPENDENCE  After support is removed, repeat the proof with a fresh case.</w:t>
       </w:r>
     </w:p>
@@ -2676,8 +4747,26 @@
       </w:r>
     </w:p>
     <w:p>
-      <w:r>
-        <w:t>Before trying: what do I expect, and why? While trying: which step could first go wrong? Afterwards: what did I actually observe, and what should change? Keep “not run” if you only traced the procedure.</w:t>
+      <w:pPr>
+        <w:spacing w:line="336" w:lineRule="auto" w:after="180"/>
+      </w:pPr>
+      <w:r>
+        <w:rPr>
+          <w:b w:val="0"/>
+        </w:rPr>
+        <w:t xml:space="preserve">Before trying: what do I expect, and why? While trying: which step could first go wrong? Afterwards: what did I actually observe, and what should change? Keep “not run” if you only </w:t>
+      </w:r>
+      <w:r>
+        <w:rPr>
+          <w:b/>
+        </w:rPr>
+        <w:t>trace</w:t>
+      </w:r>
+      <w:r>
+        <w:rPr>
+          <w:b w:val="0"/>
+        </w:rPr>
+        <w:t>d the procedure.</w:t>
       </w:r>
     </w:p>
     <w:p>
@@ -2690,6 +4779,17 @@
     </w:p>
     <w:p>
       <w:r>
+        <w:t>Move from recall to tracing, diagnosis and transfer in Input, Process, Output. Explain why each step is justified.</w:t>
+      </w:r>
+    </w:p>
+    <w:p>
+      <w:pPr>
+        <w:spacing w:line="336" w:lineRule="auto" w:after="180"/>
+      </w:pPr>
+      <w:r>
+        <w:rPr>
+          <w:b/>
+        </w:rPr>
         <w:t>PRACTICE LADDER</w:t>
       </w:r>
     </w:p>
@@ -2702,7 +4802,13 @@
       </w:r>
     </w:p>
     <w:p>
-      <w:r>
+      <w:pPr>
+        <w:spacing w:line="336" w:lineRule="auto" w:after="180"/>
+      </w:pPr>
+      <w:r>
+        <w:rPr>
+          <w:b w:val="0"/>
+        </w:rPr>
         <w:t>Each step asks for a stronger kind of understanding.</w:t>
       </w:r>
     </w:p>
@@ -2743,42 +4849,196 @@
       </w:r>
     </w:p>
     <w:p>
-      <w:r>
-        <w:t>RECALL  Define input.</w:t>
-      </w:r>
-    </w:p>
-    <w:p>
-      <w:r>
+      <w:pPr>
+        <w:spacing w:line="336" w:lineRule="auto" w:after="180"/>
+        <w:shd w:fill="F4F9FC"/>
+      </w:pPr>
+      <w:r>
+        <w:rPr>
+          <w:b w:val="0"/>
+        </w:rPr>
+        <w:t xml:space="preserve">RECALL  Define </w:t>
+      </w:r>
+      <w:r>
+        <w:rPr>
+          <w:b/>
+        </w:rPr>
+        <w:t>input</w:t>
+      </w:r>
+      <w:r>
+        <w:rPr>
+          <w:b w:val="0"/>
+        </w:rPr>
+        <w:t>.</w:t>
+      </w:r>
+    </w:p>
+    <w:p>
+      <w:pPr>
+        <w:spacing w:line="336" w:lineRule="auto" w:after="180"/>
+        <w:shd w:fill="F4F9FC"/>
+      </w:pPr>
+      <w:r>
+        <w:rPr>
+          <w:b w:val="0"/>
+        </w:rPr>
         <w:t>EXPLAIN  A system transforms information; it does not simply 'know.'</w:t>
       </w:r>
     </w:p>
     <w:p>
-      <w:r>
-        <w:t>TRACE  Show the input, process, and output.</w:t>
-      </w:r>
-    </w:p>
-    <w:p>
-      <w:r>
-        <w:t>DIAGNOSE  Repair: The computer already knows the answer before it receives input.</w:t>
-      </w:r>
-    </w:p>
-    <w:p>
-      <w:r>
+      <w:pPr>
+        <w:spacing w:line="336" w:lineRule="auto" w:after="180"/>
+        <w:shd w:fill="F4F9FC"/>
+      </w:pPr>
+      <w:r>
+        <w:rPr>
+          <w:b/>
+        </w:rPr>
+        <w:t>TRACE</w:t>
+      </w:r>
+      <w:r>
+        <w:rPr>
+          <w:b w:val="0"/>
+        </w:rPr>
+        <w:t xml:space="preserve">  Show the </w:t>
+      </w:r>
+      <w:r>
+        <w:rPr>
+          <w:b/>
+        </w:rPr>
+        <w:t>input</w:t>
+      </w:r>
+      <w:r>
+        <w:rPr>
+          <w:b w:val="0"/>
+        </w:rPr>
+        <w:t xml:space="preserve">, </w:t>
+      </w:r>
+      <w:r>
+        <w:rPr>
+          <w:b/>
+        </w:rPr>
+        <w:t>process</w:t>
+      </w:r>
+      <w:r>
+        <w:rPr>
+          <w:b w:val="0"/>
+        </w:rPr>
+        <w:t xml:space="preserve">, and </w:t>
+      </w:r>
+      <w:r>
+        <w:rPr>
+          <w:b/>
+        </w:rPr>
+        <w:t>output</w:t>
+      </w:r>
+      <w:r>
+        <w:rPr>
+          <w:b w:val="0"/>
+        </w:rPr>
+        <w:t>.</w:t>
+      </w:r>
+    </w:p>
+    <w:p>
+      <w:pPr>
+        <w:spacing w:line="336" w:lineRule="auto" w:after="180"/>
+        <w:shd w:fill="F4F9FC"/>
+      </w:pPr>
+      <w:r>
+        <w:rPr>
+          <w:b w:val="0"/>
+        </w:rPr>
+        <w:t xml:space="preserve">DIAGNOSE  Repair: The computer already knows the answer before it receives </w:t>
+      </w:r>
+      <w:r>
+        <w:rPr>
+          <w:b/>
+        </w:rPr>
+        <w:t>input</w:t>
+      </w:r>
+      <w:r>
+        <w:rPr>
+          <w:b w:val="0"/>
+        </w:rPr>
+        <w:t>.</w:t>
+      </w:r>
+    </w:p>
+    <w:p>
+      <w:pPr>
+        <w:spacing w:line="336" w:lineRule="auto" w:after="180"/>
+        <w:shd w:fill="F4F9FC"/>
+      </w:pPr>
+      <w:r>
+        <w:rPr>
+          <w:b w:val="0"/>
+        </w:rPr>
         <w:t>TRANSFER  Apply the idea to a new home or classroom case.</w:t>
       </w:r>
     </w:p>
     <w:p>
-      <w:r>
+      <w:pPr>
+        <w:spacing w:line="336" w:lineRule="auto" w:after="180"/>
+        <w:shd w:fill="F4F9FC"/>
+      </w:pPr>
+      <w:r>
+        <w:rPr>
+          <w:b w:val="0"/>
+        </w:rPr>
         <w:t>CREATE  Design one revealing test.</w:t>
       </w:r>
     </w:p>
     <w:p>
-      <w:r>
-        <w:t>DEFEND  Give a claim, evidence, mechanism, limit, and safe action.</w:t>
-      </w:r>
-    </w:p>
-    <w:p>
-      <w:r>
+      <w:pPr>
+        <w:spacing w:line="336" w:lineRule="auto" w:after="180"/>
+        <w:shd w:fill="F4F9FC"/>
+      </w:pPr>
+      <w:r>
+        <w:rPr>
+          <w:b w:val="0"/>
+        </w:rPr>
+        <w:t xml:space="preserve">DEFEND  Give a claim, </w:t>
+      </w:r>
+      <w:r>
+        <w:rPr>
+          <w:b/>
+        </w:rPr>
+        <w:t>evidence</w:t>
+      </w:r>
+      <w:r>
+        <w:rPr>
+          <w:b w:val="0"/>
+        </w:rPr>
+        <w:t xml:space="preserve">, </w:t>
+      </w:r>
+      <w:r>
+        <w:rPr>
+          <w:b/>
+        </w:rPr>
+        <w:t>mechanism</w:t>
+      </w:r>
+      <w:r>
+        <w:rPr>
+          <w:b w:val="0"/>
+        </w:rPr>
+        <w:t>, limit, and safe action.</w:t>
+      </w:r>
+    </w:p>
+    <w:p>
+      <w:pPr>
+        <w:pStyle w:val="Heading3"/>
+      </w:pPr>
+      <w:r>
+        <w:t>When to retry</w:t>
+      </w:r>
+    </w:p>
+    <w:p>
+      <w:pPr>
+        <w:spacing w:line="336" w:lineRule="auto" w:after="180"/>
+        <w:shd w:fill="F1F6F8"/>
+      </w:pPr>
+      <w:r>
+        <w:rPr>
+          <w:b w:val="0"/>
+        </w:rPr>
         <w:t>RETRY RULE  A coached answer becomes mastery only after you solve a different case independently.</w:t>
       </w:r>
     </w:p>
@@ -2792,6 +5052,17 @@
     </w:p>
     <w:p>
       <w:r>
+        <w:t>Apply this week’s idea to Helpful Classroom Sorter. Keep an annotated decision and the evidence supporting it.</w:t>
+      </w:r>
+    </w:p>
+    <w:p>
+      <w:pPr>
+        <w:spacing w:line="336" w:lineRule="auto" w:after="180"/>
+      </w:pPr>
+      <w:r>
+        <w:rPr>
+          <w:b/>
+        </w:rPr>
         <w:t>PROJECT</w:t>
       </w:r>
     </w:p>
@@ -2804,8 +5075,26 @@
       </w:r>
     </w:p>
     <w:p>
-      <w:r>
-        <w:t>Build one coherent system across the year, one evidence-based decision at a time.</w:t>
+      <w:pPr>
+        <w:spacing w:line="336" w:lineRule="auto" w:after="180"/>
+      </w:pPr>
+      <w:r>
+        <w:rPr>
+          <w:b w:val="0"/>
+        </w:rPr>
+        <w:t xml:space="preserve">Build one coherent system across the year, one </w:t>
+      </w:r>
+      <w:r>
+        <w:rPr>
+          <w:b/>
+        </w:rPr>
+        <w:t>evidence</w:t>
+      </w:r>
+      <w:r>
+        <w:rPr>
+          <w:b w:val="0"/>
+        </w:rPr>
+        <w:t>-based decision at a time.</w:t>
       </w:r>
     </w:p>
     <w:p>
@@ -2845,32 +5134,122 @@
       </w:r>
     </w:p>
     <w:p>
-      <w:r>
-        <w:t>THIS WEEK'S CHECKPOINT  Draw the Classroom Sorter's first input-process-output map and show where a person may review the result.</w:t>
-      </w:r>
-    </w:p>
-    <w:p>
-      <w:r>
+      <w:pPr>
+        <w:spacing w:line="336" w:lineRule="auto" w:after="180"/>
+        <w:shd w:fill="EDF7F3"/>
+      </w:pPr>
+      <w:r>
+        <w:rPr>
+          <w:b w:val="0"/>
+        </w:rPr>
+        <w:t xml:space="preserve">THIS WEEK'S CHECKPOINT  Draw the Classroom Sorter's first </w:t>
+      </w:r>
+      <w:r>
+        <w:rPr>
+          <w:b/>
+        </w:rPr>
+        <w:t>input</w:t>
+      </w:r>
+      <w:r>
+        <w:rPr>
+          <w:b w:val="0"/>
+        </w:rPr>
+        <w:t>-</w:t>
+      </w:r>
+      <w:r>
+        <w:rPr>
+          <w:b/>
+        </w:rPr>
+        <w:t>process</w:t>
+      </w:r>
+      <w:r>
+        <w:rPr>
+          <w:b w:val="0"/>
+        </w:rPr>
+        <w:t>-</w:t>
+      </w:r>
+      <w:r>
+        <w:rPr>
+          <w:b/>
+        </w:rPr>
+        <w:t>output</w:t>
+      </w:r>
+      <w:r>
+        <w:rPr>
+          <w:b w:val="0"/>
+        </w:rPr>
+        <w:t xml:space="preserve"> map and show where a person may review the result.</w:t>
+      </w:r>
+    </w:p>
+    <w:p>
+      <w:pPr>
+        <w:spacing w:line="336" w:lineRule="auto" w:after="180"/>
+        <w:shd w:fill="F5F1FB"/>
+      </w:pPr>
+      <w:r>
+        <w:rPr>
+          <w:b w:val="0"/>
+        </w:rPr>
         <w:t>What real classroom need does this serve?</w:t>
       </w:r>
     </w:p>
     <w:p>
-      <w:r>
+      <w:pPr>
+        <w:spacing w:line="336" w:lineRule="auto" w:after="180"/>
+        <w:shd w:fill="F5F1FB"/>
+      </w:pPr>
+      <w:r>
+        <w:rPr>
+          <w:b w:val="0"/>
+        </w:rPr>
         <w:t>What information is necessary—and what should stay private?</w:t>
       </w:r>
     </w:p>
     <w:p>
-      <w:r>
-        <w:t>What happens inside the process?</w:t>
-      </w:r>
-    </w:p>
-    <w:p>
-      <w:r>
+      <w:pPr>
+        <w:spacing w:line="336" w:lineRule="auto" w:after="180"/>
+        <w:shd w:fill="F5F1FB"/>
+      </w:pPr>
+      <w:r>
+        <w:rPr>
+          <w:b w:val="0"/>
+        </w:rPr>
+        <w:t xml:space="preserve">What happens inside the </w:t>
+      </w:r>
+      <w:r>
+        <w:rPr>
+          <w:b/>
+        </w:rPr>
+        <w:t>process</w:t>
+      </w:r>
+      <w:r>
+        <w:rPr>
+          <w:b w:val="0"/>
+        </w:rPr>
+        <w:t>?</w:t>
+      </w:r>
+    </w:p>
+    <w:p>
+      <w:pPr>
+        <w:spacing w:line="336" w:lineRule="auto" w:after="180"/>
+        <w:shd w:fill="F5F1FB"/>
+      </w:pPr>
+      <w:r>
+        <w:rPr>
+          <w:b w:val="0"/>
+        </w:rPr>
         <w:t>What normal and edge cases will you test?</w:t>
       </w:r>
     </w:p>
     <w:p>
-      <w:r>
+      <w:pPr>
+        <w:spacing w:line="336" w:lineRule="auto" w:after="180"/>
+        <w:shd w:fill="F5F1FB"/>
+      </w:pPr>
+      <w:r>
+        <w:rPr>
+          <w:b w:val="0"/>
+        </w:rPr>
         <w:t>When should it say not sure or ask a person?</w:t>
       </w:r>
     </w:p>
@@ -2911,12 +5290,57 @@
       </w:r>
     </w:p>
     <w:p>
-      <w:r>
-        <w:t>RESPONSIBLE DESIGN  The output is not proof that the system understood the input as a person would.</w:t>
-      </w:r>
-    </w:p>
-    <w:p>
-      <w:r>
+      <w:pPr>
+        <w:pStyle w:val="Heading3"/>
+      </w:pPr>
+      <w:r>
+        <w:t>Responsible design</w:t>
+      </w:r>
+    </w:p>
+    <w:p>
+      <w:pPr>
+        <w:spacing w:line="336" w:lineRule="auto" w:after="180"/>
+        <w:shd w:fill="FFF5E6"/>
+      </w:pPr>
+      <w:r>
+        <w:rPr>
+          <w:b w:val="0"/>
+        </w:rPr>
+        <w:t xml:space="preserve">RESPONSIBLE DESIGN  The </w:t>
+      </w:r>
+      <w:r>
+        <w:rPr>
+          <w:b/>
+        </w:rPr>
+        <w:t>output</w:t>
+      </w:r>
+      <w:r>
+        <w:rPr>
+          <w:b w:val="0"/>
+        </w:rPr>
+        <w:t xml:space="preserve"> is not proof that the system understood the </w:t>
+      </w:r>
+      <w:r>
+        <w:rPr>
+          <w:b/>
+        </w:rPr>
+        <w:t>input</w:t>
+      </w:r>
+      <w:r>
+        <w:rPr>
+          <w:b w:val="0"/>
+        </w:rPr>
+        <w:t xml:space="preserve"> as a person would.</w:t>
+      </w:r>
+    </w:p>
+    <w:p>
+      <w:pPr>
+        <w:spacing w:line="336" w:lineRule="auto" w:after="180"/>
+      </w:pPr>
+      <w:r>
+        <w:rPr>
+          <w:b w:val="0"/>
+        </w:rPr>
         <w:t>My project decision:</w:t>
       </w:r>
     </w:p>
@@ -2929,8 +5353,26 @@
       </w:r>
     </w:p>
     <w:p>
-      <w:r>
-        <w:t>Choose sorter inputs that retain the clues needed for its decision; draw the transformation and identify discarded details.</w:t>
+      <w:pPr>
+        <w:spacing w:line="336" w:lineRule="auto" w:after="180"/>
+      </w:pPr>
+      <w:r>
+        <w:rPr>
+          <w:b w:val="0"/>
+        </w:rPr>
+        <w:t xml:space="preserve">Choose sorter </w:t>
+      </w:r>
+      <w:r>
+        <w:rPr>
+          <w:b/>
+        </w:rPr>
+        <w:t>input</w:t>
+      </w:r>
+      <w:r>
+        <w:rPr>
+          <w:b w:val="0"/>
+        </w:rPr>
+        <w:t>s that retain the clues needed for its decision; draw the transformation and identify discarded details.</w:t>
       </w:r>
     </w:p>
     <w:p>
@@ -2943,6 +5385,17 @@
     </w:p>
     <w:p>
       <w:r>
+        <w:t>Use a genuinely new case for independent evidence. Previously discussed examples remain practice; use the separately named independent case before feedback.</w:t>
+      </w:r>
+    </w:p>
+    <w:p>
+      <w:pPr>
+        <w:spacing w:line="336" w:lineRule="auto" w:after="180"/>
+      </w:pPr>
+      <w:r>
+        <w:rPr>
+          <w:b/>
+        </w:rPr>
         <w:t>MASTERY</w:t>
       </w:r>
     </w:p>
@@ -2955,7 +5408,13 @@
       </w:r>
     </w:p>
     <w:p>
-      <w:r>
+      <w:pPr>
+        <w:spacing w:line="336" w:lineRule="auto" w:after="180"/>
+      </w:pPr>
+      <w:r>
+        <w:rPr>
+          <w:b w:val="0"/>
+        </w:rPr>
         <w:t>Complete this after teaching and guided practice have ended.</w:t>
       </w:r>
     </w:p>
@@ -2996,53 +5455,320 @@
       </w:r>
     </w:p>
     <w:p>
-      <w:r>
-        <w:t>REQUIRED PROOF  Trace a fresh system with an accurate input, process, and output, then explain one missing-input case.</w:t>
-      </w:r>
-    </w:p>
-    <w:p>
-      <w:r>
+      <w:pPr>
+        <w:pStyle w:val="Heading3"/>
+      </w:pPr>
+      <w:r>
+        <w:t>What success looks like</w:t>
+      </w:r>
+    </w:p>
+    <w:p>
+      <w:pPr>
+        <w:spacing w:line="336" w:lineRule="auto" w:after="180"/>
+        <w:shd w:fill="EDF7F3"/>
+      </w:pPr>
+      <w:r>
+        <w:rPr>
+          <w:b w:val="0"/>
+        </w:rPr>
+        <w:t xml:space="preserve">REQUIRED PROOF  </w:t>
+      </w:r>
+      <w:r>
+        <w:rPr>
+          <w:b/>
+        </w:rPr>
+        <w:t>Trace</w:t>
+      </w:r>
+      <w:r>
+        <w:rPr>
+          <w:b w:val="0"/>
+        </w:rPr>
+        <w:t xml:space="preserve"> a fresh system with an accurate </w:t>
+      </w:r>
+      <w:r>
+        <w:rPr>
+          <w:b/>
+        </w:rPr>
+        <w:t>input</w:t>
+      </w:r>
+      <w:r>
+        <w:rPr>
+          <w:b w:val="0"/>
+        </w:rPr>
+        <w:t xml:space="preserve">, </w:t>
+      </w:r>
+      <w:r>
+        <w:rPr>
+          <w:b/>
+        </w:rPr>
+        <w:t>process</w:t>
+      </w:r>
+      <w:r>
+        <w:rPr>
+          <w:b w:val="0"/>
+        </w:rPr>
+        <w:t xml:space="preserve">, and </w:t>
+      </w:r>
+      <w:r>
+        <w:rPr>
+          <w:b/>
+        </w:rPr>
+        <w:t>output</w:t>
+      </w:r>
+      <w:r>
+        <w:rPr>
+          <w:b w:val="0"/>
+        </w:rPr>
+        <w:t>, then explain one missing-</w:t>
+      </w:r>
+      <w:r>
+        <w:rPr>
+          <w:b/>
+        </w:rPr>
+        <w:t>input</w:t>
+      </w:r>
+      <w:r>
+        <w:rPr>
+          <w:b w:val="0"/>
+        </w:rPr>
+        <w:t xml:space="preserve"> case.</w:t>
+      </w:r>
+    </w:p>
+    <w:p>
+      <w:pPr>
+        <w:spacing w:line="336" w:lineRule="auto" w:after="180"/>
+      </w:pPr>
+      <w:r>
+        <w:rPr>
+          <w:b w:val="0"/>
+        </w:rPr>
         <w:t>□ Name or draw the fresh case.</w:t>
       </w:r>
     </w:p>
     <w:p>
-      <w:r>
-        <w:t>□ Trace input, process, and output.</w:t>
-      </w:r>
-    </w:p>
-    <w:p>
-      <w:r>
-        <w:t>□ State the conclusion and strongest evidence.</w:t>
-      </w:r>
-    </w:p>
-    <w:p>
-      <w:r>
+      <w:pPr>
+        <w:spacing w:line="336" w:lineRule="auto" w:after="180"/>
+      </w:pPr>
+      <w:r>
+        <w:rPr>
+          <w:b w:val="0"/>
+        </w:rPr>
+        <w:t xml:space="preserve">□ </w:t>
+      </w:r>
+      <w:r>
+        <w:rPr>
+          <w:b/>
+        </w:rPr>
+        <w:t>Trace</w:t>
+      </w:r>
+      <w:r>
+        <w:rPr>
+          <w:b w:val="0"/>
+        </w:rPr>
+        <w:t xml:space="preserve"> </w:t>
+      </w:r>
+      <w:r>
+        <w:rPr>
+          <w:b/>
+        </w:rPr>
+        <w:t>input</w:t>
+      </w:r>
+      <w:r>
+        <w:rPr>
+          <w:b w:val="0"/>
+        </w:rPr>
+        <w:t xml:space="preserve">, </w:t>
+      </w:r>
+      <w:r>
+        <w:rPr>
+          <w:b/>
+        </w:rPr>
+        <w:t>process</w:t>
+      </w:r>
+      <w:r>
+        <w:rPr>
+          <w:b w:val="0"/>
+        </w:rPr>
+        <w:t xml:space="preserve">, and </w:t>
+      </w:r>
+      <w:r>
+        <w:rPr>
+          <w:b/>
+        </w:rPr>
+        <w:t>output</w:t>
+      </w:r>
+      <w:r>
+        <w:rPr>
+          <w:b w:val="0"/>
+        </w:rPr>
+        <w:t>.</w:t>
+      </w:r>
+    </w:p>
+    <w:p>
+      <w:pPr>
+        <w:spacing w:line="336" w:lineRule="auto" w:after="180"/>
+      </w:pPr>
+      <w:r>
+        <w:rPr>
+          <w:b w:val="0"/>
+        </w:rPr>
+        <w:t xml:space="preserve">□ State the conclusion and strongest </w:t>
+      </w:r>
+      <w:r>
+        <w:rPr>
+          <w:b/>
+        </w:rPr>
+        <w:t>evidence</w:t>
+      </w:r>
+      <w:r>
+        <w:rPr>
+          <w:b w:val="0"/>
+        </w:rPr>
+        <w:t>.</w:t>
+      </w:r>
+    </w:p>
+    <w:p>
+      <w:pPr>
+        <w:spacing w:line="336" w:lineRule="auto" w:after="180"/>
+      </w:pPr>
+      <w:r>
+        <w:rPr>
+          <w:b w:val="0"/>
+        </w:rPr>
         <w:t>□ Name one limit, failure, missing clue, or fairness/privacy concern.</w:t>
       </w:r>
     </w:p>
     <w:p>
-      <w:r>
+      <w:pPr>
+        <w:spacing w:line="336" w:lineRule="auto" w:after="180"/>
+      </w:pPr>
+      <w:r>
+        <w:rPr>
+          <w:b w:val="0"/>
+        </w:rPr>
         <w:t>□ Explain one safe next action or improvement.</w:t>
       </w:r>
     </w:p>
     <w:p>
-      <w:r>
-        <w:t>Independent evidence:</w:t>
-      </w:r>
-    </w:p>
-    <w:p>
-      <w:r>
-        <w:t>SELF-CHECK  Start with what enters, name the actual transformation rather than saying the system thinks, and identify the result. If the process is unknown, state what evidence is missing instead of inventing a mechanism.</w:t>
-      </w:r>
-    </w:p>
-    <w:p>
-      <w:r>
+      <w:pPr>
+        <w:spacing w:line="336" w:lineRule="auto" w:after="180"/>
+      </w:pPr>
+      <w:r>
+        <w:rPr>
+          <w:b w:val="0"/>
+        </w:rPr>
+        <w:t xml:space="preserve">Independent </w:t>
+      </w:r>
+      <w:r>
+        <w:rPr>
+          <w:b/>
+        </w:rPr>
+        <w:t>evidence</w:t>
+      </w:r>
+      <w:r>
+        <w:rPr>
+          <w:b w:val="0"/>
+        </w:rPr>
+        <w:t>:</w:t>
+      </w:r>
+    </w:p>
+    <w:p>
+      <w:pPr>
+        <w:pStyle w:val="Heading3"/>
+      </w:pPr>
+      <w:r>
+        <w:t>Check your explanation</w:t>
+      </w:r>
+    </w:p>
+    <w:p>
+      <w:pPr>
+        <w:spacing w:line="336" w:lineRule="auto" w:after="180"/>
+        <w:shd w:fill="F5F1FB"/>
+      </w:pPr>
+      <w:r>
+        <w:rPr>
+          <w:b w:val="0"/>
+        </w:rPr>
+        <w:t xml:space="preserve">SELF-CHECK  Start with what enters, name the actual transformation rather than saying the system thinks, and identify the result. If the </w:t>
+      </w:r>
+      <w:r>
+        <w:rPr>
+          <w:b/>
+        </w:rPr>
+        <w:t>process</w:t>
+      </w:r>
+      <w:r>
+        <w:rPr>
+          <w:b w:val="0"/>
+        </w:rPr>
+        <w:t xml:space="preserve"> is unknown, state what </w:t>
+      </w:r>
+      <w:r>
+        <w:rPr>
+          <w:b/>
+        </w:rPr>
+        <w:t>evidence</w:t>
+      </w:r>
+      <w:r>
+        <w:rPr>
+          <w:b w:val="0"/>
+        </w:rPr>
+        <w:t xml:space="preserve"> is missing instead of inventing a </w:t>
+      </w:r>
+      <w:r>
+        <w:rPr>
+          <w:b/>
+        </w:rPr>
+        <w:t>mechanism</w:t>
+      </w:r>
+      <w:r>
+        <w:rPr>
+          <w:b w:val="0"/>
+        </w:rPr>
+        <w:t>.</w:t>
+      </w:r>
+    </w:p>
+    <w:p>
+      <w:pPr>
+        <w:spacing w:line="336" w:lineRule="auto" w:after="180"/>
+      </w:pPr>
+      <w:r>
+        <w:rPr>
+          <w:b w:val="0"/>
+        </w:rPr>
         <w:t>My level:  □ Not yet  □ With one hint  □ Independently  □ I can teach it</w:t>
       </w:r>
     </w:p>
     <w:p>
-      <w:r>
-        <w:t>NEXT BRIDGE  Carry today's evidence habit into: Sensors Are Messengers.</w:t>
+      <w:pPr>
+        <w:pStyle w:val="Heading3"/>
+      </w:pPr>
+      <w:r>
+        <w:t>Connect to the next lesson</w:t>
+      </w:r>
+    </w:p>
+    <w:p>
+      <w:pPr>
+        <w:spacing w:line="336" w:lineRule="auto" w:after="180"/>
+        <w:shd w:fill="F1F6F8"/>
+      </w:pPr>
+      <w:r>
+        <w:rPr>
+          <w:b w:val="0"/>
+        </w:rPr>
+        <w:t xml:space="preserve">NEXT BRIDGE  Carry today's </w:t>
+      </w:r>
+      <w:r>
+        <w:rPr>
+          <w:b/>
+        </w:rPr>
+        <w:t>evidence</w:t>
+      </w:r>
+      <w:r>
+        <w:rPr>
+          <w:b w:val="0"/>
+        </w:rPr>
+        <w:t xml:space="preserve"> habit into: Sensors Are Messengers.</w:t>
       </w:r>
     </w:p>
     <w:p>
@@ -3054,6 +5780,11 @@
       </w:r>
     </w:p>
     <w:p>
+      <w:r>
+        <w:t>Revisit the complete Input, Process, Output case for supported practice. Repeated examples do not become fresh assessments.</w:t>
+      </w:r>
+    </w:p>
+    <w:p>
       <w:pPr>
         <w:pStyle w:val="Heading3"/>
       </w:pPr>
@@ -3062,7 +5793,13 @@
       </w:r>
     </w:p>
     <w:p>
-      <w:r>
+      <w:pPr>
+        <w:spacing w:line="336" w:lineRule="auto" w:after="180"/>
+      </w:pPr>
+      <w:r>
+        <w:rPr>
+          <w:b w:val="0"/>
+        </w:rPr>
         <w:t>Use the supplied details to practise the weekly concept before attempting the independent question. This case extends the illustrated lesson.</w:t>
       </w:r>
     </w:p>
@@ -3075,7 +5812,13 @@
       </w:r>
     </w:p>
     <w:p>
-      <w:r>
+      <w:pPr>
+        <w:spacing w:line="336" w:lineRule="auto" w:after="180"/>
+      </w:pPr>
+      <w:r>
+        <w:rPr>
+          <w:b w:val="0"/>
+        </w:rPr>
         <w:t>A playlist helper receives a mood, matches song tags and displays three titles.</w:t>
       </w:r>
     </w:p>
@@ -3088,8 +5831,51 @@
       </w:r>
     </w:p>
     <w:p>
-      <w:r>
-        <w:t>Name input, process and output. Is displaying titles the same as playing audio?</w:t>
+      <w:pPr>
+        <w:spacing w:line="336" w:lineRule="auto" w:after="180"/>
+        <w:shd w:fill="F5F1FB"/>
+      </w:pPr>
+      <w:r>
+        <w:rPr>
+          <w:b w:val="0"/>
+        </w:rPr>
+        <w:t xml:space="preserve">Name </w:t>
+      </w:r>
+      <w:r>
+        <w:rPr>
+          <w:b/>
+        </w:rPr>
+        <w:t>input</w:t>
+      </w:r>
+      <w:r>
+        <w:rPr>
+          <w:b w:val="0"/>
+        </w:rPr>
+        <w:t xml:space="preserve">, </w:t>
+      </w:r>
+      <w:r>
+        <w:rPr>
+          <w:b/>
+        </w:rPr>
+        <w:t>process</w:t>
+      </w:r>
+      <w:r>
+        <w:rPr>
+          <w:b w:val="0"/>
+        </w:rPr>
+        <w:t xml:space="preserve"> and </w:t>
+      </w:r>
+      <w:r>
+        <w:rPr>
+          <w:b/>
+        </w:rPr>
+        <w:t>output</w:t>
+      </w:r>
+      <w:r>
+        <w:rPr>
+          <w:b w:val="0"/>
+        </w:rPr>
+        <w:t>. Is displaying titles the same as playing audio?</w:t>
       </w:r>
     </w:p>
     <w:p>
@@ -3101,8 +5887,44 @@
       </w:r>
     </w:p>
     <w:p>
-      <w:r>
-        <w:t>Input is mood; process is tag matching; output is titles. Audio playback is another step. Matching can use fixed rules; the description alone does not establish machine learning.</w:t>
+      <w:pPr>
+        <w:spacing w:line="336" w:lineRule="auto" w:after="180"/>
+      </w:pPr>
+      <w:r>
+        <w:rPr>
+          <w:b/>
+        </w:rPr>
+        <w:t>Input</w:t>
+      </w:r>
+      <w:r>
+        <w:rPr>
+          <w:b w:val="0"/>
+        </w:rPr>
+        <w:t xml:space="preserve"> is mood; </w:t>
+      </w:r>
+      <w:r>
+        <w:rPr>
+          <w:b/>
+        </w:rPr>
+        <w:t>process</w:t>
+      </w:r>
+      <w:r>
+        <w:rPr>
+          <w:b w:val="0"/>
+        </w:rPr>
+        <w:t xml:space="preserve"> is tag matching; </w:t>
+      </w:r>
+      <w:r>
+        <w:rPr>
+          <w:b/>
+        </w:rPr>
+        <w:t>output</w:t>
+      </w:r>
+      <w:r>
+        <w:rPr>
+          <w:b w:val="0"/>
+        </w:rPr>
+        <w:t xml:space="preserve"> is titles. Audio playback is another step. Matching can use fixed rules; the description alone does not establish machine learning.</w:t>
       </w:r>
     </w:p>
     <w:p>
@@ -3114,7 +5936,14 @@
       </w:r>
     </w:p>
     <w:p>
-      <w:r>
+      <w:pPr>
+        <w:spacing w:line="336" w:lineRule="auto" w:after="180"/>
+        <w:shd w:fill="F5F1FB"/>
+      </w:pPr>
+      <w:r>
+        <w:rPr>
+          <w:b w:val="0"/>
+        </w:rPr>
         <w:t>Which detail supports the answer, and why does it matter?</w:t>
       </w:r>
     </w:p>
@@ -3292,18 +6121,103 @@
       </w:tr>
     </w:tbl>
     <w:p>
-      <w:r>
+      <w:pPr>
+        <w:spacing w:line="336" w:lineRule="auto" w:after="180"/>
+      </w:pPr>
+      <w:r>
+        <w:rPr>
+          <w:b w:val="0"/>
+        </w:rPr>
         <w:t>A playlist helper receives a mood, matches song tags and displays three titles.</w:t>
       </w:r>
     </w:p>
     <w:p>
-      <w:r>
-        <w:t>Name input, process and output. Is displaying titles the same as playing audio?</w:t>
-      </w:r>
-    </w:p>
-    <w:p>
-      <w:r>
-        <w:t>Input is mood; process is tag matching; output is titles. Audio playback is another step. Matching can use fixed rules; the description alone does not establish machine learning.</w:t>
+      <w:pPr>
+        <w:spacing w:line="336" w:lineRule="auto" w:after="180"/>
+        <w:shd w:fill="F5F1FB"/>
+      </w:pPr>
+      <w:r>
+        <w:rPr>
+          <w:b w:val="0"/>
+        </w:rPr>
+        <w:t xml:space="preserve">Name </w:t>
+      </w:r>
+      <w:r>
+        <w:rPr>
+          <w:b/>
+        </w:rPr>
+        <w:t>input</w:t>
+      </w:r>
+      <w:r>
+        <w:rPr>
+          <w:b w:val="0"/>
+        </w:rPr>
+        <w:t xml:space="preserve">, </w:t>
+      </w:r>
+      <w:r>
+        <w:rPr>
+          <w:b/>
+        </w:rPr>
+        <w:t>process</w:t>
+      </w:r>
+      <w:r>
+        <w:rPr>
+          <w:b w:val="0"/>
+        </w:rPr>
+        <w:t xml:space="preserve"> and </w:t>
+      </w:r>
+      <w:r>
+        <w:rPr>
+          <w:b/>
+        </w:rPr>
+        <w:t>output</w:t>
+      </w:r>
+      <w:r>
+        <w:rPr>
+          <w:b w:val="0"/>
+        </w:rPr>
+        <w:t>. Is displaying titles the same as playing audio?</w:t>
+      </w:r>
+    </w:p>
+    <w:p>
+      <w:pPr>
+        <w:spacing w:line="336" w:lineRule="auto" w:after="180"/>
+      </w:pPr>
+      <w:r>
+        <w:rPr>
+          <w:b/>
+        </w:rPr>
+        <w:t>Input</w:t>
+      </w:r>
+      <w:r>
+        <w:rPr>
+          <w:b w:val="0"/>
+        </w:rPr>
+        <w:t xml:space="preserve"> is mood; </w:t>
+      </w:r>
+      <w:r>
+        <w:rPr>
+          <w:b/>
+        </w:rPr>
+        <w:t>process</w:t>
+      </w:r>
+      <w:r>
+        <w:rPr>
+          <w:b w:val="0"/>
+        </w:rPr>
+        <w:t xml:space="preserve"> is tag matching; </w:t>
+      </w:r>
+      <w:r>
+        <w:rPr>
+          <w:b/>
+        </w:rPr>
+        <w:t>output</w:t>
+      </w:r>
+      <w:r>
+        <w:rPr>
+          <w:b w:val="0"/>
+        </w:rPr>
+        <w:t xml:space="preserve"> is titles. Audio playback is another step. Matching can use fixed rules; the description alone does not establish machine learning.</w:t>
       </w:r>
     </w:p>
     <w:p>
@@ -3315,6 +6229,11 @@
       </w:r>
     </w:p>
     <w:p>
+      <w:r>
+        <w:t>Attempt the reserved new case before feedback. Record support; the earlier examples below remain additional practice.</w:t>
+      </w:r>
+    </w:p>
+    <w:p>
       <w:pPr>
         <w:pStyle w:val="Heading3"/>
       </w:pPr>
@@ -3323,8 +6242,25 @@
       </w:r>
     </w:p>
     <w:p>
-      <w:r>
-        <w:t>A classroom device receives four scores and stores only their total, 20. A student claims that every score must be 5. Give two different lists of four nonnegative whole-number scores with total 20. Explain precisely what the stored total establishes and what it does not.</w:t>
+      <w:pPr>
+        <w:spacing w:line="336" w:lineRule="auto" w:after="180"/>
+      </w:pPr>
+      <w:r>
+        <w:rPr>
+          <w:b w:val="0"/>
+        </w:rPr>
+        <w:t>A classroom device receives four scores and stores only their total, 20. A student claims that every score must be 5. Give two different lists of four nonnegative whole-number scores with total 20.</w:t>
+      </w:r>
+    </w:p>
+    <w:p>
+      <w:pPr>
+        <w:spacing w:line="336" w:lineRule="auto" w:after="180"/>
+      </w:pPr>
+      <w:r>
+        <w:rPr>
+          <w:b w:val="0"/>
+        </w:rPr>
+        <w:t>Explain precisely what the stored total establishes and what it does not.</w:t>
       </w:r>
     </w:p>
     <w:p>
@@ -3371,7 +6307,13 @@
       </w:r>
     </w:p>
     <w:p>
-      <w:r>
+      <w:pPr>
+        <w:spacing w:line="336" w:lineRule="auto" w:after="180"/>
+      </w:pPr>
+      <w:r>
+        <w:rPr>
+          <w:b w:val="0"/>
+        </w:rPr>
         <w:t>Attempt this case before feedback. Record any help. Earlier examples below are further practice; a case already practised with feedback cannot establish fresh transfer.</w:t>
       </w:r>
     </w:p>
@@ -3384,18 +6326,91 @@
       </w:r>
     </w:p>
     <w:p>
-      <w:r>
+      <w:pPr>
+        <w:spacing w:line="336" w:lineRule="auto" w:after="180"/>
+      </w:pPr>
+      <w:r>
+        <w:rPr>
+          <w:b w:val="0"/>
+        </w:rPr>
         <w:t>Close the worked explanation. Apply the idea to this different question without copying.</w:t>
       </w:r>
     </w:p>
     <w:p>
-      <w:r>
-        <w:t>A classroom fan receives a temperature reading, compares it with 25 degrees C, and turns on. Name the input, process and output. What should happen if the reading is missing?</w:t>
-      </w:r>
-    </w:p>
-    <w:p>
-      <w:r>
-        <w:t>My answer, with a trace, calculation or supporting evidence</w:t>
+      <w:pPr>
+        <w:spacing w:line="336" w:lineRule="auto" w:after="180"/>
+        <w:shd w:fill="F5F1FB"/>
+      </w:pPr>
+      <w:r>
+        <w:rPr>
+          <w:b w:val="0"/>
+        </w:rPr>
+        <w:t xml:space="preserve">A classroom fan receives a temperature reading, compares it with 25 degrees C, and turns on. Name the </w:t>
+      </w:r>
+      <w:r>
+        <w:rPr>
+          <w:b/>
+        </w:rPr>
+        <w:t>input</w:t>
+      </w:r>
+      <w:r>
+        <w:rPr>
+          <w:b w:val="0"/>
+        </w:rPr>
+        <w:t xml:space="preserve">, </w:t>
+      </w:r>
+      <w:r>
+        <w:rPr>
+          <w:b/>
+        </w:rPr>
+        <w:t>process</w:t>
+      </w:r>
+      <w:r>
+        <w:rPr>
+          <w:b w:val="0"/>
+        </w:rPr>
+        <w:t xml:space="preserve"> and </w:t>
+      </w:r>
+      <w:r>
+        <w:rPr>
+          <w:b/>
+        </w:rPr>
+        <w:t>output</w:t>
+      </w:r>
+      <w:r>
+        <w:rPr>
+          <w:b w:val="0"/>
+        </w:rPr>
+        <w:t>. What should happen if the reading is missing?</w:t>
+      </w:r>
+    </w:p>
+    <w:p>
+      <w:pPr>
+        <w:spacing w:line="336" w:lineRule="auto" w:after="180"/>
+      </w:pPr>
+      <w:r>
+        <w:rPr>
+          <w:b w:val="0"/>
+        </w:rPr>
+        <w:t xml:space="preserve">My answer, with a </w:t>
+      </w:r>
+      <w:r>
+        <w:rPr>
+          <w:b/>
+        </w:rPr>
+        <w:t>trace</w:t>
+      </w:r>
+      <w:r>
+        <w:rPr>
+          <w:b w:val="0"/>
+        </w:rPr>
+        <w:t xml:space="preserve">, calculation or supporting </w:t>
+      </w:r>
+      <w:r>
+        <w:rPr>
+          <w:b/>
+        </w:rPr>
+        <w:t>evidence</w:t>
       </w:r>
     </w:p>
     <w:p>
@@ -3440,13 +6455,37 @@
       </w:r>
     </w:p>
     <w:p>
-      <w:r>
+      <w:pPr>
+        <w:spacing w:line="336" w:lineRule="auto" w:after="180"/>
+      </w:pPr>
+      <w:r>
+        <w:rPr>
+          <w:b w:val="0"/>
+        </w:rPr>
         <w:t>Change one relevant detail. Predict the result before testing. Include a boundary or missing-information case when it helps reveal a limit.</w:t>
       </w:r>
     </w:p>
     <w:p>
-      <w:r>
-        <w:t>My changed input and expected result</w:t>
+      <w:pPr>
+        <w:spacing w:line="336" w:lineRule="auto" w:after="180"/>
+      </w:pPr>
+      <w:r>
+        <w:rPr>
+          <w:b w:val="0"/>
+        </w:rPr>
+        <w:t xml:space="preserve">My changed </w:t>
+      </w:r>
+      <w:r>
+        <w:rPr>
+          <w:b/>
+        </w:rPr>
+        <w:t>input</w:t>
+      </w:r>
+      <w:r>
+        <w:rPr>
+          <w:b w:val="0"/>
+        </w:rPr>
+        <w:t xml:space="preserve"> and expected result</w:t>
       </w:r>
     </w:p>
     <w:p>
@@ -3491,13 +6530,73 @@
       </w:r>
     </w:p>
     <w:p>
-      <w:r>
-        <w:t>Draw the Classroom Sorter's first input-process-output map and show where a person may review the result.</w:t>
-      </w:r>
-    </w:p>
-    <w:p>
-      <w:r>
-        <w:t>The evidence I will keep</w:t>
+      <w:pPr>
+        <w:spacing w:line="336" w:lineRule="auto" w:after="180"/>
+      </w:pPr>
+      <w:r>
+        <w:rPr>
+          <w:b w:val="0"/>
+        </w:rPr>
+        <w:t xml:space="preserve">Draw the Classroom Sorter's first </w:t>
+      </w:r>
+      <w:r>
+        <w:rPr>
+          <w:b/>
+        </w:rPr>
+        <w:t>input</w:t>
+      </w:r>
+      <w:r>
+        <w:rPr>
+          <w:b w:val="0"/>
+        </w:rPr>
+        <w:t>-</w:t>
+      </w:r>
+      <w:r>
+        <w:rPr>
+          <w:b/>
+        </w:rPr>
+        <w:t>process</w:t>
+      </w:r>
+      <w:r>
+        <w:rPr>
+          <w:b w:val="0"/>
+        </w:rPr>
+        <w:t>-</w:t>
+      </w:r>
+      <w:r>
+        <w:rPr>
+          <w:b/>
+        </w:rPr>
+        <w:t>output</w:t>
+      </w:r>
+      <w:r>
+        <w:rPr>
+          <w:b w:val="0"/>
+        </w:rPr>
+        <w:t xml:space="preserve"> map and show where a person may review the result.</w:t>
+      </w:r>
+    </w:p>
+    <w:p>
+      <w:pPr>
+        <w:spacing w:line="336" w:lineRule="auto" w:after="180"/>
+      </w:pPr>
+      <w:r>
+        <w:rPr>
+          <w:b w:val="0"/>
+        </w:rPr>
+        <w:t xml:space="preserve">The </w:t>
+      </w:r>
+      <w:r>
+        <w:rPr>
+          <w:b/>
+        </w:rPr>
+        <w:t>evidence</w:t>
+      </w:r>
+      <w:r>
+        <w:rPr>
+          <w:b w:val="0"/>
+        </w:rPr>
+        <w:t xml:space="preserve"> I will keep</w:t>
       </w:r>
     </w:p>
     <w:p>
@@ -3534,8 +6633,26 @@
       </w:r>
     </w:p>
     <w:p>
-      <w:r>
-        <w:t>Your teacher has the independent answer and scoring criteria. Complete the matching workbook week to keep your practice evidence together.</w:t>
+      <w:pPr>
+        <w:spacing w:line="336" w:lineRule="auto" w:after="180"/>
+      </w:pPr>
+      <w:r>
+        <w:rPr>
+          <w:b w:val="0"/>
+        </w:rPr>
+        <w:t xml:space="preserve">Your teacher has the independent answer and scoring criteria. Complete the matching workbook week to keep your practice </w:t>
+      </w:r>
+      <w:r>
+        <w:rPr>
+          <w:b/>
+        </w:rPr>
+        <w:t>evidence</w:t>
+      </w:r>
+      <w:r>
+        <w:rPr>
+          <w:b w:val="0"/>
+        </w:rPr>
+        <w:t xml:space="preserve"> together.</w:t>
       </w:r>
     </w:p>
     <w:p>
@@ -3547,7 +6664,14 @@
       </w:r>
     </w:p>
     <w:p>
-      <w:r>
+      <w:pPr>
+        <w:spacing w:line="336" w:lineRule="auto" w:after="180"/>
+        <w:shd w:fill="F5F1FB"/>
+      </w:pPr>
+      <w:r>
+        <w:rPr>
+          <w:b w:val="0"/>
+        </w:rPr>
         <w:t>A library kiosk receives 'mystery', filters a catalogue by genre and displays three titles. No speaker is attached. Draw its information path. A visitor says it read three books aloud. Which stage contradicts that claim?</w:t>
       </w:r>
     </w:p>
@@ -3603,8 +6727,25 @@
       </w:r>
     </w:p>
     <w:p>
-      <w:r>
-        <w:t>Attempt the independent case before hints. Record whether you worked alone, used a hint or followed a model. After feedback, fix the first unsupported step and explain why it changed. A later check uses a changed case, not a copied answer.</w:t>
+      <w:pPr>
+        <w:spacing w:line="336" w:lineRule="auto" w:after="180"/>
+      </w:pPr>
+      <w:r>
+        <w:rPr>
+          <w:b w:val="0"/>
+        </w:rPr>
+        <w:t>Attempt the independent case before hints. Record whether you worked alone, used a hint or followed a model. After feedback, fix the first unsupported step and explain why it changed.</w:t>
+      </w:r>
+    </w:p>
+    <w:p>
+      <w:pPr>
+        <w:spacing w:line="336" w:lineRule="auto" w:after="180"/>
+      </w:pPr>
+      <w:r>
+        <w:rPr>
+          <w:b w:val="0"/>
+        </w:rPr>
+        <w:t>A later check uses a changed case, not a copied answer.</w:t>
       </w:r>
     </w:p>
     <w:p>
@@ -3617,6 +6758,17 @@
     </w:p>
     <w:p>
       <w:r>
+        <w:t>Use this map to navigate Input, Process, Output, connect the goals to tasks and keep one evidence record for each attempt.</w:t>
+      </w:r>
+    </w:p>
+    <w:p>
+      <w:pPr>
+        <w:spacing w:line="336" w:lineRule="auto" w:after="180"/>
+      </w:pPr>
+      <w:r>
+        <w:rPr>
+          <w:b w:val="0"/>
+        </w:rPr>
         <w:t>Start with this question: A fictional classroom cupboard records coloured pencils, then reports just a total.</w:t>
       </w:r>
     </w:p>
@@ -3723,13 +6875,61 @@
       </w:tr>
     </w:tbl>
     <w:p>
-      <w:r>
-        <w:t>Remember → watch and explain → try with help → investigate → try independently → keep project evidence. Your teacher may spread this lesson across several classes.</w:t>
-      </w:r>
-    </w:p>
-    <w:p>
-      <w:r>
-        <w:t>Keep your first prediction. Compare it with what the evidence shows and explain any change.</w:t>
+      <w:pPr>
+        <w:spacing w:line="336" w:lineRule="auto" w:after="180"/>
+      </w:pPr>
+      <w:r>
+        <w:rPr>
+          <w:b w:val="0"/>
+        </w:rPr>
+        <w:t xml:space="preserve">Remember → watch and explain → try with help → investigate → try independently → keep project </w:t>
+      </w:r>
+      <w:r>
+        <w:rPr>
+          <w:b/>
+        </w:rPr>
+        <w:t>evidence</w:t>
+      </w:r>
+      <w:r>
+        <w:rPr>
+          <w:b w:val="0"/>
+        </w:rPr>
+        <w:t>. Your teacher may spread this lesson across several classes.</w:t>
+      </w:r>
+    </w:p>
+    <w:p>
+      <w:pPr>
+        <w:spacing w:line="336" w:lineRule="auto" w:after="180"/>
+      </w:pPr>
+      <w:r>
+        <w:rPr>
+          <w:b w:val="0"/>
+        </w:rPr>
+        <w:t xml:space="preserve">Keep your first </w:t>
+      </w:r>
+      <w:r>
+        <w:rPr>
+          <w:b/>
+        </w:rPr>
+        <w:t>prediction</w:t>
+      </w:r>
+      <w:r>
+        <w:rPr>
+          <w:b w:val="0"/>
+        </w:rPr>
+        <w:t xml:space="preserve">. Compare it with what the </w:t>
+      </w:r>
+      <w:r>
+        <w:rPr>
+          <w:b/>
+        </w:rPr>
+        <w:t>evidence</w:t>
+      </w:r>
+      <w:r>
+        <w:rPr>
+          <w:b w:val="0"/>
+        </w:rPr>
+        <w:t xml:space="preserve"> shows and explain any change.</w:t>
       </w:r>
     </w:p>
     <w:p>
@@ -3742,7 +6942,30 @@
     </w:p>
     <w:p>
       <w:r>
-        <w:t>Close your notes. Explain this goal in your own words: Trace information through a system without confusing information with a physical action</w:t>
+        <w:t>Explain Input, Process, Output without notes, identify a remaining question and plan a later check with a changed case.</w:t>
+      </w:r>
+    </w:p>
+    <w:p>
+      <w:pPr>
+        <w:spacing w:line="336" w:lineRule="auto" w:after="180"/>
+      </w:pPr>
+      <w:r>
+        <w:rPr>
+          <w:b w:val="0"/>
+        </w:rPr>
+        <w:t xml:space="preserve">Close your notes. Explain this goal in your own words: </w:t>
+      </w:r>
+      <w:r>
+        <w:rPr>
+          <w:b/>
+        </w:rPr>
+        <w:t>Trace</w:t>
+      </w:r>
+      <w:r>
+        <w:rPr>
+          <w:b w:val="0"/>
+        </w:rPr>
+        <w:t xml:space="preserve"> information through a system without confusing information with a physical action</w:t>
       </w:r>
     </w:p>
     <w:p>
@@ -3779,13 +7002,61 @@
       </w:r>
     </w:p>
     <w:p>
-      <w:r>
-        <w:t>If you are unsure, return to the worked picture and explain one arrow. If you are ready, change an input or assumption and justify your prediction.</w:t>
-      </w:r>
-    </w:p>
-    <w:p>
-      <w:r>
-        <w:t>Save your workbook evidence. At the next review, try a different case before opening your old answer.</w:t>
+      <w:pPr>
+        <w:spacing w:line="336" w:lineRule="auto" w:after="180"/>
+      </w:pPr>
+      <w:r>
+        <w:rPr>
+          <w:b w:val="0"/>
+        </w:rPr>
+        <w:t xml:space="preserve">If you are unsure, return to the worked picture and explain one arrow. If you are ready, change an </w:t>
+      </w:r>
+      <w:r>
+        <w:rPr>
+          <w:b/>
+        </w:rPr>
+        <w:t>input</w:t>
+      </w:r>
+      <w:r>
+        <w:rPr>
+          <w:b w:val="0"/>
+        </w:rPr>
+        <w:t xml:space="preserve"> or assumption and justify your </w:t>
+      </w:r>
+      <w:r>
+        <w:rPr>
+          <w:b/>
+        </w:rPr>
+        <w:t>prediction</w:t>
+      </w:r>
+      <w:r>
+        <w:rPr>
+          <w:b w:val="0"/>
+        </w:rPr>
+        <w:t>.</w:t>
+      </w:r>
+    </w:p>
+    <w:p>
+      <w:pPr>
+        <w:spacing w:line="336" w:lineRule="auto" w:after="180"/>
+      </w:pPr>
+      <w:r>
+        <w:rPr>
+          <w:b w:val="0"/>
+        </w:rPr>
+        <w:t xml:space="preserve">Save your workbook </w:t>
+      </w:r>
+      <w:r>
+        <w:rPr>
+          <w:b/>
+        </w:rPr>
+        <w:t>evidence</w:t>
+      </w:r>
+      <w:r>
+        <w:rPr>
+          <w:b w:val="0"/>
+        </w:rPr>
+        <w:t>. At the next review, try a different case before opening your old answer.</w:t>
       </w:r>
     </w:p>
     <w:p>
@@ -3798,11 +7069,28 @@
     </w:p>
     <w:p>
       <w:r>
+        <w:t>Attempt supported questions before using hints or feedback. Review a missing building block, then keep the completed work.</w:t>
+      </w:r>
+    </w:p>
+    <w:p>
+      <w:pPr>
+        <w:spacing w:line="336" w:lineRule="auto" w:after="180"/>
+      </w:pPr>
+      <w:r>
+        <w:rPr>
+          <w:b w:val="0"/>
+        </w:rPr>
         <w:t>Use this supported practice once, in the browser or on paper. Keep the reserved independent assessment for a separate first attempt before teacher feedback.</w:t>
       </w:r>
     </w:p>
     <w:p>
-      <w:r>
+      <w:pPr>
+        <w:spacing w:line="336" w:lineRule="auto" w:after="180"/>
+      </w:pPr>
+      <w:r>
+        <w:rPr>
+          <w:b w:val="0"/>
+        </w:rPr>
         <w:t>A fictional classroom cupboard records coloured pencils, then reports just a total.</w:t>
       </w:r>
     </w:p>
@@ -3815,27 +7103,61 @@
       </w:r>
     </w:p>
     <w:p>
-      <w:r>
+      <w:pPr>
+        <w:spacing w:line="336" w:lineRule="auto" w:after="180"/>
+      </w:pPr>
+      <w:r>
+        <w:rPr>
+          <w:b w:val="0"/>
+        </w:rPr>
         <w:t>Which labelled step matches this detail? The saved totals cannot tell which box has more red pencils.</w:t>
       </w:r>
     </w:p>
     <w:p>
-      <w:r>
+      <w:pPr>
+        <w:spacing w:line="336" w:lineRule="auto" w:after="180"/>
+        <w:shd w:fill="F4F9FC"/>
+      </w:pPr>
+      <w:r>
+        <w:rPr>
+          <w:b w:val="0"/>
+        </w:rPr>
         <w:t>1. Add counts</w:t>
       </w:r>
     </w:p>
     <w:p>
-      <w:r>
+      <w:pPr>
+        <w:spacing w:line="336" w:lineRule="auto" w:after="180"/>
+        <w:shd w:fill="F4F9FC"/>
+      </w:pPr>
+      <w:r>
+        <w:rPr>
+          <w:b w:val="0"/>
+        </w:rPr>
         <w:t>2. Read colours</w:t>
       </w:r>
     </w:p>
     <w:p>
-      <w:r>
+      <w:pPr>
+        <w:spacing w:line="336" w:lineRule="auto" w:after="180"/>
+        <w:shd w:fill="F4F9FC"/>
+      </w:pPr>
+      <w:r>
+        <w:rPr>
+          <w:b w:val="0"/>
+        </w:rPr>
         <w:t>3. Ask a new question</w:t>
       </w:r>
     </w:p>
     <w:p>
-      <w:r>
+      <w:pPr>
+        <w:spacing w:line="336" w:lineRule="auto" w:after="180"/>
+        <w:shd w:fill="F4F9FC"/>
+      </w:pPr>
+      <w:r>
+        <w:rPr>
+          <w:b w:val="0"/>
+        </w:rPr>
         <w:t>4. Store total</w:t>
       </w:r>
     </w:p>
@@ -3873,41 +7195,179 @@
       </w:r>
     </w:p>
     <w:p>
-      <w:r>
+      <w:pPr>
+        <w:pStyle w:val="Heading3"/>
+      </w:pPr>
+      <w:r>
+        <w:t>Hint · try first</w:t>
+      </w:r>
+    </w:p>
+    <w:p>
+      <w:pPr>
+        <w:spacing w:line="336" w:lineRule="auto" w:after="180"/>
+        <w:shd w:fill="F1F6F8"/>
+      </w:pPr>
+      <w:r>
+        <w:rPr>
+          <w:b w:val="0"/>
+        </w:rPr>
         <w:t>Hint if needed: Read the steps in the pictorial case. Match the supplied detail to the stage that performs or records it.</w:t>
       </w:r>
     </w:p>
     <w:p>
-      <w:r>
-        <w:t>After your attempt, compare with the supported explanation: Ask a new question The saved totals cannot tell which box has more red pencils. Adding preserves the number of pencils but discards how that number was divided between colours. Both distinct inputs lead to the same stored output. Working backwards from 6 therefore has several possible answers; it is not an instruction to divide equally.</w:t>
-      </w:r>
-    </w:p>
-    <w:p>
       <w:pPr>
         <w:pStyle w:val="Heading3"/>
       </w:pPr>
       <w:r>
+        <w:t>Feedback · compare after trying</w:t>
+      </w:r>
+    </w:p>
+    <w:p>
+      <w:pPr>
+        <w:spacing w:line="336" w:lineRule="auto" w:after="180"/>
+        <w:shd w:fill="F1F6FC"/>
+      </w:pPr>
+      <w:r>
+        <w:rPr>
+          <w:b w:val="0"/>
+        </w:rPr>
+        <w:t>After your attempt, compare with the supported explanation: Ask a new question The saved totals cannot tell which box has more red pencils.</w:t>
+      </w:r>
+    </w:p>
+    <w:p>
+      <w:pPr>
+        <w:spacing w:line="336" w:lineRule="auto" w:after="180"/>
+        <w:shd w:fill="F1F6FC"/>
+      </w:pPr>
+      <w:r>
+        <w:rPr>
+          <w:b w:val="0"/>
+        </w:rPr>
+        <w:t xml:space="preserve">Adding preserves the number of pencils but discards how that number was divided between colours. Both distinct </w:t>
+      </w:r>
+      <w:r>
+        <w:rPr>
+          <w:b/>
+        </w:rPr>
+        <w:t>input</w:t>
+      </w:r>
+      <w:r>
+        <w:rPr>
+          <w:b w:val="0"/>
+        </w:rPr>
+        <w:t xml:space="preserve">s lead to the same stored </w:t>
+      </w:r>
+      <w:r>
+        <w:rPr>
+          <w:b/>
+        </w:rPr>
+        <w:t>output</w:t>
+      </w:r>
+      <w:r>
+        <w:rPr>
+          <w:b w:val="0"/>
+        </w:rPr>
+        <w:t>.</w:t>
+      </w:r>
+    </w:p>
+    <w:p>
+      <w:pPr>
+        <w:spacing w:line="336" w:lineRule="auto" w:after="180"/>
+        <w:shd w:fill="F1F6FC"/>
+      </w:pPr>
+      <w:r>
+        <w:rPr>
+          <w:b w:val="0"/>
+        </w:rPr>
+        <w:t>Working backwards from 6 therefore has several possible answers; it is not an instruction to divide equally.</w:t>
+      </w:r>
+    </w:p>
+    <w:p>
+      <w:pPr>
+        <w:pStyle w:val="Heading3"/>
+      </w:pPr>
+      <w:r>
         <w:t>Practice 2: explain the deciding evidence</w:t>
       </w:r>
     </w:p>
     <w:p>
-      <w:r>
+      <w:pPr>
+        <w:pStyle w:val="Heading3"/>
+      </w:pPr>
+      <w:r>
+        <w:t>Changed case · predict first</w:t>
+      </w:r>
+    </w:p>
+    <w:p>
+      <w:pPr>
+        <w:spacing w:line="336" w:lineRule="auto" w:after="180"/>
+        <w:shd w:fill="F5F1FB"/>
+      </w:pPr>
+      <w:r>
+        <w:rPr>
+          <w:b w:val="0"/>
+        </w:rPr>
         <w:t>Changed-case practice: Store red count alongside total. Which conclusion is supported by the supplied facts?</w:t>
       </w:r>
     </w:p>
     <w:p>
-      <w:r>
+      <w:pPr>
+        <w:spacing w:line="336" w:lineRule="auto" w:after="180"/>
+        <w:shd w:fill="F4F9FC"/>
+      </w:pPr>
+      <w:r>
+        <w:rPr>
+          <w:b w:val="0"/>
+        </w:rPr>
         <w:t>1. The records become (6,2) and (6,5).</w:t>
       </w:r>
     </w:p>
     <w:p>
-      <w:r>
-        <w:t>2. This one example guarantees correct results for every future input.</w:t>
-      </w:r>
-    </w:p>
-    <w:p>
-      <w:r>
-        <w:t>3. We can decide the result without examining the changed input or the procedure.</w:t>
+      <w:pPr>
+        <w:spacing w:line="336" w:lineRule="auto" w:after="180"/>
+        <w:shd w:fill="F4F9FC"/>
+      </w:pPr>
+      <w:r>
+        <w:rPr>
+          <w:b w:val="0"/>
+        </w:rPr>
+        <w:t xml:space="preserve">2. This one example guarantees correct results for every future </w:t>
+      </w:r>
+      <w:r>
+        <w:rPr>
+          <w:b/>
+        </w:rPr>
+        <w:t>input</w:t>
+      </w:r>
+      <w:r>
+        <w:rPr>
+          <w:b w:val="0"/>
+        </w:rPr>
+        <w:t>.</w:t>
+      </w:r>
+    </w:p>
+    <w:p>
+      <w:pPr>
+        <w:spacing w:line="336" w:lineRule="auto" w:after="180"/>
+        <w:shd w:fill="F4F9FC"/>
+      </w:pPr>
+      <w:r>
+        <w:rPr>
+          <w:b w:val="0"/>
+        </w:rPr>
+        <w:t xml:space="preserve">3. We can decide the result without examining the changed </w:t>
+      </w:r>
+      <w:r>
+        <w:rPr>
+          <w:b/>
+        </w:rPr>
+        <w:t>input</w:t>
+      </w:r>
+      <w:r>
+        <w:rPr>
+          <w:b w:val="0"/>
+        </w:rPr>
+        <w:t xml:space="preserve"> or the procedure.</w:t>
       </w:r>
     </w:p>
     <w:p>
@@ -3944,12 +7404,54 @@
       </w:r>
     </w:p>
     <w:p>
-      <w:r>
-        <w:t>Hint if needed: Use the changed condition and the deciding step in the pictorial trace. The answer must say what follows from those facts.</w:t>
-      </w:r>
-    </w:p>
-    <w:p>
-      <w:r>
+      <w:pPr>
+        <w:pStyle w:val="Heading3"/>
+      </w:pPr>
+      <w:r>
+        <w:t>Hint · try first</w:t>
+      </w:r>
+    </w:p>
+    <w:p>
+      <w:pPr>
+        <w:spacing w:line="336" w:lineRule="auto" w:after="180"/>
+        <w:shd w:fill="F1F6F8"/>
+      </w:pPr>
+      <w:r>
+        <w:rPr>
+          <w:b w:val="0"/>
+        </w:rPr>
+        <w:t xml:space="preserve">Hint if needed: Use the changed condition and the deciding step in the pictorial </w:t>
+      </w:r>
+      <w:r>
+        <w:rPr>
+          <w:b/>
+        </w:rPr>
+        <w:t>trace</w:t>
+      </w:r>
+      <w:r>
+        <w:rPr>
+          <w:b w:val="0"/>
+        </w:rPr>
+        <w:t>. The answer must say what follows from those facts.</w:t>
+      </w:r>
+    </w:p>
+    <w:p>
+      <w:pPr>
+        <w:pStyle w:val="Heading3"/>
+      </w:pPr>
+      <w:r>
+        <w:t>Feedback · compare after trying</w:t>
+      </w:r>
+    </w:p>
+    <w:p>
+      <w:pPr>
+        <w:spacing w:line="336" w:lineRule="auto" w:after="180"/>
+        <w:shd w:fill="F1F6FC"/>
+      </w:pPr>
+      <w:r>
+        <w:rPr>
+          <w:b w:val="0"/>
+        </w:rPr>
         <w:t>After your attempt, compare with the supported explanation: The records become (6,2) and (6,5). Blue count can now be recovered by total minus red, assuming these are the only colours.</w:t>
       </w:r>
     </w:p>
@@ -3962,8 +7464,25 @@
       </w:r>
     </w:p>
     <w:p>
-      <w:r>
-        <w:t>Review AI or Not? (ai-1/1). Goal: Distinguish an observed result from an explanation of how it was produced. Short practice: Point to the learned stage. Does the changed display prove the weather forecast changed?. Return to this week and explain what you changed.</w:t>
+      <w:pPr>
+        <w:spacing w:line="336" w:lineRule="auto" w:after="180"/>
+      </w:pPr>
+      <w:r>
+        <w:rPr>
+          <w:b w:val="0"/>
+        </w:rPr>
+        <w:t>Review AI or Not? (ai-1/1). Goal: Distinguish an observed result from an explanation of how it was produced. Short practice: Point to the learned stage. Does the changed display prove the weather forecast changed?.</w:t>
+      </w:r>
+    </w:p>
+    <w:p>
+      <w:pPr>
+        <w:spacing w:line="336" w:lineRule="auto" w:after="180"/>
+      </w:pPr>
+      <w:r>
+        <w:rPr>
+          <w:b w:val="0"/>
+        </w:rPr>
+        <w:t>Return to this week and explain what you changed.</w:t>
       </w:r>
     </w:p>
     <w:p>
@@ -3975,8 +7494,592 @@
       </w:r>
     </w:p>
     <w:p>
-      <w:r>
-        <w:t>Use Download completed work in the hosted lesson to export your answers, reflections, practice feedback and code-run evidence. Open the HTML copy to read or print it. Drafts stay in this browser when storage is available; clear drafts on a shared device.</w:t>
+      <w:pPr>
+        <w:spacing w:line="336" w:lineRule="auto" w:after="180"/>
+      </w:pPr>
+      <w:r>
+        <w:rPr>
+          <w:b w:val="0"/>
+        </w:rPr>
+        <w:t xml:space="preserve">Use Download completed work in the hosted lesson to export your answers, reflections, practice feedback and code-run </w:t>
+      </w:r>
+      <w:r>
+        <w:rPr>
+          <w:b/>
+        </w:rPr>
+        <w:t>evidence</w:t>
+      </w:r>
+      <w:r>
+        <w:rPr>
+          <w:b w:val="0"/>
+        </w:rPr>
+        <w:t>. Open the HTML copy to read or print it.</w:t>
+      </w:r>
+    </w:p>
+    <w:p>
+      <w:pPr>
+        <w:spacing w:line="336" w:lineRule="auto" w:after="180"/>
+      </w:pPr>
+      <w:r>
+        <w:rPr>
+          <w:b w:val="0"/>
+        </w:rPr>
+        <w:t>Drafts stay in this browser when storage is available; clear drafts on a shared device.</w:t>
+      </w:r>
+    </w:p>
+    <w:p>
+      <w:pPr>
+        <w:pStyle w:val="Heading1"/>
+      </w:pPr>
+      <w:r>
+        <w:t>18. Visual concept journey</w:t>
+      </w:r>
+    </w:p>
+    <w:p>
+      <w:r>
+        <w:t>Explain each Input, Process, Output graphic using its labels, deciding evidence and relevant limitation.</w:t>
+      </w:r>
+    </w:p>
+    <w:p>
+      <w:pPr>
+        <w:pStyle w:val="Heading3"/>
+      </w:pPr>
+      <w:r>
+        <w:t>01. Input, Process, Output: the case</w:t>
+      </w:r>
+    </w:p>
+    <w:p>
+      <w:r>
+        <w:drawing>
+          <wp:inline xmlns:a="http://schemas.openxmlformats.org/drawingml/2006/main" xmlns:pic="http://schemas.openxmlformats.org/drawingml/2006/picture">
+            <wp:extent cx="5486400" cy="2834640"/>
+            <wp:docPr id="23" name="Picture 23" descr="A fictional classroom cupboard records coloured pencils, then reports just a total. Supplied facts: Box A has 2 red and 4 blue pencils. Box B has 5 red and 1 blue. The process adds colour counts and stores only the total, not the two counts."/>
+            <wp:cNvGraphicFramePr>
+              <a:graphicFrameLocks noChangeAspect="1"/>
+            </wp:cNvGraphicFramePr>
+            <a:graphic>
+              <a:graphicData uri="http://schemas.openxmlformats.org/drawingml/2006/picture">
+                <pic:pic>
+                  <pic:nvPicPr>
+                    <pic:cNvPr id="0" name="academy-story-ai-1-2-01.png"/>
+                    <pic:cNvPicPr/>
+                  </pic:nvPicPr>
+                  <pic:blipFill>
+                    <a:blip r:embed="rId31"/>
+                    <a:stretch>
+                      <a:fillRect/>
+                    </a:stretch>
+                  </pic:blipFill>
+                  <pic:spPr>
+                    <a:xfrm>
+                      <a:off x="0" y="0"/>
+                      <a:ext cx="5486400" cy="2834640"/>
+                    </a:xfrm>
+                    <a:prstGeom prst="rect"/>
+                  </pic:spPr>
+                </pic:pic>
+              </a:graphicData>
+            </a:graphic>
+          </wp:inline>
+        </w:drawing>
+      </w:r>
+    </w:p>
+    <w:p>
+      <w:pPr>
+        <w:spacing w:line="336" w:lineRule="auto" w:after="180"/>
+      </w:pPr>
+      <w:r>
+        <w:rPr>
+          <w:b w:val="0"/>
+        </w:rPr>
+        <w:t>A fictional classroom cupboard records coloured pencils, then reports just a total. Supplied facts: Box A has 2 red and 4 blue pencils. Box B has 5 red and 1 blue.</w:t>
+      </w:r>
+    </w:p>
+    <w:p>
+      <w:pPr>
+        <w:spacing w:line="336" w:lineRule="auto" w:after="180"/>
+      </w:pPr>
+      <w:r>
+        <w:rPr>
+          <w:b w:val="0"/>
+        </w:rPr>
+        <w:t xml:space="preserve">The </w:t>
+      </w:r>
+      <w:r>
+        <w:rPr>
+          <w:b/>
+        </w:rPr>
+        <w:t>process</w:t>
+      </w:r>
+      <w:r>
+        <w:rPr>
+          <w:b w:val="0"/>
+        </w:rPr>
+        <w:t xml:space="preserve"> adds colour counts and stores only the total, not the two counts.</w:t>
+      </w:r>
+    </w:p>
+    <w:p>
+      <w:pPr>
+        <w:spacing w:line="336" w:lineRule="auto" w:after="180"/>
+        <w:shd w:fill="F5F1FB"/>
+      </w:pPr>
+      <w:r>
+        <w:rPr>
+          <w:b w:val="0"/>
+        </w:rPr>
+        <w:t>Point to the given fact that matters most. Explain why it matters.</w:t>
+      </w:r>
+    </w:p>
+    <w:p>
+      <w:pPr>
+        <w:pStyle w:val="Heading3"/>
+      </w:pPr>
+      <w:r>
+        <w:t>02. Follow the deciding steps</w:t>
+      </w:r>
+    </w:p>
+    <w:p>
+      <w:r>
+        <w:drawing>
+          <wp:inline xmlns:a="http://schemas.openxmlformats.org/drawingml/2006/main" xmlns:pic="http://schemas.openxmlformats.org/drawingml/2006/picture">
+            <wp:extent cx="5486400" cy="4005072"/>
+            <wp:docPr id="24" name="Picture 24" descr="Read colours: A: red 2, blue 4. B: red 5, blue 1. → Add counts: A: 2+4=6. B: 5+1=6. → Store total: Both records become total 6. → Ask a new question: The saved totals cannot tell which box has more red pencils."/>
+            <wp:cNvGraphicFramePr>
+              <a:graphicFrameLocks noChangeAspect="1"/>
+            </wp:cNvGraphicFramePr>
+            <a:graphic>
+              <a:graphicData uri="http://schemas.openxmlformats.org/drawingml/2006/picture">
+                <pic:pic>
+                  <pic:nvPicPr>
+                    <pic:cNvPr id="0" name="academy-story-ai-1-2-02.png"/>
+                    <pic:cNvPicPr/>
+                  </pic:nvPicPr>
+                  <pic:blipFill>
+                    <a:blip r:embed="rId32"/>
+                    <a:stretch>
+                      <a:fillRect/>
+                    </a:stretch>
+                  </pic:blipFill>
+                  <pic:spPr>
+                    <a:xfrm>
+                      <a:off x="0" y="0"/>
+                      <a:ext cx="5486400" cy="4005072"/>
+                    </a:xfrm>
+                    <a:prstGeom prst="rect"/>
+                  </pic:spPr>
+                </pic:pic>
+              </a:graphicData>
+            </a:graphic>
+          </wp:inline>
+        </w:drawing>
+      </w:r>
+    </w:p>
+    <w:p>
+      <w:pPr>
+        <w:spacing w:line="336" w:lineRule="auto" w:after="180"/>
+      </w:pPr>
+      <w:r>
+        <w:rPr>
+          <w:b w:val="0"/>
+        </w:rPr>
+        <w:t>Read colours: A: red 2, blue 4. B: red 5, blue 1. → Add counts: A: 2+4=6. B: 5+1=6. → Store total: Both records become total 6. → Ask a new question: The saved totals cannot tell which box has more red pencils.</w:t>
+      </w:r>
+    </w:p>
+    <w:p>
+      <w:pPr>
+        <w:spacing w:line="336" w:lineRule="auto" w:after="180"/>
+        <w:shd w:fill="F5F1FB"/>
+      </w:pPr>
+      <w:r>
+        <w:rPr>
+          <w:b w:val="0"/>
+        </w:rPr>
+        <w:t xml:space="preserve">Point to each numbered stage and explain which recorded </w:t>
+      </w:r>
+      <w:r>
+        <w:rPr>
+          <w:b/>
+        </w:rPr>
+        <w:t>input</w:t>
+      </w:r>
+      <w:r>
+        <w:rPr>
+          <w:b w:val="0"/>
+        </w:rPr>
+        <w:t xml:space="preserve"> it uses.</w:t>
+      </w:r>
+    </w:p>
+    <w:p>
+      <w:pPr>
+        <w:pStyle w:val="Heading3"/>
+      </w:pPr>
+      <w:r>
+        <w:t>03. Different pencil colours. The same total.</w:t>
+      </w:r>
+    </w:p>
+    <w:p>
+      <w:r>
+        <w:drawing>
+          <wp:inline xmlns:a="http://schemas.openxmlformats.org/drawingml/2006/main" xmlns:pic="http://schemas.openxmlformats.org/drawingml/2006/picture">
+            <wp:extent cx="5486400" cy="3014472"/>
+            <wp:docPr id="25" name="Picture 25" descr="Box A: 2 red pencils and 4 blue, total 6. Box B: 5 red pencils and 1 blue, total 6. The equal totals do not preserve the colour counts."/>
+            <wp:cNvGraphicFramePr>
+              <a:graphicFrameLocks noChangeAspect="1"/>
+            </wp:cNvGraphicFramePr>
+            <a:graphic>
+              <a:graphicData uri="http://schemas.openxmlformats.org/drawingml/2006/picture">
+                <pic:pic>
+                  <pic:nvPicPr>
+                    <pic:cNvPr id="0" name="academy-story-ai-1-2-03.png"/>
+                    <pic:cNvPicPr/>
+                  </pic:nvPicPr>
+                  <pic:blipFill>
+                    <a:blip r:embed="rId33"/>
+                    <a:stretch>
+                      <a:fillRect/>
+                    </a:stretch>
+                  </pic:blipFill>
+                  <pic:spPr>
+                    <a:xfrm>
+                      <a:off x="0" y="0"/>
+                      <a:ext cx="5486400" cy="3014472"/>
+                    </a:xfrm>
+                    <a:prstGeom prst="rect"/>
+                  </pic:spPr>
+                </pic:pic>
+              </a:graphicData>
+            </a:graphic>
+          </wp:inline>
+        </w:drawing>
+      </w:r>
+    </w:p>
+    <w:p>
+      <w:pPr>
+        <w:spacing w:line="336" w:lineRule="auto" w:after="180"/>
+      </w:pPr>
+      <w:r>
+        <w:rPr>
+          <w:b w:val="0"/>
+        </w:rPr>
+        <w:t>Box A: 2 red pencils and 4 blue, total 6. Box B: 5 red pencils and 1 blue, total 6. The equal totals do not preserve the colour counts.</w:t>
+      </w:r>
+    </w:p>
+    <w:p>
+      <w:pPr>
+        <w:spacing w:line="336" w:lineRule="auto" w:after="180"/>
+        <w:shd w:fill="F5F1FB"/>
+      </w:pPr>
+      <w:r>
+        <w:rPr>
+          <w:b w:val="0"/>
+        </w:rPr>
+        <w:t>Read the labels and values. Explain the relationship the model shows.</w:t>
+      </w:r>
+    </w:p>
+    <w:p>
+      <w:pPr>
+        <w:pStyle w:val="Heading3"/>
+      </w:pPr>
+      <w:r>
+        <w:t>04. Change one thing. Trace what follows.</w:t>
+      </w:r>
+    </w:p>
+    <w:p>
+      <w:r>
+        <w:drawing>
+          <wp:inline xmlns:a="http://schemas.openxmlformats.org/drawingml/2006/main" xmlns:pic="http://schemas.openxmlformats.org/drawingml/2006/picture">
+            <wp:extent cx="5486400" cy="3026664"/>
+            <wp:docPr id="26" name="Picture 26" descr="Original case: The saved totals cannot tell which box has more red pencils. Changed condition: Store red count alongside total. Expected result: The records become (6,2) and (6,5). Reason: Blue count can now be recovered by total minus red, assuming these are the only colours."/>
+            <wp:cNvGraphicFramePr>
+              <a:graphicFrameLocks noChangeAspect="1"/>
+            </wp:cNvGraphicFramePr>
+            <a:graphic>
+              <a:graphicData uri="http://schemas.openxmlformats.org/drawingml/2006/picture">
+                <pic:pic>
+                  <pic:nvPicPr>
+                    <pic:cNvPr id="0" name="academy-story-ai-1-2-04.png"/>
+                    <pic:cNvPicPr/>
+                  </pic:nvPicPr>
+                  <pic:blipFill>
+                    <a:blip r:embed="rId34"/>
+                    <a:stretch>
+                      <a:fillRect/>
+                    </a:stretch>
+                  </pic:blipFill>
+                  <pic:spPr>
+                    <a:xfrm>
+                      <a:off x="0" y="0"/>
+                      <a:ext cx="5486400" cy="3026664"/>
+                    </a:xfrm>
+                    <a:prstGeom prst="rect"/>
+                  </pic:spPr>
+                </pic:pic>
+              </a:graphicData>
+            </a:graphic>
+          </wp:inline>
+        </w:drawing>
+      </w:r>
+    </w:p>
+    <w:p>
+      <w:pPr>
+        <w:spacing w:line="336" w:lineRule="auto" w:after="180"/>
+      </w:pPr>
+      <w:r>
+        <w:rPr>
+          <w:b w:val="0"/>
+        </w:rPr>
+        <w:t>Original case: The saved totals cannot tell which box has more red pencils. Changed condition: Store red count alongside total. Expected result: The records become (6,2) and (6,5).</w:t>
+      </w:r>
+    </w:p>
+    <w:p>
+      <w:pPr>
+        <w:spacing w:line="336" w:lineRule="auto" w:after="180"/>
+      </w:pPr>
+      <w:r>
+        <w:rPr>
+          <w:b w:val="0"/>
+        </w:rPr>
+        <w:t>Reason: Blue count can now be recovered by total minus red, assuming these are the only colours.</w:t>
+      </w:r>
+    </w:p>
+    <w:p>
+      <w:pPr>
+        <w:spacing w:line="336" w:lineRule="auto" w:after="180"/>
+        <w:shd w:fill="F5F1FB"/>
+      </w:pPr>
+      <w:r>
+        <w:rPr>
+          <w:b w:val="0"/>
+        </w:rPr>
+        <w:t>Predict before checking the worked changed-case result. Name what changed and what the supplied facts allow you to conclude.</w:t>
+      </w:r>
+    </w:p>
+    <w:p>
+      <w:pPr>
+        <w:pStyle w:val="Heading3"/>
+      </w:pPr>
+      <w:r>
+        <w:t>05. Connect the explanation to its limit</w:t>
+      </w:r>
+    </w:p>
+    <w:p>
+      <w:r>
+        <w:drawing>
+          <wp:inline xmlns:a="http://schemas.openxmlformats.org/drawingml/2006/main" xmlns:pic="http://schemas.openxmlformats.org/drawingml/2006/picture">
+            <wp:extent cx="5486400" cy="2834640"/>
+            <wp:docPr id="27" name="Picture 27" descr="Adding preserves the number of pencils but discards how that number was divided between colours. Both distinct inputs lead to the same stored output. Working backwards from 6 therefore has several possible answers; it is not an instruction to divide equally. Limit: The two-colour assumption matters. Extra colours would prevent inferring blue from total and red alone."/>
+            <wp:cNvGraphicFramePr>
+              <a:graphicFrameLocks noChangeAspect="1"/>
+            </wp:cNvGraphicFramePr>
+            <a:graphic>
+              <a:graphicData uri="http://schemas.openxmlformats.org/drawingml/2006/picture">
+                <pic:pic>
+                  <pic:nvPicPr>
+                    <pic:cNvPr id="0" name="academy-story-ai-1-2-05.png"/>
+                    <pic:cNvPicPr/>
+                  </pic:nvPicPr>
+                  <pic:blipFill>
+                    <a:blip r:embed="rId35"/>
+                    <a:stretch>
+                      <a:fillRect/>
+                    </a:stretch>
+                  </pic:blipFill>
+                  <pic:spPr>
+                    <a:xfrm>
+                      <a:off x="0" y="0"/>
+                      <a:ext cx="5486400" cy="2834640"/>
+                    </a:xfrm>
+                    <a:prstGeom prst="rect"/>
+                  </pic:spPr>
+                </pic:pic>
+              </a:graphicData>
+            </a:graphic>
+          </wp:inline>
+        </w:drawing>
+      </w:r>
+    </w:p>
+    <w:p>
+      <w:pPr>
+        <w:spacing w:line="336" w:lineRule="auto" w:after="180"/>
+      </w:pPr>
+      <w:r>
+        <w:rPr>
+          <w:b w:val="0"/>
+        </w:rPr>
+        <w:t xml:space="preserve">Adding preserves the number of pencils but discards how that number was divided between colours. Both distinct </w:t>
+      </w:r>
+      <w:r>
+        <w:rPr>
+          <w:b/>
+        </w:rPr>
+        <w:t>input</w:t>
+      </w:r>
+      <w:r>
+        <w:rPr>
+          <w:b w:val="0"/>
+        </w:rPr>
+        <w:t xml:space="preserve">s lead to the same stored </w:t>
+      </w:r>
+      <w:r>
+        <w:rPr>
+          <w:b/>
+        </w:rPr>
+        <w:t>output</w:t>
+      </w:r>
+      <w:r>
+        <w:rPr>
+          <w:b w:val="0"/>
+        </w:rPr>
+        <w:t>.</w:t>
+      </w:r>
+    </w:p>
+    <w:p>
+      <w:pPr>
+        <w:spacing w:line="336" w:lineRule="auto" w:after="180"/>
+      </w:pPr>
+      <w:r>
+        <w:rPr>
+          <w:b w:val="0"/>
+        </w:rPr>
+        <w:t>Working backwards from 6 therefore has several possible answers; it is not an instruction to divide equally. Limit: The two-colour assumption matters. Extra colours would prevent inferring blue from total and red alone.</w:t>
+      </w:r>
+    </w:p>
+    <w:p>
+      <w:pPr>
+        <w:spacing w:line="336" w:lineRule="auto" w:after="180"/>
+        <w:shd w:fill="F5F1FB"/>
+      </w:pPr>
+      <w:r>
+        <w:rPr>
+          <w:b w:val="0"/>
+        </w:rPr>
+        <w:t>Explain the case, then point to a limit on the claim.</w:t>
+      </w:r>
+    </w:p>
+    <w:p>
+      <w:pPr>
+        <w:pStyle w:val="Heading3"/>
+      </w:pPr>
+      <w:r>
+        <w:t>06. Make the idea visible in your project</w:t>
+      </w:r>
+    </w:p>
+    <w:p>
+      <w:r>
+        <w:drawing>
+          <wp:inline xmlns:a="http://schemas.openxmlformats.org/drawingml/2006/main" xmlns:pic="http://schemas.openxmlformats.org/drawingml/2006/picture">
+            <wp:extent cx="5486400" cy="3380232"/>
+            <wp:docPr id="28" name="Picture 28" descr="Choose sorter inputs that retain the clues needed for its decision; draw the transformation and identify discarded details. Draw your input, deciding step, result and limit. Supported question: Use the richer record to find blue pencils in Box B. Explain why total alone was insufficient."/>
+            <wp:cNvGraphicFramePr>
+              <a:graphicFrameLocks noChangeAspect="1"/>
+            </wp:cNvGraphicFramePr>
+            <a:graphic>
+              <a:graphicData uri="http://schemas.openxmlformats.org/drawingml/2006/picture">
+                <pic:pic>
+                  <pic:nvPicPr>
+                    <pic:cNvPr id="0" name="academy-story-ai-1-2-06.png"/>
+                    <pic:cNvPicPr/>
+                  </pic:nvPicPr>
+                  <pic:blipFill>
+                    <a:blip r:embed="rId36"/>
+                    <a:stretch>
+                      <a:fillRect/>
+                    </a:stretch>
+                  </pic:blipFill>
+                  <pic:spPr>
+                    <a:xfrm>
+                      <a:off x="0" y="0"/>
+                      <a:ext cx="5486400" cy="3380232"/>
+                    </a:xfrm>
+                    <a:prstGeom prst="rect"/>
+                  </pic:spPr>
+                </pic:pic>
+              </a:graphicData>
+            </a:graphic>
+          </wp:inline>
+        </w:drawing>
+      </w:r>
+    </w:p>
+    <w:p>
+      <w:pPr>
+        <w:spacing w:line="336" w:lineRule="auto" w:after="180"/>
+      </w:pPr>
+      <w:r>
+        <w:rPr>
+          <w:b w:val="0"/>
+        </w:rPr>
+        <w:t xml:space="preserve">Choose sorter </w:t>
+      </w:r>
+      <w:r>
+        <w:rPr>
+          <w:b/>
+        </w:rPr>
+        <w:t>input</w:t>
+      </w:r>
+      <w:r>
+        <w:rPr>
+          <w:b w:val="0"/>
+        </w:rPr>
+        <w:t xml:space="preserve">s that retain the clues needed for its decision; draw the transformation and identify discarded details. Draw your </w:t>
+      </w:r>
+      <w:r>
+        <w:rPr>
+          <w:b/>
+        </w:rPr>
+        <w:t>input</w:t>
+      </w:r>
+      <w:r>
+        <w:rPr>
+          <w:b w:val="0"/>
+        </w:rPr>
+        <w:t>, deciding step, result and limit.</w:t>
+      </w:r>
+    </w:p>
+    <w:p>
+      <w:pPr>
+        <w:spacing w:line="336" w:lineRule="auto" w:after="180"/>
+      </w:pPr>
+      <w:r>
+        <w:rPr>
+          <w:b w:val="0"/>
+        </w:rPr>
+        <w:t>Supported question: Use the richer record to find blue pencils in Box B. Explain why total alone was insufficient.</w:t>
+      </w:r>
+    </w:p>
+    <w:p>
+      <w:pPr>
+        <w:spacing w:line="336" w:lineRule="auto" w:after="180"/>
+        <w:shd w:fill="F5F1FB"/>
+      </w:pPr>
+      <w:r>
+        <w:rPr>
+          <w:b w:val="0"/>
+        </w:rPr>
+        <w:t xml:space="preserve">Draw your project </w:t>
+      </w:r>
+      <w:r>
+        <w:rPr>
+          <w:b/>
+        </w:rPr>
+        <w:t>trace</w:t>
+      </w:r>
+      <w:r>
+        <w:rPr>
+          <w:b w:val="0"/>
+        </w:rPr>
+        <w:t xml:space="preserve"> and justify the deciding step using </w:t>
+      </w:r>
+      <w:r>
+        <w:rPr>
+          <w:b/>
+        </w:rPr>
+        <w:t>evidence</w:t>
+      </w:r>
+      <w:r>
+        <w:rPr>
+          <w:b w:val="0"/>
+        </w:rPr>
+        <w:t>.</w:t>
       </w:r>
     </w:p>
     <w:sectPr>
